--- a/Tugas/Word&PDF/Muhammad Rafly Ash-Shadiq_2510817210004_Tugas3.docx
+++ b/Tugas/Word&PDF/Muhammad Rafly Ash-Shadiq_2510817210004_Tugas3.docx
@@ -727,7 +727,7 @@
               <w:pStyle w:val="ListParagraph"/>
               <w:numPr>
                 <w:ilvl w:val="0"/>
-                <w:numId w:val="24"/>
+                <w:numId w:val="25"/>
               </w:numPr>
               <w:rPr>
                 <w:rFonts w:ascii="Courier New" w:hAnsi="Courier New" w:cs="Courier New"/>
@@ -764,7 +764,7 @@
               <w:pStyle w:val="ListParagraph"/>
               <w:numPr>
                 <w:ilvl w:val="0"/>
-                <w:numId w:val="24"/>
+                <w:numId w:val="25"/>
               </w:numPr>
               <w:rPr>
                 <w:rFonts w:ascii="Courier New" w:hAnsi="Courier New" w:cs="Courier New"/>
@@ -815,7 +815,7 @@
               <w:pStyle w:val="ListParagraph"/>
               <w:numPr>
                 <w:ilvl w:val="0"/>
-                <w:numId w:val="24"/>
+                <w:numId w:val="25"/>
               </w:numPr>
               <w:rPr>
                 <w:rFonts w:ascii="Courier New" w:hAnsi="Courier New" w:cs="Courier New"/>
@@ -866,38 +866,38 @@
               <w:pStyle w:val="ListParagraph"/>
               <w:numPr>
                 <w:ilvl w:val="0"/>
-                <w:numId w:val="24"/>
-              </w:numPr>
-              <w:rPr>
-                <w:rFonts w:ascii="Courier New" w:hAnsi="Courier New" w:cs="Courier New"/>
-              </w:rPr>
-            </w:pPr>
-          </w:p>
-        </w:tc>
-        <w:tc>
-          <w:tcPr>
-            <w:tcW w:w="8454" w:type="dxa"/>
-          </w:tcPr>
-          <w:p>
-            <w:pPr>
-              <w:rPr>
-                <w:rFonts w:ascii="Courier New" w:hAnsi="Courier New" w:cs="Courier New"/>
-              </w:rPr>
-            </w:pPr>
-          </w:p>
-        </w:tc>
-      </w:tr>
-      <w:tr>
-        <w:tc>
-          <w:tcPr>
-            <w:tcW w:w="562" w:type="dxa"/>
-          </w:tcPr>
-          <w:p>
-            <w:pPr>
-              <w:pStyle w:val="ListParagraph"/>
-              <w:numPr>
-                <w:ilvl w:val="0"/>
-                <w:numId w:val="24"/>
+                <w:numId w:val="25"/>
+              </w:numPr>
+              <w:rPr>
+                <w:rFonts w:ascii="Courier New" w:hAnsi="Courier New" w:cs="Courier New"/>
+              </w:rPr>
+            </w:pPr>
+          </w:p>
+        </w:tc>
+        <w:tc>
+          <w:tcPr>
+            <w:tcW w:w="8454" w:type="dxa"/>
+          </w:tcPr>
+          <w:p>
+            <w:pPr>
+              <w:rPr>
+                <w:rFonts w:ascii="Courier New" w:hAnsi="Courier New" w:cs="Courier New"/>
+              </w:rPr>
+            </w:pPr>
+          </w:p>
+        </w:tc>
+      </w:tr>
+      <w:tr>
+        <w:tc>
+          <w:tcPr>
+            <w:tcW w:w="562" w:type="dxa"/>
+          </w:tcPr>
+          <w:p>
+            <w:pPr>
+              <w:pStyle w:val="ListParagraph"/>
+              <w:numPr>
+                <w:ilvl w:val="0"/>
+                <w:numId w:val="25"/>
               </w:numPr>
               <w:rPr>
                 <w:rFonts w:ascii="Courier New" w:hAnsi="Courier New" w:cs="Courier New"/>
@@ -934,38 +934,38 @@
               <w:pStyle w:val="ListParagraph"/>
               <w:numPr>
                 <w:ilvl w:val="0"/>
-                <w:numId w:val="24"/>
-              </w:numPr>
-              <w:rPr>
-                <w:rFonts w:ascii="Courier New" w:hAnsi="Courier New" w:cs="Courier New"/>
-              </w:rPr>
-            </w:pPr>
-          </w:p>
-        </w:tc>
-        <w:tc>
-          <w:tcPr>
-            <w:tcW w:w="8454" w:type="dxa"/>
-          </w:tcPr>
-          <w:p>
-            <w:pPr>
-              <w:rPr>
-                <w:rFonts w:ascii="Courier New" w:hAnsi="Courier New" w:cs="Courier New"/>
-              </w:rPr>
-            </w:pPr>
-          </w:p>
-        </w:tc>
-      </w:tr>
-      <w:tr>
-        <w:tc>
-          <w:tcPr>
-            <w:tcW w:w="562" w:type="dxa"/>
-          </w:tcPr>
-          <w:p>
-            <w:pPr>
-              <w:pStyle w:val="ListParagraph"/>
-              <w:numPr>
-                <w:ilvl w:val="0"/>
-                <w:numId w:val="24"/>
+                <w:numId w:val="25"/>
+              </w:numPr>
+              <w:rPr>
+                <w:rFonts w:ascii="Courier New" w:hAnsi="Courier New" w:cs="Courier New"/>
+              </w:rPr>
+            </w:pPr>
+          </w:p>
+        </w:tc>
+        <w:tc>
+          <w:tcPr>
+            <w:tcW w:w="8454" w:type="dxa"/>
+          </w:tcPr>
+          <w:p>
+            <w:pPr>
+              <w:rPr>
+                <w:rFonts w:ascii="Courier New" w:hAnsi="Courier New" w:cs="Courier New"/>
+              </w:rPr>
+            </w:pPr>
+          </w:p>
+        </w:tc>
+      </w:tr>
+      <w:tr>
+        <w:tc>
+          <w:tcPr>
+            <w:tcW w:w="562" w:type="dxa"/>
+          </w:tcPr>
+          <w:p>
+            <w:pPr>
+              <w:pStyle w:val="ListParagraph"/>
+              <w:numPr>
+                <w:ilvl w:val="0"/>
+                <w:numId w:val="25"/>
               </w:numPr>
               <w:rPr>
                 <w:rFonts w:ascii="Courier New" w:hAnsi="Courier New" w:cs="Courier New"/>
@@ -1004,7 +1004,7 @@
               <w:pStyle w:val="ListParagraph"/>
               <w:numPr>
                 <w:ilvl w:val="0"/>
-                <w:numId w:val="24"/>
+                <w:numId w:val="25"/>
               </w:numPr>
               <w:rPr>
                 <w:rFonts w:ascii="Courier New" w:hAnsi="Courier New" w:cs="Courier New"/>
@@ -1086,7 +1086,7 @@
               <w:pStyle w:val="ListParagraph"/>
               <w:numPr>
                 <w:ilvl w:val="0"/>
-                <w:numId w:val="24"/>
+                <w:numId w:val="25"/>
               </w:numPr>
               <w:rPr>
                 <w:rFonts w:ascii="Courier New" w:hAnsi="Courier New" w:cs="Courier New"/>
@@ -1110,22 +1110,22 @@
                 <w:rFonts w:ascii="Courier New" w:hAnsi="Courier New" w:cs="Courier New"/>
                 <w:lang w:val="sv-SE"/>
               </w:rPr>
-              <w:t>bool binarySearch(int arr[], int kiri, int kanan, int target);</w:t>
-            </w:r>
-          </w:p>
-        </w:tc>
-      </w:tr>
-      <w:tr>
-        <w:tc>
-          <w:tcPr>
-            <w:tcW w:w="562" w:type="dxa"/>
-          </w:tcPr>
-          <w:p>
-            <w:pPr>
-              <w:pStyle w:val="ListParagraph"/>
-              <w:numPr>
-                <w:ilvl w:val="0"/>
-                <w:numId w:val="24"/>
+              <w:t>int binarySearchCount(int arr[], int kiri, int kanan, int target);</w:t>
+            </w:r>
+          </w:p>
+        </w:tc>
+      </w:tr>
+      <w:tr>
+        <w:tc>
+          <w:tcPr>
+            <w:tcW w:w="562" w:type="dxa"/>
+          </w:tcPr>
+          <w:p>
+            <w:pPr>
+              <w:pStyle w:val="ListParagraph"/>
+              <w:numPr>
+                <w:ilvl w:val="0"/>
+                <w:numId w:val="25"/>
               </w:numPr>
               <w:rPr>
                 <w:rFonts w:ascii="Courier New" w:hAnsi="Courier New" w:cs="Courier New"/>
@@ -1158,7 +1158,7 @@
               <w:pStyle w:val="ListParagraph"/>
               <w:numPr>
                 <w:ilvl w:val="0"/>
-                <w:numId w:val="24"/>
+                <w:numId w:val="25"/>
               </w:numPr>
               <w:rPr>
                 <w:rFonts w:ascii="Courier New" w:hAnsi="Courier New" w:cs="Courier New"/>
@@ -1210,7 +1210,7 @@
               <w:pStyle w:val="ListParagraph"/>
               <w:numPr>
                 <w:ilvl w:val="0"/>
-                <w:numId w:val="24"/>
+                <w:numId w:val="25"/>
               </w:numPr>
               <w:rPr>
                 <w:rFonts w:ascii="Courier New" w:hAnsi="Courier New" w:cs="Courier New"/>
@@ -1275,7 +1275,7 @@
               <w:pStyle w:val="ListParagraph"/>
               <w:numPr>
                 <w:ilvl w:val="0"/>
-                <w:numId w:val="24"/>
+                <w:numId w:val="25"/>
               </w:numPr>
               <w:rPr>
                 <w:rFonts w:ascii="Courier New" w:hAnsi="Courier New" w:cs="Courier New"/>
@@ -1312,38 +1312,38 @@
               <w:pStyle w:val="ListParagraph"/>
               <w:numPr>
                 <w:ilvl w:val="0"/>
-                <w:numId w:val="24"/>
-              </w:numPr>
-              <w:rPr>
-                <w:rFonts w:ascii="Courier New" w:hAnsi="Courier New" w:cs="Courier New"/>
-              </w:rPr>
-            </w:pPr>
-          </w:p>
-        </w:tc>
-        <w:tc>
-          <w:tcPr>
-            <w:tcW w:w="8454" w:type="dxa"/>
-          </w:tcPr>
-          <w:p>
-            <w:pPr>
-              <w:rPr>
-                <w:rFonts w:ascii="Courier New" w:hAnsi="Courier New" w:cs="Courier New"/>
-              </w:rPr>
-            </w:pPr>
-          </w:p>
-        </w:tc>
-      </w:tr>
-      <w:tr>
-        <w:tc>
-          <w:tcPr>
-            <w:tcW w:w="562" w:type="dxa"/>
-          </w:tcPr>
-          <w:p>
-            <w:pPr>
-              <w:pStyle w:val="ListParagraph"/>
-              <w:numPr>
-                <w:ilvl w:val="0"/>
-                <w:numId w:val="24"/>
+                <w:numId w:val="25"/>
+              </w:numPr>
+              <w:rPr>
+                <w:rFonts w:ascii="Courier New" w:hAnsi="Courier New" w:cs="Courier New"/>
+              </w:rPr>
+            </w:pPr>
+          </w:p>
+        </w:tc>
+        <w:tc>
+          <w:tcPr>
+            <w:tcW w:w="8454" w:type="dxa"/>
+          </w:tcPr>
+          <w:p>
+            <w:pPr>
+              <w:rPr>
+                <w:rFonts w:ascii="Courier New" w:hAnsi="Courier New" w:cs="Courier New"/>
+              </w:rPr>
+            </w:pPr>
+          </w:p>
+        </w:tc>
+      </w:tr>
+      <w:tr>
+        <w:tc>
+          <w:tcPr>
+            <w:tcW w:w="562" w:type="dxa"/>
+          </w:tcPr>
+          <w:p>
+            <w:pPr>
+              <w:pStyle w:val="ListParagraph"/>
+              <w:numPr>
+                <w:ilvl w:val="0"/>
+                <w:numId w:val="25"/>
               </w:numPr>
               <w:rPr>
                 <w:rFonts w:ascii="Courier New" w:hAnsi="Courier New" w:cs="Courier New"/>
@@ -1430,7 +1430,7 @@
               <w:pStyle w:val="ListParagraph"/>
               <w:numPr>
                 <w:ilvl w:val="0"/>
-                <w:numId w:val="24"/>
+                <w:numId w:val="25"/>
               </w:numPr>
               <w:rPr>
                 <w:rFonts w:ascii="Courier New" w:hAnsi="Courier New" w:cs="Courier New"/>
@@ -1481,38 +1481,38 @@
               <w:pStyle w:val="ListParagraph"/>
               <w:numPr>
                 <w:ilvl w:val="0"/>
-                <w:numId w:val="24"/>
-              </w:numPr>
-              <w:rPr>
-                <w:rFonts w:ascii="Courier New" w:hAnsi="Courier New" w:cs="Courier New"/>
-              </w:rPr>
-            </w:pPr>
-          </w:p>
-        </w:tc>
-        <w:tc>
-          <w:tcPr>
-            <w:tcW w:w="8454" w:type="dxa"/>
-          </w:tcPr>
-          <w:p>
-            <w:pPr>
-              <w:rPr>
-                <w:rFonts w:ascii="Courier New" w:hAnsi="Courier New" w:cs="Courier New"/>
-              </w:rPr>
-            </w:pPr>
-          </w:p>
-        </w:tc>
-      </w:tr>
-      <w:tr>
-        <w:tc>
-          <w:tcPr>
-            <w:tcW w:w="562" w:type="dxa"/>
-          </w:tcPr>
-          <w:p>
-            <w:pPr>
-              <w:pStyle w:val="ListParagraph"/>
-              <w:numPr>
-                <w:ilvl w:val="0"/>
-                <w:numId w:val="24"/>
+                <w:numId w:val="25"/>
+              </w:numPr>
+              <w:rPr>
+                <w:rFonts w:ascii="Courier New" w:hAnsi="Courier New" w:cs="Courier New"/>
+              </w:rPr>
+            </w:pPr>
+          </w:p>
+        </w:tc>
+        <w:tc>
+          <w:tcPr>
+            <w:tcW w:w="8454" w:type="dxa"/>
+          </w:tcPr>
+          <w:p>
+            <w:pPr>
+              <w:rPr>
+                <w:rFonts w:ascii="Courier New" w:hAnsi="Courier New" w:cs="Courier New"/>
+              </w:rPr>
+            </w:pPr>
+          </w:p>
+        </w:tc>
+      </w:tr>
+      <w:tr>
+        <w:tc>
+          <w:tcPr>
+            <w:tcW w:w="562" w:type="dxa"/>
+          </w:tcPr>
+          <w:p>
+            <w:pPr>
+              <w:pStyle w:val="ListParagraph"/>
+              <w:numPr>
+                <w:ilvl w:val="0"/>
+                <w:numId w:val="25"/>
               </w:numPr>
               <w:rPr>
                 <w:rFonts w:ascii="Courier New" w:hAnsi="Courier New" w:cs="Courier New"/>
@@ -1563,7 +1563,7 @@
               <w:pStyle w:val="ListParagraph"/>
               <w:numPr>
                 <w:ilvl w:val="0"/>
-                <w:numId w:val="24"/>
+                <w:numId w:val="25"/>
               </w:numPr>
               <w:rPr>
                 <w:rFonts w:ascii="Courier New" w:hAnsi="Courier New" w:cs="Courier New"/>
@@ -1613,7 +1613,7 @@
               <w:rPr>
                 <w:rFonts w:ascii="Courier New" w:hAnsi="Courier New" w:cs="Courier New"/>
               </w:rPr>
-              <w:t xml:space="preserve"> data minimal 10" &lt;&lt; </w:t>
+              <w:t xml:space="preserve"> data minimal 10!" &lt;&lt; </w:t>
             </w:r>
             <w:proofErr w:type="spellStart"/>
             <w:r>
@@ -1642,75 +1642,64 @@
               <w:pStyle w:val="ListParagraph"/>
               <w:numPr>
                 <w:ilvl w:val="0"/>
-                <w:numId w:val="24"/>
-              </w:numPr>
-              <w:rPr>
-                <w:rFonts w:ascii="Courier New" w:hAnsi="Courier New" w:cs="Courier New"/>
-              </w:rPr>
-            </w:pPr>
-          </w:p>
-        </w:tc>
-        <w:tc>
-          <w:tcPr>
-            <w:tcW w:w="8454" w:type="dxa"/>
-          </w:tcPr>
-          <w:p>
-            <w:pPr>
-              <w:rPr>
-                <w:rFonts w:ascii="Courier New" w:hAnsi="Courier New" w:cs="Courier New"/>
-                <w:lang w:val="sv-SE"/>
-              </w:rPr>
-            </w:pPr>
-            <w:r>
-              <w:rPr>
-                <w:rFonts w:ascii="Courier New" w:hAnsi="Courier New" w:cs="Courier New"/>
-              </w:rPr>
-              <w:t xml:space="preserve">        </w:t>
-            </w:r>
-            <w:r>
-              <w:rPr>
-                <w:rFonts w:ascii="Courier New" w:hAnsi="Courier New" w:cs="Courier New"/>
-                <w:lang w:val="sv-SE"/>
-              </w:rPr>
-              <w:t>return 0;</w:t>
-            </w:r>
-          </w:p>
-        </w:tc>
-      </w:tr>
-      <w:tr>
-        <w:tc>
-          <w:tcPr>
-            <w:tcW w:w="562" w:type="dxa"/>
-          </w:tcPr>
-          <w:p>
-            <w:pPr>
-              <w:pStyle w:val="ListParagraph"/>
-              <w:numPr>
-                <w:ilvl w:val="0"/>
-                <w:numId w:val="24"/>
-              </w:numPr>
-              <w:rPr>
-                <w:rFonts w:ascii="Courier New" w:hAnsi="Courier New" w:cs="Courier New"/>
-                <w:lang w:val="sv-SE"/>
-              </w:rPr>
-            </w:pPr>
-          </w:p>
-        </w:tc>
-        <w:tc>
-          <w:tcPr>
-            <w:tcW w:w="8454" w:type="dxa"/>
-          </w:tcPr>
-          <w:p>
-            <w:pPr>
-              <w:rPr>
-                <w:rFonts w:ascii="Courier New" w:hAnsi="Courier New" w:cs="Courier New"/>
-                <w:lang w:val="sv-SE"/>
-              </w:rPr>
-            </w:pPr>
-            <w:r>
-              <w:rPr>
-                <w:rFonts w:ascii="Courier New" w:hAnsi="Courier New" w:cs="Courier New"/>
-                <w:lang w:val="sv-SE"/>
+                <w:numId w:val="25"/>
+              </w:numPr>
+              <w:rPr>
+                <w:rFonts w:ascii="Courier New" w:hAnsi="Courier New" w:cs="Courier New"/>
+              </w:rPr>
+            </w:pPr>
+          </w:p>
+        </w:tc>
+        <w:tc>
+          <w:tcPr>
+            <w:tcW w:w="8454" w:type="dxa"/>
+          </w:tcPr>
+          <w:p>
+            <w:pPr>
+              <w:rPr>
+                <w:rFonts w:ascii="Courier New" w:hAnsi="Courier New" w:cs="Courier New"/>
+              </w:rPr>
+            </w:pPr>
+            <w:r>
+              <w:rPr>
+                <w:rFonts w:ascii="Courier New" w:hAnsi="Courier New" w:cs="Courier New"/>
+              </w:rPr>
+              <w:t xml:space="preserve">        return 0;</w:t>
+            </w:r>
+          </w:p>
+        </w:tc>
+      </w:tr>
+      <w:tr>
+        <w:tc>
+          <w:tcPr>
+            <w:tcW w:w="562" w:type="dxa"/>
+          </w:tcPr>
+          <w:p>
+            <w:pPr>
+              <w:pStyle w:val="ListParagraph"/>
+              <w:numPr>
+                <w:ilvl w:val="0"/>
+                <w:numId w:val="25"/>
+              </w:numPr>
+              <w:rPr>
+                <w:rFonts w:ascii="Courier New" w:hAnsi="Courier New" w:cs="Courier New"/>
+              </w:rPr>
+            </w:pPr>
+          </w:p>
+        </w:tc>
+        <w:tc>
+          <w:tcPr>
+            <w:tcW w:w="8454" w:type="dxa"/>
+          </w:tcPr>
+          <w:p>
+            <w:pPr>
+              <w:rPr>
+                <w:rFonts w:ascii="Courier New" w:hAnsi="Courier New" w:cs="Courier New"/>
+              </w:rPr>
+            </w:pPr>
+            <w:r>
+              <w:rPr>
+                <w:rFonts w:ascii="Courier New" w:hAnsi="Courier New" w:cs="Courier New"/>
               </w:rPr>
               <w:t xml:space="preserve">    }</w:t>
             </w:r>
@@ -1727,1021 +1716,119 @@
               <w:pStyle w:val="ListParagraph"/>
               <w:numPr>
                 <w:ilvl w:val="0"/>
-                <w:numId w:val="24"/>
-              </w:numPr>
-              <w:rPr>
-                <w:rFonts w:ascii="Courier New" w:hAnsi="Courier New" w:cs="Courier New"/>
-                <w:lang w:val="sv-SE"/>
-              </w:rPr>
-            </w:pPr>
-          </w:p>
-        </w:tc>
-        <w:tc>
-          <w:tcPr>
-            <w:tcW w:w="8454" w:type="dxa"/>
-          </w:tcPr>
-          <w:p>
-            <w:pPr>
-              <w:rPr>
-                <w:rFonts w:ascii="Courier New" w:hAnsi="Courier New" w:cs="Courier New"/>
-                <w:lang w:val="sv-SE"/>
-              </w:rPr>
-            </w:pPr>
-          </w:p>
-        </w:tc>
-      </w:tr>
-      <w:tr>
-        <w:tc>
-          <w:tcPr>
-            <w:tcW w:w="562" w:type="dxa"/>
-          </w:tcPr>
-          <w:p>
-            <w:pPr>
-              <w:pStyle w:val="ListParagraph"/>
-              <w:numPr>
-                <w:ilvl w:val="0"/>
-                <w:numId w:val="24"/>
-              </w:numPr>
-              <w:rPr>
-                <w:rFonts w:ascii="Courier New" w:hAnsi="Courier New" w:cs="Courier New"/>
-                <w:lang w:val="sv-SE"/>
-              </w:rPr>
-            </w:pPr>
-          </w:p>
-        </w:tc>
-        <w:tc>
-          <w:tcPr>
-            <w:tcW w:w="8454" w:type="dxa"/>
-          </w:tcPr>
-          <w:p>
-            <w:pPr>
-              <w:rPr>
-                <w:rFonts w:ascii="Courier New" w:hAnsi="Courier New" w:cs="Courier New"/>
-                <w:lang w:val="sv-SE"/>
-              </w:rPr>
-            </w:pPr>
-            <w:r>
-              <w:rPr>
-                <w:rFonts w:ascii="Courier New" w:hAnsi="Courier New" w:cs="Courier New"/>
-                <w:lang w:val="sv-SE"/>
-              </w:rPr>
-              <w:t xml:space="preserve">    int arr[n];</w:t>
-            </w:r>
-          </w:p>
-        </w:tc>
-      </w:tr>
-      <w:tr>
-        <w:tc>
-          <w:tcPr>
-            <w:tcW w:w="562" w:type="dxa"/>
-          </w:tcPr>
-          <w:p>
-            <w:pPr>
-              <w:pStyle w:val="ListParagraph"/>
-              <w:numPr>
-                <w:ilvl w:val="0"/>
-                <w:numId w:val="24"/>
-              </w:numPr>
-              <w:rPr>
-                <w:rFonts w:ascii="Courier New" w:hAnsi="Courier New" w:cs="Courier New"/>
-                <w:lang w:val="sv-SE"/>
-              </w:rPr>
-            </w:pPr>
-          </w:p>
-        </w:tc>
-        <w:tc>
-          <w:tcPr>
-            <w:tcW w:w="8454" w:type="dxa"/>
-          </w:tcPr>
-          <w:p>
-            <w:pPr>
-              <w:rPr>
-                <w:rFonts w:ascii="Courier New" w:hAnsi="Courier New" w:cs="Courier New"/>
-                <w:lang w:val="sv-SE"/>
-              </w:rPr>
-            </w:pPr>
-            <w:r>
-              <w:rPr>
-                <w:rFonts w:ascii="Courier New" w:hAnsi="Courier New" w:cs="Courier New"/>
-                <w:lang w:val="sv-SE"/>
-              </w:rPr>
-              <w:t xml:space="preserve">    generateRandom(arr, n);</w:t>
-            </w:r>
-          </w:p>
-        </w:tc>
-      </w:tr>
-      <w:tr>
-        <w:tc>
-          <w:tcPr>
-            <w:tcW w:w="562" w:type="dxa"/>
-          </w:tcPr>
-          <w:p>
-            <w:pPr>
-              <w:pStyle w:val="ListParagraph"/>
-              <w:numPr>
-                <w:ilvl w:val="0"/>
-                <w:numId w:val="24"/>
-              </w:numPr>
-              <w:rPr>
-                <w:rFonts w:ascii="Courier New" w:hAnsi="Courier New" w:cs="Courier New"/>
-                <w:lang w:val="sv-SE"/>
-              </w:rPr>
-            </w:pPr>
-          </w:p>
-        </w:tc>
-        <w:tc>
-          <w:tcPr>
-            <w:tcW w:w="8454" w:type="dxa"/>
-          </w:tcPr>
-          <w:p>
-            <w:pPr>
-              <w:rPr>
-                <w:rFonts w:ascii="Courier New" w:hAnsi="Courier New" w:cs="Courier New"/>
-                <w:lang w:val="sv-SE"/>
-              </w:rPr>
-            </w:pPr>
-          </w:p>
-        </w:tc>
-      </w:tr>
-      <w:tr>
-        <w:tc>
-          <w:tcPr>
-            <w:tcW w:w="562" w:type="dxa"/>
-          </w:tcPr>
-          <w:p>
-            <w:pPr>
-              <w:pStyle w:val="ListParagraph"/>
-              <w:numPr>
-                <w:ilvl w:val="0"/>
-                <w:numId w:val="24"/>
-              </w:numPr>
-              <w:rPr>
-                <w:rFonts w:ascii="Courier New" w:hAnsi="Courier New" w:cs="Courier New"/>
-                <w:lang w:val="sv-SE"/>
-              </w:rPr>
-            </w:pPr>
-          </w:p>
-        </w:tc>
-        <w:tc>
-          <w:tcPr>
-            <w:tcW w:w="8454" w:type="dxa"/>
-          </w:tcPr>
-          <w:p>
-            <w:pPr>
-              <w:rPr>
-                <w:rFonts w:ascii="Courier New" w:hAnsi="Courier New" w:cs="Courier New"/>
-                <w:lang w:val="sv-SE"/>
-              </w:rPr>
-            </w:pPr>
-            <w:r>
-              <w:rPr>
-                <w:rFonts w:ascii="Courier New" w:hAnsi="Courier New" w:cs="Courier New"/>
-                <w:lang w:val="sv-SE"/>
-              </w:rPr>
-              <w:t xml:space="preserve">    cout &lt;&lt; "\nData Random :" &lt;&lt; endl;</w:t>
-            </w:r>
-          </w:p>
-        </w:tc>
-      </w:tr>
-      <w:tr>
-        <w:tc>
-          <w:tcPr>
-            <w:tcW w:w="562" w:type="dxa"/>
-          </w:tcPr>
-          <w:p>
-            <w:pPr>
-              <w:pStyle w:val="ListParagraph"/>
-              <w:numPr>
-                <w:ilvl w:val="0"/>
-                <w:numId w:val="24"/>
-              </w:numPr>
-              <w:rPr>
-                <w:rFonts w:ascii="Courier New" w:hAnsi="Courier New" w:cs="Courier New"/>
-                <w:lang w:val="sv-SE"/>
-              </w:rPr>
-            </w:pPr>
-          </w:p>
-        </w:tc>
-        <w:tc>
-          <w:tcPr>
-            <w:tcW w:w="8454" w:type="dxa"/>
-          </w:tcPr>
-          <w:p>
-            <w:pPr>
-              <w:rPr>
-                <w:rFonts w:ascii="Courier New" w:hAnsi="Courier New" w:cs="Courier New"/>
-                <w:lang w:val="sv-SE"/>
-              </w:rPr>
-            </w:pPr>
-            <w:r>
-              <w:rPr>
-                <w:rFonts w:ascii="Courier New" w:hAnsi="Courier New" w:cs="Courier New"/>
-                <w:lang w:val="sv-SE"/>
-              </w:rPr>
-              <w:t xml:space="preserve">    for(int i = 0; i &lt; n; i++) {</w:t>
-            </w:r>
-          </w:p>
-        </w:tc>
-      </w:tr>
-      <w:tr>
-        <w:tc>
-          <w:tcPr>
-            <w:tcW w:w="562" w:type="dxa"/>
-          </w:tcPr>
-          <w:p>
-            <w:pPr>
-              <w:pStyle w:val="ListParagraph"/>
-              <w:numPr>
-                <w:ilvl w:val="0"/>
-                <w:numId w:val="24"/>
-              </w:numPr>
-              <w:rPr>
-                <w:rFonts w:ascii="Courier New" w:hAnsi="Courier New" w:cs="Courier New"/>
-                <w:lang w:val="sv-SE"/>
-              </w:rPr>
-            </w:pPr>
-          </w:p>
-        </w:tc>
-        <w:tc>
-          <w:tcPr>
-            <w:tcW w:w="8454" w:type="dxa"/>
-          </w:tcPr>
-          <w:p>
-            <w:pPr>
-              <w:rPr>
-                <w:rFonts w:ascii="Courier New" w:hAnsi="Courier New" w:cs="Courier New"/>
-                <w:lang w:val="sv-SE"/>
-              </w:rPr>
-            </w:pPr>
-            <w:r>
-              <w:rPr>
-                <w:rFonts w:ascii="Courier New" w:hAnsi="Courier New" w:cs="Courier New"/>
-                <w:lang w:val="sv-SE"/>
-              </w:rPr>
-              <w:t xml:space="preserve">        cout &lt;&lt; arr[i] &lt;&lt; " ";</w:t>
-            </w:r>
-          </w:p>
-        </w:tc>
-      </w:tr>
-      <w:tr>
-        <w:tc>
-          <w:tcPr>
-            <w:tcW w:w="562" w:type="dxa"/>
-          </w:tcPr>
-          <w:p>
-            <w:pPr>
-              <w:pStyle w:val="ListParagraph"/>
-              <w:numPr>
-                <w:ilvl w:val="0"/>
-                <w:numId w:val="24"/>
-              </w:numPr>
-              <w:rPr>
-                <w:rFonts w:ascii="Courier New" w:hAnsi="Courier New" w:cs="Courier New"/>
-                <w:lang w:val="sv-SE"/>
-              </w:rPr>
-            </w:pPr>
-          </w:p>
-        </w:tc>
-        <w:tc>
-          <w:tcPr>
-            <w:tcW w:w="8454" w:type="dxa"/>
-          </w:tcPr>
-          <w:p>
-            <w:pPr>
-              <w:rPr>
-                <w:rFonts w:ascii="Courier New" w:hAnsi="Courier New" w:cs="Courier New"/>
-                <w:lang w:val="sv-SE"/>
-              </w:rPr>
-            </w:pPr>
-            <w:r>
-              <w:rPr>
-                <w:rFonts w:ascii="Courier New" w:hAnsi="Courier New" w:cs="Courier New"/>
-                <w:lang w:val="sv-SE"/>
-              </w:rPr>
-              <w:t xml:space="preserve">    }</w:t>
-            </w:r>
-          </w:p>
-        </w:tc>
-      </w:tr>
-      <w:tr>
-        <w:tc>
-          <w:tcPr>
-            <w:tcW w:w="562" w:type="dxa"/>
-          </w:tcPr>
-          <w:p>
-            <w:pPr>
-              <w:pStyle w:val="ListParagraph"/>
-              <w:numPr>
-                <w:ilvl w:val="0"/>
-                <w:numId w:val="24"/>
-              </w:numPr>
-              <w:rPr>
-                <w:rFonts w:ascii="Courier New" w:hAnsi="Courier New" w:cs="Courier New"/>
-                <w:lang w:val="sv-SE"/>
-              </w:rPr>
-            </w:pPr>
-          </w:p>
-        </w:tc>
-        <w:tc>
-          <w:tcPr>
-            <w:tcW w:w="8454" w:type="dxa"/>
-          </w:tcPr>
-          <w:p>
-            <w:pPr>
-              <w:rPr>
-                <w:rFonts w:ascii="Courier New" w:hAnsi="Courier New" w:cs="Courier New"/>
-                <w:lang w:val="sv-SE"/>
-              </w:rPr>
-            </w:pPr>
-          </w:p>
-        </w:tc>
-      </w:tr>
-      <w:tr>
-        <w:tc>
-          <w:tcPr>
-            <w:tcW w:w="562" w:type="dxa"/>
-          </w:tcPr>
-          <w:p>
-            <w:pPr>
-              <w:pStyle w:val="ListParagraph"/>
-              <w:numPr>
-                <w:ilvl w:val="0"/>
-                <w:numId w:val="24"/>
-              </w:numPr>
-              <w:rPr>
-                <w:rFonts w:ascii="Courier New" w:hAnsi="Courier New" w:cs="Courier New"/>
-                <w:lang w:val="sv-SE"/>
-              </w:rPr>
-            </w:pPr>
-          </w:p>
-        </w:tc>
-        <w:tc>
-          <w:tcPr>
-            <w:tcW w:w="8454" w:type="dxa"/>
-          </w:tcPr>
-          <w:p>
-            <w:pPr>
-              <w:rPr>
-                <w:rFonts w:ascii="Courier New" w:hAnsi="Courier New" w:cs="Courier New"/>
-                <w:lang w:val="sv-SE"/>
-              </w:rPr>
-            </w:pPr>
-            <w:r>
-              <w:rPr>
-                <w:rFonts w:ascii="Courier New" w:hAnsi="Courier New" w:cs="Courier New"/>
-                <w:lang w:val="sv-SE"/>
-              </w:rPr>
-              <w:t xml:space="preserve">    insertionSort(arr, n);</w:t>
-            </w:r>
-          </w:p>
-        </w:tc>
-      </w:tr>
-      <w:tr>
-        <w:tc>
-          <w:tcPr>
-            <w:tcW w:w="562" w:type="dxa"/>
-          </w:tcPr>
-          <w:p>
-            <w:pPr>
-              <w:pStyle w:val="ListParagraph"/>
-              <w:numPr>
-                <w:ilvl w:val="0"/>
-                <w:numId w:val="24"/>
-              </w:numPr>
-              <w:rPr>
-                <w:rFonts w:ascii="Courier New" w:hAnsi="Courier New" w:cs="Courier New"/>
-                <w:lang w:val="sv-SE"/>
-              </w:rPr>
-            </w:pPr>
-          </w:p>
-        </w:tc>
-        <w:tc>
-          <w:tcPr>
-            <w:tcW w:w="8454" w:type="dxa"/>
-          </w:tcPr>
-          <w:p>
-            <w:pPr>
-              <w:rPr>
-                <w:rFonts w:ascii="Courier New" w:hAnsi="Courier New" w:cs="Courier New"/>
-                <w:lang w:val="sv-SE"/>
-              </w:rPr>
-            </w:pPr>
-          </w:p>
-        </w:tc>
-      </w:tr>
-      <w:tr>
-        <w:tc>
-          <w:tcPr>
-            <w:tcW w:w="562" w:type="dxa"/>
-          </w:tcPr>
-          <w:p>
-            <w:pPr>
-              <w:pStyle w:val="ListParagraph"/>
-              <w:numPr>
-                <w:ilvl w:val="0"/>
-                <w:numId w:val="24"/>
-              </w:numPr>
-              <w:rPr>
-                <w:rFonts w:ascii="Courier New" w:hAnsi="Courier New" w:cs="Courier New"/>
-                <w:lang w:val="sv-SE"/>
-              </w:rPr>
-            </w:pPr>
-          </w:p>
-        </w:tc>
-        <w:tc>
-          <w:tcPr>
-            <w:tcW w:w="8454" w:type="dxa"/>
-          </w:tcPr>
-          <w:p>
-            <w:pPr>
-              <w:rPr>
-                <w:rFonts w:ascii="Courier New" w:hAnsi="Courier New" w:cs="Courier New"/>
-                <w:lang w:val="sv-SE"/>
-              </w:rPr>
-            </w:pPr>
-            <w:r>
-              <w:rPr>
-                <w:rFonts w:ascii="Courier New" w:hAnsi="Courier New" w:cs="Courier New"/>
-                <w:lang w:val="sv-SE"/>
-              </w:rPr>
-              <w:t xml:space="preserve">    cout &lt;&lt; "\n\nData Setelah Diurutkan :" &lt;&lt; endl;</w:t>
-            </w:r>
-          </w:p>
-        </w:tc>
-      </w:tr>
-      <w:tr>
-        <w:tc>
-          <w:tcPr>
-            <w:tcW w:w="562" w:type="dxa"/>
-          </w:tcPr>
-          <w:p>
-            <w:pPr>
-              <w:pStyle w:val="ListParagraph"/>
-              <w:numPr>
-                <w:ilvl w:val="0"/>
-                <w:numId w:val="24"/>
-              </w:numPr>
-              <w:rPr>
-                <w:rFonts w:ascii="Courier New" w:hAnsi="Courier New" w:cs="Courier New"/>
-                <w:lang w:val="sv-SE"/>
-              </w:rPr>
-            </w:pPr>
-          </w:p>
-        </w:tc>
-        <w:tc>
-          <w:tcPr>
-            <w:tcW w:w="8454" w:type="dxa"/>
-          </w:tcPr>
-          <w:p>
-            <w:pPr>
-              <w:rPr>
-                <w:rFonts w:ascii="Courier New" w:hAnsi="Courier New" w:cs="Courier New"/>
-                <w:lang w:val="sv-SE"/>
-              </w:rPr>
-            </w:pPr>
-            <w:r>
-              <w:rPr>
-                <w:rFonts w:ascii="Courier New" w:hAnsi="Courier New" w:cs="Courier New"/>
-                <w:lang w:val="sv-SE"/>
-              </w:rPr>
-              <w:t xml:space="preserve">    for(int i = 0; i &lt; n; i++) {</w:t>
-            </w:r>
-          </w:p>
-        </w:tc>
-      </w:tr>
-      <w:tr>
-        <w:tc>
-          <w:tcPr>
-            <w:tcW w:w="562" w:type="dxa"/>
-          </w:tcPr>
-          <w:p>
-            <w:pPr>
-              <w:pStyle w:val="ListParagraph"/>
-              <w:numPr>
-                <w:ilvl w:val="0"/>
-                <w:numId w:val="24"/>
-              </w:numPr>
-              <w:rPr>
-                <w:rFonts w:ascii="Courier New" w:hAnsi="Courier New" w:cs="Courier New"/>
-                <w:lang w:val="sv-SE"/>
-              </w:rPr>
-            </w:pPr>
-          </w:p>
-        </w:tc>
-        <w:tc>
-          <w:tcPr>
-            <w:tcW w:w="8454" w:type="dxa"/>
-          </w:tcPr>
-          <w:p>
-            <w:pPr>
-              <w:rPr>
-                <w:rFonts w:ascii="Courier New" w:hAnsi="Courier New" w:cs="Courier New"/>
-                <w:lang w:val="sv-SE"/>
-              </w:rPr>
-            </w:pPr>
-            <w:r>
-              <w:rPr>
-                <w:rFonts w:ascii="Courier New" w:hAnsi="Courier New" w:cs="Courier New"/>
-                <w:lang w:val="sv-SE"/>
-              </w:rPr>
-              <w:t xml:space="preserve">        cout &lt;&lt; arr[i] &lt;&lt; " ";</w:t>
-            </w:r>
-          </w:p>
-        </w:tc>
-      </w:tr>
-      <w:tr>
-        <w:tc>
-          <w:tcPr>
-            <w:tcW w:w="562" w:type="dxa"/>
-          </w:tcPr>
-          <w:p>
-            <w:pPr>
-              <w:pStyle w:val="ListParagraph"/>
-              <w:numPr>
-                <w:ilvl w:val="0"/>
-                <w:numId w:val="24"/>
-              </w:numPr>
-              <w:rPr>
-                <w:rFonts w:ascii="Courier New" w:hAnsi="Courier New" w:cs="Courier New"/>
-                <w:lang w:val="sv-SE"/>
-              </w:rPr>
-            </w:pPr>
-          </w:p>
-        </w:tc>
-        <w:tc>
-          <w:tcPr>
-            <w:tcW w:w="8454" w:type="dxa"/>
-          </w:tcPr>
-          <w:p>
-            <w:pPr>
-              <w:rPr>
-                <w:rFonts w:ascii="Courier New" w:hAnsi="Courier New" w:cs="Courier New"/>
-                <w:lang w:val="sv-SE"/>
-              </w:rPr>
-            </w:pPr>
-            <w:r>
-              <w:rPr>
-                <w:rFonts w:ascii="Courier New" w:hAnsi="Courier New" w:cs="Courier New"/>
-                <w:lang w:val="sv-SE"/>
-              </w:rPr>
-              <w:t xml:space="preserve">    }</w:t>
-            </w:r>
-          </w:p>
-        </w:tc>
-      </w:tr>
-      <w:tr>
-        <w:tc>
-          <w:tcPr>
-            <w:tcW w:w="562" w:type="dxa"/>
-          </w:tcPr>
-          <w:p>
-            <w:pPr>
-              <w:pStyle w:val="ListParagraph"/>
-              <w:numPr>
-                <w:ilvl w:val="0"/>
-                <w:numId w:val="24"/>
-              </w:numPr>
-              <w:rPr>
-                <w:rFonts w:ascii="Courier New" w:hAnsi="Courier New" w:cs="Courier New"/>
-                <w:lang w:val="sv-SE"/>
-              </w:rPr>
-            </w:pPr>
-          </w:p>
-        </w:tc>
-        <w:tc>
-          <w:tcPr>
-            <w:tcW w:w="8454" w:type="dxa"/>
-          </w:tcPr>
-          <w:p>
-            <w:pPr>
-              <w:rPr>
-                <w:rFonts w:ascii="Courier New" w:hAnsi="Courier New" w:cs="Courier New"/>
-                <w:lang w:val="sv-SE"/>
-              </w:rPr>
-            </w:pPr>
-          </w:p>
-        </w:tc>
-      </w:tr>
-      <w:tr>
-        <w:tc>
-          <w:tcPr>
-            <w:tcW w:w="562" w:type="dxa"/>
-          </w:tcPr>
-          <w:p>
-            <w:pPr>
-              <w:pStyle w:val="ListParagraph"/>
-              <w:numPr>
-                <w:ilvl w:val="0"/>
-                <w:numId w:val="24"/>
-              </w:numPr>
-              <w:rPr>
-                <w:rFonts w:ascii="Courier New" w:hAnsi="Courier New" w:cs="Courier New"/>
-                <w:lang w:val="sv-SE"/>
-              </w:rPr>
-            </w:pPr>
-          </w:p>
-        </w:tc>
-        <w:tc>
-          <w:tcPr>
-            <w:tcW w:w="8454" w:type="dxa"/>
-          </w:tcPr>
-          <w:p>
-            <w:pPr>
-              <w:rPr>
-                <w:rFonts w:ascii="Courier New" w:hAnsi="Courier New" w:cs="Courier New"/>
-                <w:lang w:val="sv-SE"/>
-              </w:rPr>
-            </w:pPr>
-            <w:r>
-              <w:rPr>
-                <w:rFonts w:ascii="Courier New" w:hAnsi="Courier New" w:cs="Courier New"/>
-                <w:lang w:val="sv-SE"/>
-              </w:rPr>
-              <w:t xml:space="preserve">    int jumlahPasangan = 0;</w:t>
-            </w:r>
-          </w:p>
-        </w:tc>
-      </w:tr>
-      <w:tr>
-        <w:tc>
-          <w:tcPr>
-            <w:tcW w:w="562" w:type="dxa"/>
-          </w:tcPr>
-          <w:p>
-            <w:pPr>
-              <w:pStyle w:val="ListParagraph"/>
-              <w:numPr>
-                <w:ilvl w:val="0"/>
-                <w:numId w:val="24"/>
-              </w:numPr>
-              <w:rPr>
-                <w:rFonts w:ascii="Courier New" w:hAnsi="Courier New" w:cs="Courier New"/>
-                <w:lang w:val="sv-SE"/>
-              </w:rPr>
-            </w:pPr>
-          </w:p>
-        </w:tc>
-        <w:tc>
-          <w:tcPr>
-            <w:tcW w:w="8454" w:type="dxa"/>
-          </w:tcPr>
-          <w:p>
-            <w:pPr>
-              <w:rPr>
-                <w:rFonts w:ascii="Courier New" w:hAnsi="Courier New" w:cs="Courier New"/>
-                <w:lang w:val="sv-SE"/>
-              </w:rPr>
-            </w:pPr>
-          </w:p>
-        </w:tc>
-      </w:tr>
-      <w:tr>
-        <w:tc>
-          <w:tcPr>
-            <w:tcW w:w="562" w:type="dxa"/>
-          </w:tcPr>
-          <w:p>
-            <w:pPr>
-              <w:pStyle w:val="ListParagraph"/>
-              <w:numPr>
-                <w:ilvl w:val="0"/>
-                <w:numId w:val="24"/>
-              </w:numPr>
-              <w:rPr>
-                <w:rFonts w:ascii="Courier New" w:hAnsi="Courier New" w:cs="Courier New"/>
-                <w:lang w:val="sv-SE"/>
-              </w:rPr>
-            </w:pPr>
-          </w:p>
-        </w:tc>
-        <w:tc>
-          <w:tcPr>
-            <w:tcW w:w="8454" w:type="dxa"/>
-          </w:tcPr>
-          <w:p>
-            <w:pPr>
-              <w:rPr>
-                <w:rFonts w:ascii="Courier New" w:hAnsi="Courier New" w:cs="Courier New"/>
-                <w:lang w:val="sv-SE"/>
-              </w:rPr>
-            </w:pPr>
-            <w:r>
-              <w:rPr>
-                <w:rFonts w:ascii="Courier New" w:hAnsi="Courier New" w:cs="Courier New"/>
-                <w:lang w:val="sv-SE"/>
-              </w:rPr>
-              <w:t xml:space="preserve">    for(int i = 0; i &lt; n - 1; i++) {</w:t>
-            </w:r>
-          </w:p>
-        </w:tc>
-      </w:tr>
-      <w:tr>
-        <w:tc>
-          <w:tcPr>
-            <w:tcW w:w="562" w:type="dxa"/>
-          </w:tcPr>
-          <w:p>
-            <w:pPr>
-              <w:pStyle w:val="ListParagraph"/>
-              <w:numPr>
-                <w:ilvl w:val="0"/>
-                <w:numId w:val="24"/>
-              </w:numPr>
-              <w:rPr>
-                <w:rFonts w:ascii="Courier New" w:hAnsi="Courier New" w:cs="Courier New"/>
-                <w:lang w:val="sv-SE"/>
-              </w:rPr>
-            </w:pPr>
-          </w:p>
-        </w:tc>
-        <w:tc>
-          <w:tcPr>
-            <w:tcW w:w="8454" w:type="dxa"/>
-          </w:tcPr>
-          <w:p>
-            <w:pPr>
-              <w:rPr>
-                <w:rFonts w:ascii="Courier New" w:hAnsi="Courier New" w:cs="Courier New"/>
-                <w:lang w:val="sv-SE"/>
-              </w:rPr>
-            </w:pPr>
-          </w:p>
-        </w:tc>
-      </w:tr>
-      <w:tr>
-        <w:tc>
-          <w:tcPr>
-            <w:tcW w:w="562" w:type="dxa"/>
-          </w:tcPr>
-          <w:p>
-            <w:pPr>
-              <w:pStyle w:val="ListParagraph"/>
-              <w:numPr>
-                <w:ilvl w:val="0"/>
-                <w:numId w:val="24"/>
-              </w:numPr>
-              <w:rPr>
-                <w:rFonts w:ascii="Courier New" w:hAnsi="Courier New" w:cs="Courier New"/>
-                <w:lang w:val="sv-SE"/>
-              </w:rPr>
-            </w:pPr>
-          </w:p>
-        </w:tc>
-        <w:tc>
-          <w:tcPr>
-            <w:tcW w:w="8454" w:type="dxa"/>
-          </w:tcPr>
-          <w:p>
-            <w:pPr>
-              <w:rPr>
-                <w:rFonts w:ascii="Courier New" w:hAnsi="Courier New" w:cs="Courier New"/>
-                <w:lang w:val="sv-SE"/>
-              </w:rPr>
-            </w:pPr>
-            <w:r>
-              <w:rPr>
-                <w:rFonts w:ascii="Courier New" w:hAnsi="Courier New" w:cs="Courier New"/>
-                <w:lang w:val="sv-SE"/>
-              </w:rPr>
-              <w:t xml:space="preserve">        if(i &gt; 0 &amp;&amp; arr[i] == arr[i - 1]) {</w:t>
-            </w:r>
-          </w:p>
-        </w:tc>
-      </w:tr>
-      <w:tr>
-        <w:tc>
-          <w:tcPr>
-            <w:tcW w:w="562" w:type="dxa"/>
-          </w:tcPr>
-          <w:p>
-            <w:pPr>
-              <w:pStyle w:val="ListParagraph"/>
-              <w:numPr>
-                <w:ilvl w:val="0"/>
-                <w:numId w:val="24"/>
-              </w:numPr>
-              <w:rPr>
-                <w:rFonts w:ascii="Courier New" w:hAnsi="Courier New" w:cs="Courier New"/>
-                <w:lang w:val="sv-SE"/>
-              </w:rPr>
-            </w:pPr>
-          </w:p>
-        </w:tc>
-        <w:tc>
-          <w:tcPr>
-            <w:tcW w:w="8454" w:type="dxa"/>
-          </w:tcPr>
-          <w:p>
-            <w:pPr>
-              <w:rPr>
-                <w:rFonts w:ascii="Courier New" w:hAnsi="Courier New" w:cs="Courier New"/>
-              </w:rPr>
-            </w:pPr>
-            <w:r>
-              <w:rPr>
-                <w:rFonts w:ascii="Courier New" w:hAnsi="Courier New" w:cs="Courier New"/>
-                <w:lang w:val="sv-SE"/>
-              </w:rPr>
-              <w:t xml:space="preserve">            </w:t>
-            </w:r>
-            <w:r>
-              <w:rPr>
-                <w:rFonts w:ascii="Courier New" w:hAnsi="Courier New" w:cs="Courier New"/>
-              </w:rPr>
-              <w:t>continue;</w:t>
-            </w:r>
-          </w:p>
-        </w:tc>
-      </w:tr>
-      <w:tr>
-        <w:tc>
-          <w:tcPr>
-            <w:tcW w:w="562" w:type="dxa"/>
-          </w:tcPr>
-          <w:p>
-            <w:pPr>
-              <w:pStyle w:val="ListParagraph"/>
-              <w:numPr>
-                <w:ilvl w:val="0"/>
-                <w:numId w:val="24"/>
-              </w:numPr>
-              <w:rPr>
-                <w:rFonts w:ascii="Courier New" w:hAnsi="Courier New" w:cs="Courier New"/>
-              </w:rPr>
-            </w:pPr>
-          </w:p>
-        </w:tc>
-        <w:tc>
-          <w:tcPr>
-            <w:tcW w:w="8454" w:type="dxa"/>
-          </w:tcPr>
-          <w:p>
-            <w:pPr>
-              <w:rPr>
-                <w:rFonts w:ascii="Courier New" w:hAnsi="Courier New" w:cs="Courier New"/>
-              </w:rPr>
-            </w:pPr>
-            <w:r>
-              <w:rPr>
-                <w:rFonts w:ascii="Courier New" w:hAnsi="Courier New" w:cs="Courier New"/>
-              </w:rPr>
-              <w:t xml:space="preserve">        }</w:t>
-            </w:r>
-          </w:p>
-        </w:tc>
-      </w:tr>
-      <w:tr>
-        <w:tc>
-          <w:tcPr>
-            <w:tcW w:w="562" w:type="dxa"/>
-          </w:tcPr>
-          <w:p>
-            <w:pPr>
-              <w:pStyle w:val="ListParagraph"/>
-              <w:numPr>
-                <w:ilvl w:val="0"/>
-                <w:numId w:val="24"/>
-              </w:numPr>
-              <w:rPr>
-                <w:rFonts w:ascii="Courier New" w:hAnsi="Courier New" w:cs="Courier New"/>
-              </w:rPr>
-            </w:pPr>
-          </w:p>
-        </w:tc>
-        <w:tc>
-          <w:tcPr>
-            <w:tcW w:w="8454" w:type="dxa"/>
-          </w:tcPr>
-          <w:p>
-            <w:pPr>
-              <w:rPr>
-                <w:rFonts w:ascii="Courier New" w:hAnsi="Courier New" w:cs="Courier New"/>
-              </w:rPr>
-            </w:pPr>
-          </w:p>
-        </w:tc>
-      </w:tr>
-      <w:tr>
-        <w:tc>
-          <w:tcPr>
-            <w:tcW w:w="562" w:type="dxa"/>
-          </w:tcPr>
-          <w:p>
-            <w:pPr>
-              <w:pStyle w:val="ListParagraph"/>
-              <w:numPr>
-                <w:ilvl w:val="0"/>
-                <w:numId w:val="24"/>
-              </w:numPr>
-              <w:rPr>
-                <w:rFonts w:ascii="Courier New" w:hAnsi="Courier New" w:cs="Courier New"/>
-              </w:rPr>
-            </w:pPr>
-          </w:p>
-        </w:tc>
-        <w:tc>
-          <w:tcPr>
-            <w:tcW w:w="8454" w:type="dxa"/>
-          </w:tcPr>
-          <w:p>
-            <w:pPr>
-              <w:rPr>
-                <w:rFonts w:ascii="Courier New" w:hAnsi="Courier New" w:cs="Courier New"/>
-                <w:lang w:val="sv-SE"/>
-              </w:rPr>
-            </w:pPr>
-            <w:r>
-              <w:rPr>
-                <w:rFonts w:ascii="Courier New" w:hAnsi="Courier New" w:cs="Courier New"/>
-                <w:lang w:val="sv-SE"/>
-              </w:rPr>
-              <w:t xml:space="preserve">        int target = x - arr[i];</w:t>
-            </w:r>
-          </w:p>
-        </w:tc>
-      </w:tr>
-      <w:tr>
-        <w:tc>
-          <w:tcPr>
-            <w:tcW w:w="562" w:type="dxa"/>
-          </w:tcPr>
-          <w:p>
-            <w:pPr>
-              <w:pStyle w:val="ListParagraph"/>
-              <w:numPr>
-                <w:ilvl w:val="0"/>
-                <w:numId w:val="24"/>
-              </w:numPr>
-              <w:rPr>
-                <w:rFonts w:ascii="Courier New" w:hAnsi="Courier New" w:cs="Courier New"/>
-                <w:lang w:val="sv-SE"/>
-              </w:rPr>
-            </w:pPr>
-          </w:p>
-        </w:tc>
-        <w:tc>
-          <w:tcPr>
-            <w:tcW w:w="8454" w:type="dxa"/>
-          </w:tcPr>
-          <w:p>
-            <w:pPr>
-              <w:rPr>
-                <w:rFonts w:ascii="Courier New" w:hAnsi="Courier New" w:cs="Courier New"/>
-                <w:lang w:val="sv-SE"/>
-              </w:rPr>
-            </w:pPr>
-          </w:p>
-        </w:tc>
-      </w:tr>
-      <w:tr>
-        <w:tc>
-          <w:tcPr>
-            <w:tcW w:w="562" w:type="dxa"/>
-          </w:tcPr>
-          <w:p>
-            <w:pPr>
-              <w:pStyle w:val="ListParagraph"/>
-              <w:numPr>
-                <w:ilvl w:val="0"/>
-                <w:numId w:val="24"/>
-              </w:numPr>
-              <w:rPr>
-                <w:rFonts w:ascii="Courier New" w:hAnsi="Courier New" w:cs="Courier New"/>
-                <w:lang w:val="sv-SE"/>
-              </w:rPr>
-            </w:pPr>
-          </w:p>
-        </w:tc>
-        <w:tc>
-          <w:tcPr>
-            <w:tcW w:w="8454" w:type="dxa"/>
-          </w:tcPr>
-          <w:p>
-            <w:pPr>
-              <w:rPr>
-                <w:rFonts w:ascii="Courier New" w:hAnsi="Courier New" w:cs="Courier New"/>
-              </w:rPr>
-            </w:pPr>
-            <w:r>
-              <w:rPr>
-                <w:rFonts w:ascii="Courier New" w:hAnsi="Courier New" w:cs="Courier New"/>
-                <w:lang w:val="sv-SE"/>
-              </w:rPr>
-              <w:t xml:space="preserve">        </w:t>
-            </w:r>
+                <w:numId w:val="25"/>
+              </w:numPr>
+              <w:rPr>
+                <w:rFonts w:ascii="Courier New" w:hAnsi="Courier New" w:cs="Courier New"/>
+              </w:rPr>
+            </w:pPr>
+          </w:p>
+        </w:tc>
+        <w:tc>
+          <w:tcPr>
+            <w:tcW w:w="8454" w:type="dxa"/>
+          </w:tcPr>
+          <w:p>
+            <w:pPr>
+              <w:rPr>
+                <w:rFonts w:ascii="Courier New" w:hAnsi="Courier New" w:cs="Courier New"/>
+              </w:rPr>
+            </w:pPr>
+          </w:p>
+        </w:tc>
+      </w:tr>
+      <w:tr>
+        <w:tc>
+          <w:tcPr>
+            <w:tcW w:w="562" w:type="dxa"/>
+          </w:tcPr>
+          <w:p>
+            <w:pPr>
+              <w:pStyle w:val="ListParagraph"/>
+              <w:numPr>
+                <w:ilvl w:val="0"/>
+                <w:numId w:val="25"/>
+              </w:numPr>
+              <w:rPr>
+                <w:rFonts w:ascii="Courier New" w:hAnsi="Courier New" w:cs="Courier New"/>
+              </w:rPr>
+            </w:pPr>
+          </w:p>
+        </w:tc>
+        <w:tc>
+          <w:tcPr>
+            <w:tcW w:w="8454" w:type="dxa"/>
+          </w:tcPr>
+          <w:p>
+            <w:pPr>
+              <w:rPr>
+                <w:rFonts w:ascii="Courier New" w:hAnsi="Courier New" w:cs="Courier New"/>
+              </w:rPr>
+            </w:pPr>
+            <w:r>
+              <w:rPr>
+                <w:rFonts w:ascii="Courier New" w:hAnsi="Courier New" w:cs="Courier New"/>
+              </w:rPr>
+              <w:t xml:space="preserve">    int </w:t>
+            </w:r>
+            <w:proofErr w:type="spellStart"/>
+            <w:r>
+              <w:rPr>
+                <w:rFonts w:ascii="Courier New" w:hAnsi="Courier New" w:cs="Courier New"/>
+              </w:rPr>
+              <w:t>arr</w:t>
+            </w:r>
+            <w:proofErr w:type="spellEnd"/>
+            <w:r>
+              <w:rPr>
+                <w:rFonts w:ascii="Courier New" w:hAnsi="Courier New" w:cs="Courier New"/>
+              </w:rPr>
+              <w:t>[n];</w:t>
+            </w:r>
+          </w:p>
+        </w:tc>
+      </w:tr>
+      <w:tr>
+        <w:tc>
+          <w:tcPr>
+            <w:tcW w:w="562" w:type="dxa"/>
+          </w:tcPr>
+          <w:p>
+            <w:pPr>
+              <w:pStyle w:val="ListParagraph"/>
+              <w:numPr>
+                <w:ilvl w:val="0"/>
+                <w:numId w:val="25"/>
+              </w:numPr>
+              <w:rPr>
+                <w:rFonts w:ascii="Courier New" w:hAnsi="Courier New" w:cs="Courier New"/>
+              </w:rPr>
+            </w:pPr>
+          </w:p>
+        </w:tc>
+        <w:tc>
+          <w:tcPr>
+            <w:tcW w:w="8454" w:type="dxa"/>
+          </w:tcPr>
+          <w:p>
+            <w:pPr>
+              <w:rPr>
+                <w:rFonts w:ascii="Courier New" w:hAnsi="Courier New" w:cs="Courier New"/>
+              </w:rPr>
+            </w:pPr>
+            <w:r>
+              <w:rPr>
+                <w:rFonts w:ascii="Courier New" w:hAnsi="Courier New" w:cs="Courier New"/>
+              </w:rPr>
+              <w:t xml:space="preserve">    </w:t>
+            </w:r>
+            <w:proofErr w:type="spellStart"/>
             <w:proofErr w:type="gramStart"/>
             <w:r>
               <w:rPr>
                 <w:rFonts w:ascii="Courier New" w:hAnsi="Courier New" w:cs="Courier New"/>
               </w:rPr>
-              <w:t>if(</w:t>
-            </w:r>
-            <w:proofErr w:type="spellStart"/>
-            <w:r>
-              <w:rPr>
-                <w:rFonts w:ascii="Courier New" w:hAnsi="Courier New" w:cs="Courier New"/>
-              </w:rPr>
-              <w:t>binarySearch</w:t>
+              <w:t>generateRandom</w:t>
             </w:r>
             <w:proofErr w:type="spellEnd"/>
             <w:r>
@@ -2763,13 +1850,243 @@
               <w:rPr>
                 <w:rFonts w:ascii="Courier New" w:hAnsi="Courier New" w:cs="Courier New"/>
               </w:rPr>
-              <w:t xml:space="preserve">, </w:t>
+              <w:t>, n);</w:t>
+            </w:r>
+          </w:p>
+        </w:tc>
+      </w:tr>
+      <w:tr>
+        <w:tc>
+          <w:tcPr>
+            <w:tcW w:w="562" w:type="dxa"/>
+          </w:tcPr>
+          <w:p>
+            <w:pPr>
+              <w:pStyle w:val="ListParagraph"/>
+              <w:numPr>
+                <w:ilvl w:val="0"/>
+                <w:numId w:val="25"/>
+              </w:numPr>
+              <w:rPr>
+                <w:rFonts w:ascii="Courier New" w:hAnsi="Courier New" w:cs="Courier New"/>
+              </w:rPr>
+            </w:pPr>
+          </w:p>
+        </w:tc>
+        <w:tc>
+          <w:tcPr>
+            <w:tcW w:w="8454" w:type="dxa"/>
+          </w:tcPr>
+          <w:p>
+            <w:pPr>
+              <w:rPr>
+                <w:rFonts w:ascii="Courier New" w:hAnsi="Courier New" w:cs="Courier New"/>
+              </w:rPr>
+            </w:pPr>
+          </w:p>
+        </w:tc>
+      </w:tr>
+      <w:tr>
+        <w:tc>
+          <w:tcPr>
+            <w:tcW w:w="562" w:type="dxa"/>
+          </w:tcPr>
+          <w:p>
+            <w:pPr>
+              <w:pStyle w:val="ListParagraph"/>
+              <w:numPr>
+                <w:ilvl w:val="0"/>
+                <w:numId w:val="25"/>
+              </w:numPr>
+              <w:rPr>
+                <w:rFonts w:ascii="Courier New" w:hAnsi="Courier New" w:cs="Courier New"/>
+              </w:rPr>
+            </w:pPr>
+          </w:p>
+        </w:tc>
+        <w:tc>
+          <w:tcPr>
+            <w:tcW w:w="8454" w:type="dxa"/>
+          </w:tcPr>
+          <w:p>
+            <w:pPr>
+              <w:rPr>
+                <w:rFonts w:ascii="Courier New" w:hAnsi="Courier New" w:cs="Courier New"/>
+              </w:rPr>
+            </w:pPr>
+            <w:r>
+              <w:rPr>
+                <w:rFonts w:ascii="Courier New" w:hAnsi="Courier New" w:cs="Courier New"/>
+              </w:rPr>
+              <w:t xml:space="preserve">    </w:t>
             </w:r>
             <w:proofErr w:type="spellStart"/>
             <w:r>
               <w:rPr>
                 <w:rFonts w:ascii="Courier New" w:hAnsi="Courier New" w:cs="Courier New"/>
               </w:rPr>
+              <w:t>cout</w:t>
+            </w:r>
+            <w:proofErr w:type="spellEnd"/>
+            <w:r>
+              <w:rPr>
+                <w:rFonts w:ascii="Courier New" w:hAnsi="Courier New" w:cs="Courier New"/>
+              </w:rPr>
+              <w:t xml:space="preserve"> &lt;&lt; "\</w:t>
+            </w:r>
+            <w:proofErr w:type="spellStart"/>
+            <w:r>
+              <w:rPr>
+                <w:rFonts w:ascii="Courier New" w:hAnsi="Courier New" w:cs="Courier New"/>
+              </w:rPr>
+              <w:t>nData</w:t>
+            </w:r>
+            <w:proofErr w:type="spellEnd"/>
+            <w:r>
+              <w:rPr>
+                <w:rFonts w:ascii="Courier New" w:hAnsi="Courier New" w:cs="Courier New"/>
+              </w:rPr>
+              <w:t xml:space="preserve"> </w:t>
+            </w:r>
+            <w:proofErr w:type="gramStart"/>
+            <w:r>
+              <w:rPr>
+                <w:rFonts w:ascii="Courier New" w:hAnsi="Courier New" w:cs="Courier New"/>
+              </w:rPr>
+              <w:t>Random :</w:t>
+            </w:r>
+            <w:proofErr w:type="gramEnd"/>
+            <w:r>
+              <w:rPr>
+                <w:rFonts w:ascii="Courier New" w:hAnsi="Courier New" w:cs="Courier New"/>
+              </w:rPr>
+              <w:t xml:space="preserve">" &lt;&lt; </w:t>
+            </w:r>
+            <w:proofErr w:type="spellStart"/>
+            <w:r>
+              <w:rPr>
+                <w:rFonts w:ascii="Courier New" w:hAnsi="Courier New" w:cs="Courier New"/>
+              </w:rPr>
+              <w:t>endl</w:t>
+            </w:r>
+            <w:proofErr w:type="spellEnd"/>
+            <w:r>
+              <w:rPr>
+                <w:rFonts w:ascii="Courier New" w:hAnsi="Courier New" w:cs="Courier New"/>
+              </w:rPr>
+              <w:t>;</w:t>
+            </w:r>
+          </w:p>
+        </w:tc>
+      </w:tr>
+      <w:tr>
+        <w:tc>
+          <w:tcPr>
+            <w:tcW w:w="562" w:type="dxa"/>
+          </w:tcPr>
+          <w:p>
+            <w:pPr>
+              <w:pStyle w:val="ListParagraph"/>
+              <w:numPr>
+                <w:ilvl w:val="0"/>
+                <w:numId w:val="25"/>
+              </w:numPr>
+              <w:rPr>
+                <w:rFonts w:ascii="Courier New" w:hAnsi="Courier New" w:cs="Courier New"/>
+              </w:rPr>
+            </w:pPr>
+          </w:p>
+        </w:tc>
+        <w:tc>
+          <w:tcPr>
+            <w:tcW w:w="8454" w:type="dxa"/>
+          </w:tcPr>
+          <w:p>
+            <w:pPr>
+              <w:rPr>
+                <w:rFonts w:ascii="Courier New" w:hAnsi="Courier New" w:cs="Courier New"/>
+                <w:lang w:val="sv-SE"/>
+              </w:rPr>
+            </w:pPr>
+            <w:r>
+              <w:rPr>
+                <w:rFonts w:ascii="Courier New" w:hAnsi="Courier New" w:cs="Courier New"/>
+                <w:lang w:val="sv-SE"/>
+              </w:rPr>
+              <w:t xml:space="preserve">    for(int i = 0; i &lt; n; i++) {</w:t>
+            </w:r>
+          </w:p>
+        </w:tc>
+      </w:tr>
+      <w:tr>
+        <w:tc>
+          <w:tcPr>
+            <w:tcW w:w="562" w:type="dxa"/>
+          </w:tcPr>
+          <w:p>
+            <w:pPr>
+              <w:pStyle w:val="ListParagraph"/>
+              <w:numPr>
+                <w:ilvl w:val="0"/>
+                <w:numId w:val="25"/>
+              </w:numPr>
+              <w:rPr>
+                <w:rFonts w:ascii="Courier New" w:hAnsi="Courier New" w:cs="Courier New"/>
+                <w:lang w:val="sv-SE"/>
+              </w:rPr>
+            </w:pPr>
+          </w:p>
+        </w:tc>
+        <w:tc>
+          <w:tcPr>
+            <w:tcW w:w="8454" w:type="dxa"/>
+          </w:tcPr>
+          <w:p>
+            <w:pPr>
+              <w:rPr>
+                <w:rFonts w:ascii="Courier New" w:hAnsi="Courier New" w:cs="Courier New"/>
+              </w:rPr>
+            </w:pPr>
+            <w:r>
+              <w:rPr>
+                <w:rFonts w:ascii="Courier New" w:hAnsi="Courier New" w:cs="Courier New"/>
+                <w:lang w:val="sv-SE"/>
+              </w:rPr>
+              <w:t xml:space="preserve">        </w:t>
+            </w:r>
+            <w:proofErr w:type="spellStart"/>
+            <w:r>
+              <w:rPr>
+                <w:rFonts w:ascii="Courier New" w:hAnsi="Courier New" w:cs="Courier New"/>
+              </w:rPr>
+              <w:t>cout</w:t>
+            </w:r>
+            <w:proofErr w:type="spellEnd"/>
+            <w:r>
+              <w:rPr>
+                <w:rFonts w:ascii="Courier New" w:hAnsi="Courier New" w:cs="Courier New"/>
+              </w:rPr>
+              <w:t xml:space="preserve"> &lt;&lt; </w:t>
+            </w:r>
+            <w:proofErr w:type="spellStart"/>
+            <w:r>
+              <w:rPr>
+                <w:rFonts w:ascii="Courier New" w:hAnsi="Courier New" w:cs="Courier New"/>
+              </w:rPr>
+              <w:t>arr</w:t>
+            </w:r>
+            <w:proofErr w:type="spellEnd"/>
+            <w:r>
+              <w:rPr>
+                <w:rFonts w:ascii="Courier New" w:hAnsi="Courier New" w:cs="Courier New"/>
+              </w:rPr>
+              <w:t>[</w:t>
+            </w:r>
+            <w:proofErr w:type="spellStart"/>
+            <w:r>
+              <w:rPr>
+                <w:rFonts w:ascii="Courier New" w:hAnsi="Courier New" w:cs="Courier New"/>
+              </w:rPr>
               <w:t>i</w:t>
             </w:r>
             <w:proofErr w:type="spellEnd"/>
@@ -2777,110 +2094,22 @@
               <w:rPr>
                 <w:rFonts w:ascii="Courier New" w:hAnsi="Courier New" w:cs="Courier New"/>
               </w:rPr>
-              <w:t xml:space="preserve"> + 1, n - 1, target)) {</w:t>
-            </w:r>
-          </w:p>
-        </w:tc>
-      </w:tr>
-      <w:tr>
-        <w:tc>
-          <w:tcPr>
-            <w:tcW w:w="562" w:type="dxa"/>
-          </w:tcPr>
-          <w:p>
-            <w:pPr>
-              <w:pStyle w:val="ListParagraph"/>
-              <w:numPr>
-                <w:ilvl w:val="0"/>
-                <w:numId w:val="24"/>
-              </w:numPr>
-              <w:rPr>
-                <w:rFonts w:ascii="Courier New" w:hAnsi="Courier New" w:cs="Courier New"/>
-              </w:rPr>
-            </w:pPr>
-          </w:p>
-        </w:tc>
-        <w:tc>
-          <w:tcPr>
-            <w:tcW w:w="8454" w:type="dxa"/>
-          </w:tcPr>
-          <w:p>
-            <w:pPr>
-              <w:rPr>
-                <w:rFonts w:ascii="Courier New" w:hAnsi="Courier New" w:cs="Courier New"/>
-              </w:rPr>
-            </w:pPr>
-            <w:r>
-              <w:rPr>
-                <w:rFonts w:ascii="Courier New" w:hAnsi="Courier New" w:cs="Courier New"/>
-              </w:rPr>
-              <w:t xml:space="preserve">            </w:t>
-            </w:r>
-            <w:proofErr w:type="spellStart"/>
-            <w:r>
-              <w:rPr>
-                <w:rFonts w:ascii="Courier New" w:hAnsi="Courier New" w:cs="Courier New"/>
-              </w:rPr>
-              <w:t>jumlahPasangan</w:t>
-            </w:r>
-            <w:proofErr w:type="spellEnd"/>
-            <w:r>
-              <w:rPr>
-                <w:rFonts w:ascii="Courier New" w:hAnsi="Courier New" w:cs="Courier New"/>
-              </w:rPr>
-              <w:t>++;</w:t>
-            </w:r>
-          </w:p>
-        </w:tc>
-      </w:tr>
-      <w:tr>
-        <w:tc>
-          <w:tcPr>
-            <w:tcW w:w="562" w:type="dxa"/>
-          </w:tcPr>
-          <w:p>
-            <w:pPr>
-              <w:pStyle w:val="ListParagraph"/>
-              <w:numPr>
-                <w:ilvl w:val="0"/>
-                <w:numId w:val="24"/>
-              </w:numPr>
-              <w:rPr>
-                <w:rFonts w:ascii="Courier New" w:hAnsi="Courier New" w:cs="Courier New"/>
-              </w:rPr>
-            </w:pPr>
-          </w:p>
-        </w:tc>
-        <w:tc>
-          <w:tcPr>
-            <w:tcW w:w="8454" w:type="dxa"/>
-          </w:tcPr>
-          <w:p>
-            <w:pPr>
-              <w:rPr>
-                <w:rFonts w:ascii="Courier New" w:hAnsi="Courier New" w:cs="Courier New"/>
-              </w:rPr>
-            </w:pPr>
-            <w:r>
-              <w:rPr>
-                <w:rFonts w:ascii="Courier New" w:hAnsi="Courier New" w:cs="Courier New"/>
-              </w:rPr>
-              <w:t xml:space="preserve">        }</w:t>
-            </w:r>
-          </w:p>
-        </w:tc>
-      </w:tr>
-      <w:tr>
-        <w:tc>
-          <w:tcPr>
-            <w:tcW w:w="562" w:type="dxa"/>
-          </w:tcPr>
-          <w:p>
-            <w:pPr>
-              <w:pStyle w:val="ListParagraph"/>
-              <w:numPr>
-                <w:ilvl w:val="0"/>
-                <w:numId w:val="24"/>
+              <w:t>] &lt;&lt; " ";</w:t>
+            </w:r>
+          </w:p>
+        </w:tc>
+      </w:tr>
+      <w:tr>
+        <w:tc>
+          <w:tcPr>
+            <w:tcW w:w="562" w:type="dxa"/>
+          </w:tcPr>
+          <w:p>
+            <w:pPr>
+              <w:pStyle w:val="ListParagraph"/>
+              <w:numPr>
+                <w:ilvl w:val="0"/>
+                <w:numId w:val="25"/>
               </w:numPr>
               <w:rPr>
                 <w:rFonts w:ascii="Courier New" w:hAnsi="Courier New" w:cs="Courier New"/>
@@ -2917,38 +2146,38 @@
               <w:pStyle w:val="ListParagraph"/>
               <w:numPr>
                 <w:ilvl w:val="0"/>
-                <w:numId w:val="24"/>
-              </w:numPr>
-              <w:rPr>
-                <w:rFonts w:ascii="Courier New" w:hAnsi="Courier New" w:cs="Courier New"/>
-              </w:rPr>
-            </w:pPr>
-          </w:p>
-        </w:tc>
-        <w:tc>
-          <w:tcPr>
-            <w:tcW w:w="8454" w:type="dxa"/>
-          </w:tcPr>
-          <w:p>
-            <w:pPr>
-              <w:rPr>
-                <w:rFonts w:ascii="Courier New" w:hAnsi="Courier New" w:cs="Courier New"/>
-              </w:rPr>
-            </w:pPr>
-          </w:p>
-        </w:tc>
-      </w:tr>
-      <w:tr>
-        <w:tc>
-          <w:tcPr>
-            <w:tcW w:w="562" w:type="dxa"/>
-          </w:tcPr>
-          <w:p>
-            <w:pPr>
-              <w:pStyle w:val="ListParagraph"/>
-              <w:numPr>
-                <w:ilvl w:val="0"/>
-                <w:numId w:val="24"/>
+                <w:numId w:val="25"/>
+              </w:numPr>
+              <w:rPr>
+                <w:rFonts w:ascii="Courier New" w:hAnsi="Courier New" w:cs="Courier New"/>
+              </w:rPr>
+            </w:pPr>
+          </w:p>
+        </w:tc>
+        <w:tc>
+          <w:tcPr>
+            <w:tcW w:w="8454" w:type="dxa"/>
+          </w:tcPr>
+          <w:p>
+            <w:pPr>
+              <w:rPr>
+                <w:rFonts w:ascii="Courier New" w:hAnsi="Courier New" w:cs="Courier New"/>
+              </w:rPr>
+            </w:pPr>
+          </w:p>
+        </w:tc>
+      </w:tr>
+      <w:tr>
+        <w:tc>
+          <w:tcPr>
+            <w:tcW w:w="562" w:type="dxa"/>
+          </w:tcPr>
+          <w:p>
+            <w:pPr>
+              <w:pStyle w:val="ListParagraph"/>
+              <w:numPr>
+                <w:ilvl w:val="0"/>
+                <w:numId w:val="25"/>
               </w:numPr>
               <w:rPr>
                 <w:rFonts w:ascii="Courier New" w:hAnsi="Courier New" w:cs="Courier New"/>
@@ -2971,509 +2200,6 @@
                 <w:rFonts w:ascii="Courier New" w:hAnsi="Courier New" w:cs="Courier New"/>
               </w:rPr>
               <w:t xml:space="preserve">    </w:t>
-            </w:r>
-            <w:proofErr w:type="spellStart"/>
-            <w:r>
-              <w:rPr>
-                <w:rFonts w:ascii="Courier New" w:hAnsi="Courier New" w:cs="Courier New"/>
-              </w:rPr>
-              <w:t>cout</w:t>
-            </w:r>
-            <w:proofErr w:type="spellEnd"/>
-            <w:r>
-              <w:rPr>
-                <w:rFonts w:ascii="Courier New" w:hAnsi="Courier New" w:cs="Courier New"/>
-              </w:rPr>
-              <w:t xml:space="preserve"> &lt;&lt; "\n\</w:t>
-            </w:r>
-            <w:proofErr w:type="spellStart"/>
-            <w:r>
-              <w:rPr>
-                <w:rFonts w:ascii="Courier New" w:hAnsi="Courier New" w:cs="Courier New"/>
-              </w:rPr>
-              <w:t>nJumlah</w:t>
-            </w:r>
-            <w:proofErr w:type="spellEnd"/>
-            <w:r>
-              <w:rPr>
-                <w:rFonts w:ascii="Courier New" w:hAnsi="Courier New" w:cs="Courier New"/>
-              </w:rPr>
-              <w:t xml:space="preserve"> </w:t>
-            </w:r>
-            <w:proofErr w:type="spellStart"/>
-            <w:r>
-              <w:rPr>
-                <w:rFonts w:ascii="Courier New" w:hAnsi="Courier New" w:cs="Courier New"/>
-              </w:rPr>
-              <w:t>pasangan</w:t>
-            </w:r>
-            <w:proofErr w:type="spellEnd"/>
-            <w:r>
-              <w:rPr>
-                <w:rFonts w:ascii="Courier New" w:hAnsi="Courier New" w:cs="Courier New"/>
-              </w:rPr>
-              <w:t xml:space="preserve"> = "</w:t>
-            </w:r>
-          </w:p>
-        </w:tc>
-      </w:tr>
-      <w:tr>
-        <w:tc>
-          <w:tcPr>
-            <w:tcW w:w="562" w:type="dxa"/>
-          </w:tcPr>
-          <w:p>
-            <w:pPr>
-              <w:pStyle w:val="ListParagraph"/>
-              <w:numPr>
-                <w:ilvl w:val="0"/>
-                <w:numId w:val="24"/>
-              </w:numPr>
-              <w:rPr>
-                <w:rFonts w:ascii="Courier New" w:hAnsi="Courier New" w:cs="Courier New"/>
-              </w:rPr>
-            </w:pPr>
-          </w:p>
-        </w:tc>
-        <w:tc>
-          <w:tcPr>
-            <w:tcW w:w="8454" w:type="dxa"/>
-          </w:tcPr>
-          <w:p>
-            <w:pPr>
-              <w:rPr>
-                <w:rFonts w:ascii="Courier New" w:hAnsi="Courier New" w:cs="Courier New"/>
-                <w:lang w:val="sv-SE"/>
-              </w:rPr>
-            </w:pPr>
-            <w:r>
-              <w:rPr>
-                <w:rFonts w:ascii="Courier New" w:hAnsi="Courier New" w:cs="Courier New"/>
-              </w:rPr>
-              <w:t xml:space="preserve">         </w:t>
-            </w:r>
-            <w:r>
-              <w:rPr>
-                <w:rFonts w:ascii="Courier New" w:hAnsi="Courier New" w:cs="Courier New"/>
-                <w:lang w:val="sv-SE"/>
-              </w:rPr>
-              <w:t>&lt;&lt; jumlahPasangan &lt;&lt; endl;</w:t>
-            </w:r>
-          </w:p>
-        </w:tc>
-      </w:tr>
-      <w:tr>
-        <w:tc>
-          <w:tcPr>
-            <w:tcW w:w="562" w:type="dxa"/>
-          </w:tcPr>
-          <w:p>
-            <w:pPr>
-              <w:pStyle w:val="ListParagraph"/>
-              <w:numPr>
-                <w:ilvl w:val="0"/>
-                <w:numId w:val="24"/>
-              </w:numPr>
-              <w:rPr>
-                <w:rFonts w:ascii="Courier New" w:hAnsi="Courier New" w:cs="Courier New"/>
-                <w:lang w:val="sv-SE"/>
-              </w:rPr>
-            </w:pPr>
-          </w:p>
-        </w:tc>
-        <w:tc>
-          <w:tcPr>
-            <w:tcW w:w="8454" w:type="dxa"/>
-          </w:tcPr>
-          <w:p>
-            <w:pPr>
-              <w:rPr>
-                <w:rFonts w:ascii="Courier New" w:hAnsi="Courier New" w:cs="Courier New"/>
-                <w:lang w:val="sv-SE"/>
-              </w:rPr>
-            </w:pPr>
-          </w:p>
-        </w:tc>
-      </w:tr>
-      <w:tr>
-        <w:tc>
-          <w:tcPr>
-            <w:tcW w:w="562" w:type="dxa"/>
-          </w:tcPr>
-          <w:p>
-            <w:pPr>
-              <w:pStyle w:val="ListParagraph"/>
-              <w:numPr>
-                <w:ilvl w:val="0"/>
-                <w:numId w:val="24"/>
-              </w:numPr>
-              <w:rPr>
-                <w:rFonts w:ascii="Courier New" w:hAnsi="Courier New" w:cs="Courier New"/>
-                <w:lang w:val="sv-SE"/>
-              </w:rPr>
-            </w:pPr>
-          </w:p>
-        </w:tc>
-        <w:tc>
-          <w:tcPr>
-            <w:tcW w:w="8454" w:type="dxa"/>
-          </w:tcPr>
-          <w:p>
-            <w:pPr>
-              <w:rPr>
-                <w:rFonts w:ascii="Courier New" w:hAnsi="Courier New" w:cs="Courier New"/>
-                <w:lang w:val="sv-SE"/>
-              </w:rPr>
-            </w:pPr>
-            <w:r>
-              <w:rPr>
-                <w:rFonts w:ascii="Courier New" w:hAnsi="Courier New" w:cs="Courier New"/>
-                <w:lang w:val="sv-SE"/>
-              </w:rPr>
-              <w:t xml:space="preserve">    return 0;</w:t>
-            </w:r>
-          </w:p>
-        </w:tc>
-      </w:tr>
-      <w:tr>
-        <w:tc>
-          <w:tcPr>
-            <w:tcW w:w="562" w:type="dxa"/>
-          </w:tcPr>
-          <w:p>
-            <w:pPr>
-              <w:pStyle w:val="ListParagraph"/>
-              <w:numPr>
-                <w:ilvl w:val="0"/>
-                <w:numId w:val="24"/>
-              </w:numPr>
-              <w:rPr>
-                <w:rFonts w:ascii="Courier New" w:hAnsi="Courier New" w:cs="Courier New"/>
-                <w:lang w:val="sv-SE"/>
-              </w:rPr>
-            </w:pPr>
-          </w:p>
-        </w:tc>
-        <w:tc>
-          <w:tcPr>
-            <w:tcW w:w="8454" w:type="dxa"/>
-          </w:tcPr>
-          <w:p>
-            <w:pPr>
-              <w:rPr>
-                <w:rFonts w:ascii="Courier New" w:hAnsi="Courier New" w:cs="Courier New"/>
-                <w:lang w:val="sv-SE"/>
-              </w:rPr>
-            </w:pPr>
-            <w:r>
-              <w:rPr>
-                <w:rFonts w:ascii="Courier New" w:hAnsi="Courier New" w:cs="Courier New"/>
-                <w:lang w:val="sv-SE"/>
-              </w:rPr>
-              <w:t>}</w:t>
-            </w:r>
-          </w:p>
-        </w:tc>
-      </w:tr>
-      <w:tr>
-        <w:tc>
-          <w:tcPr>
-            <w:tcW w:w="562" w:type="dxa"/>
-          </w:tcPr>
-          <w:p>
-            <w:pPr>
-              <w:pStyle w:val="ListParagraph"/>
-              <w:numPr>
-                <w:ilvl w:val="0"/>
-                <w:numId w:val="24"/>
-              </w:numPr>
-              <w:rPr>
-                <w:rFonts w:ascii="Courier New" w:hAnsi="Courier New" w:cs="Courier New"/>
-                <w:lang w:val="sv-SE"/>
-              </w:rPr>
-            </w:pPr>
-          </w:p>
-        </w:tc>
-        <w:tc>
-          <w:tcPr>
-            <w:tcW w:w="8454" w:type="dxa"/>
-          </w:tcPr>
-          <w:p>
-            <w:pPr>
-              <w:rPr>
-                <w:rFonts w:ascii="Courier New" w:hAnsi="Courier New" w:cs="Courier New"/>
-                <w:lang w:val="sv-SE"/>
-              </w:rPr>
-            </w:pPr>
-          </w:p>
-        </w:tc>
-      </w:tr>
-      <w:tr>
-        <w:tc>
-          <w:tcPr>
-            <w:tcW w:w="562" w:type="dxa"/>
-          </w:tcPr>
-          <w:p>
-            <w:pPr>
-              <w:pStyle w:val="ListParagraph"/>
-              <w:numPr>
-                <w:ilvl w:val="0"/>
-                <w:numId w:val="24"/>
-              </w:numPr>
-              <w:rPr>
-                <w:rFonts w:ascii="Courier New" w:hAnsi="Courier New" w:cs="Courier New"/>
-                <w:lang w:val="sv-SE"/>
-              </w:rPr>
-            </w:pPr>
-          </w:p>
-        </w:tc>
-        <w:tc>
-          <w:tcPr>
-            <w:tcW w:w="8454" w:type="dxa"/>
-          </w:tcPr>
-          <w:p>
-            <w:pPr>
-              <w:rPr>
-                <w:rFonts w:ascii="Courier New" w:hAnsi="Courier New" w:cs="Courier New"/>
-                <w:lang w:val="sv-SE"/>
-              </w:rPr>
-            </w:pPr>
-            <w:r>
-              <w:rPr>
-                <w:rFonts w:ascii="Courier New" w:hAnsi="Courier New" w:cs="Courier New"/>
-                <w:lang w:val="sv-SE"/>
-              </w:rPr>
-              <w:t>void generateRandom(int arr[], int n) {</w:t>
-            </w:r>
-          </w:p>
-        </w:tc>
-      </w:tr>
-      <w:tr>
-        <w:tc>
-          <w:tcPr>
-            <w:tcW w:w="562" w:type="dxa"/>
-          </w:tcPr>
-          <w:p>
-            <w:pPr>
-              <w:pStyle w:val="ListParagraph"/>
-              <w:numPr>
-                <w:ilvl w:val="0"/>
-                <w:numId w:val="24"/>
-              </w:numPr>
-              <w:rPr>
-                <w:rFonts w:ascii="Courier New" w:hAnsi="Courier New" w:cs="Courier New"/>
-                <w:lang w:val="sv-SE"/>
-              </w:rPr>
-            </w:pPr>
-          </w:p>
-        </w:tc>
-        <w:tc>
-          <w:tcPr>
-            <w:tcW w:w="8454" w:type="dxa"/>
-          </w:tcPr>
-          <w:p>
-            <w:pPr>
-              <w:rPr>
-                <w:rFonts w:ascii="Courier New" w:hAnsi="Courier New" w:cs="Courier New"/>
-                <w:lang w:val="sv-SE"/>
-              </w:rPr>
-            </w:pPr>
-            <w:r>
-              <w:rPr>
-                <w:rFonts w:ascii="Courier New" w:hAnsi="Courier New" w:cs="Courier New"/>
-                <w:lang w:val="sv-SE"/>
-              </w:rPr>
-              <w:t xml:space="preserve">    for(int i = 0; i &lt; n; i++) {</w:t>
-            </w:r>
-          </w:p>
-        </w:tc>
-      </w:tr>
-      <w:tr>
-        <w:tc>
-          <w:tcPr>
-            <w:tcW w:w="562" w:type="dxa"/>
-          </w:tcPr>
-          <w:p>
-            <w:pPr>
-              <w:pStyle w:val="ListParagraph"/>
-              <w:numPr>
-                <w:ilvl w:val="0"/>
-                <w:numId w:val="24"/>
-              </w:numPr>
-              <w:rPr>
-                <w:rFonts w:ascii="Courier New" w:hAnsi="Courier New" w:cs="Courier New"/>
-                <w:lang w:val="sv-SE"/>
-              </w:rPr>
-            </w:pPr>
-          </w:p>
-        </w:tc>
-        <w:tc>
-          <w:tcPr>
-            <w:tcW w:w="8454" w:type="dxa"/>
-          </w:tcPr>
-          <w:p>
-            <w:pPr>
-              <w:rPr>
-                <w:rFonts w:ascii="Courier New" w:hAnsi="Courier New" w:cs="Courier New"/>
-                <w:lang w:val="sv-SE"/>
-              </w:rPr>
-            </w:pPr>
-            <w:r>
-              <w:rPr>
-                <w:rFonts w:ascii="Courier New" w:hAnsi="Courier New" w:cs="Courier New"/>
-                <w:lang w:val="sv-SE"/>
-              </w:rPr>
-              <w:t xml:space="preserve">        arr[i] = rand() % 25 + 1;</w:t>
-            </w:r>
-          </w:p>
-        </w:tc>
-      </w:tr>
-      <w:tr>
-        <w:tc>
-          <w:tcPr>
-            <w:tcW w:w="562" w:type="dxa"/>
-          </w:tcPr>
-          <w:p>
-            <w:pPr>
-              <w:pStyle w:val="ListParagraph"/>
-              <w:numPr>
-                <w:ilvl w:val="0"/>
-                <w:numId w:val="24"/>
-              </w:numPr>
-              <w:rPr>
-                <w:rFonts w:ascii="Courier New" w:hAnsi="Courier New" w:cs="Courier New"/>
-                <w:lang w:val="sv-SE"/>
-              </w:rPr>
-            </w:pPr>
-          </w:p>
-        </w:tc>
-        <w:tc>
-          <w:tcPr>
-            <w:tcW w:w="8454" w:type="dxa"/>
-          </w:tcPr>
-          <w:p>
-            <w:pPr>
-              <w:rPr>
-                <w:rFonts w:ascii="Courier New" w:hAnsi="Courier New" w:cs="Courier New"/>
-              </w:rPr>
-            </w:pPr>
-            <w:r>
-              <w:rPr>
-                <w:rFonts w:ascii="Courier New" w:hAnsi="Courier New" w:cs="Courier New"/>
-                <w:lang w:val="sv-SE"/>
-              </w:rPr>
-              <w:t xml:space="preserve">    </w:t>
-            </w:r>
-            <w:r>
-              <w:rPr>
-                <w:rFonts w:ascii="Courier New" w:hAnsi="Courier New" w:cs="Courier New"/>
-              </w:rPr>
-              <w:t>}</w:t>
-            </w:r>
-          </w:p>
-        </w:tc>
-      </w:tr>
-      <w:tr>
-        <w:tc>
-          <w:tcPr>
-            <w:tcW w:w="562" w:type="dxa"/>
-          </w:tcPr>
-          <w:p>
-            <w:pPr>
-              <w:pStyle w:val="ListParagraph"/>
-              <w:numPr>
-                <w:ilvl w:val="0"/>
-                <w:numId w:val="24"/>
-              </w:numPr>
-              <w:rPr>
-                <w:rFonts w:ascii="Courier New" w:hAnsi="Courier New" w:cs="Courier New"/>
-              </w:rPr>
-            </w:pPr>
-          </w:p>
-        </w:tc>
-        <w:tc>
-          <w:tcPr>
-            <w:tcW w:w="8454" w:type="dxa"/>
-          </w:tcPr>
-          <w:p>
-            <w:pPr>
-              <w:rPr>
-                <w:rFonts w:ascii="Courier New" w:hAnsi="Courier New" w:cs="Courier New"/>
-              </w:rPr>
-            </w:pPr>
-            <w:r>
-              <w:rPr>
-                <w:rFonts w:ascii="Courier New" w:hAnsi="Courier New" w:cs="Courier New"/>
-              </w:rPr>
-              <w:t>}</w:t>
-            </w:r>
-          </w:p>
-        </w:tc>
-      </w:tr>
-      <w:tr>
-        <w:tc>
-          <w:tcPr>
-            <w:tcW w:w="562" w:type="dxa"/>
-          </w:tcPr>
-          <w:p>
-            <w:pPr>
-              <w:pStyle w:val="ListParagraph"/>
-              <w:numPr>
-                <w:ilvl w:val="0"/>
-                <w:numId w:val="24"/>
-              </w:numPr>
-              <w:rPr>
-                <w:rFonts w:ascii="Courier New" w:hAnsi="Courier New" w:cs="Courier New"/>
-              </w:rPr>
-            </w:pPr>
-          </w:p>
-        </w:tc>
-        <w:tc>
-          <w:tcPr>
-            <w:tcW w:w="8454" w:type="dxa"/>
-          </w:tcPr>
-          <w:p>
-            <w:pPr>
-              <w:rPr>
-                <w:rFonts w:ascii="Courier New" w:hAnsi="Courier New" w:cs="Courier New"/>
-              </w:rPr>
-            </w:pPr>
-          </w:p>
-        </w:tc>
-      </w:tr>
-      <w:tr>
-        <w:tc>
-          <w:tcPr>
-            <w:tcW w:w="562" w:type="dxa"/>
-          </w:tcPr>
-          <w:p>
-            <w:pPr>
-              <w:pStyle w:val="ListParagraph"/>
-              <w:numPr>
-                <w:ilvl w:val="0"/>
-                <w:numId w:val="24"/>
-              </w:numPr>
-              <w:rPr>
-                <w:rFonts w:ascii="Courier New" w:hAnsi="Courier New" w:cs="Courier New"/>
-              </w:rPr>
-            </w:pPr>
-          </w:p>
-        </w:tc>
-        <w:tc>
-          <w:tcPr>
-            <w:tcW w:w="8454" w:type="dxa"/>
-          </w:tcPr>
-          <w:p>
-            <w:pPr>
-              <w:rPr>
-                <w:rFonts w:ascii="Courier New" w:hAnsi="Courier New" w:cs="Courier New"/>
-              </w:rPr>
-            </w:pPr>
-            <w:r>
-              <w:rPr>
-                <w:rFonts w:ascii="Courier New" w:hAnsi="Courier New" w:cs="Courier New"/>
-              </w:rPr>
-              <w:t xml:space="preserve">void </w:t>
             </w:r>
             <w:proofErr w:type="spellStart"/>
             <w:proofErr w:type="gramStart"/>
@@ -3490,12 +2216,497 @@
               </w:rPr>
               <w:t>(</w:t>
             </w:r>
+            <w:proofErr w:type="spellStart"/>
             <w:proofErr w:type="gramEnd"/>
             <w:r>
               <w:rPr>
                 <w:rFonts w:ascii="Courier New" w:hAnsi="Courier New" w:cs="Courier New"/>
               </w:rPr>
-              <w:t xml:space="preserve">int </w:t>
+              <w:t>arr</w:t>
+            </w:r>
+            <w:proofErr w:type="spellEnd"/>
+            <w:r>
+              <w:rPr>
+                <w:rFonts w:ascii="Courier New" w:hAnsi="Courier New" w:cs="Courier New"/>
+              </w:rPr>
+              <w:t>, n);</w:t>
+            </w:r>
+          </w:p>
+        </w:tc>
+      </w:tr>
+      <w:tr>
+        <w:tc>
+          <w:tcPr>
+            <w:tcW w:w="562" w:type="dxa"/>
+          </w:tcPr>
+          <w:p>
+            <w:pPr>
+              <w:pStyle w:val="ListParagraph"/>
+              <w:numPr>
+                <w:ilvl w:val="0"/>
+                <w:numId w:val="25"/>
+              </w:numPr>
+              <w:rPr>
+                <w:rFonts w:ascii="Courier New" w:hAnsi="Courier New" w:cs="Courier New"/>
+              </w:rPr>
+            </w:pPr>
+          </w:p>
+        </w:tc>
+        <w:tc>
+          <w:tcPr>
+            <w:tcW w:w="8454" w:type="dxa"/>
+          </w:tcPr>
+          <w:p>
+            <w:pPr>
+              <w:rPr>
+                <w:rFonts w:ascii="Courier New" w:hAnsi="Courier New" w:cs="Courier New"/>
+                <w:lang w:val="sv-SE"/>
+              </w:rPr>
+            </w:pPr>
+            <w:r>
+              <w:rPr>
+                <w:rFonts w:ascii="Courier New" w:hAnsi="Courier New" w:cs="Courier New"/>
+                <w:lang w:val="sv-SE"/>
+              </w:rPr>
+              <w:t xml:space="preserve">    cout &lt;&lt; "\n\nData Setelah Diurutkan :" &lt;&lt; endl;</w:t>
+            </w:r>
+          </w:p>
+        </w:tc>
+      </w:tr>
+      <w:tr>
+        <w:tc>
+          <w:tcPr>
+            <w:tcW w:w="562" w:type="dxa"/>
+          </w:tcPr>
+          <w:p>
+            <w:pPr>
+              <w:pStyle w:val="ListParagraph"/>
+              <w:numPr>
+                <w:ilvl w:val="0"/>
+                <w:numId w:val="25"/>
+              </w:numPr>
+              <w:rPr>
+                <w:rFonts w:ascii="Courier New" w:hAnsi="Courier New" w:cs="Courier New"/>
+                <w:lang w:val="sv-SE"/>
+              </w:rPr>
+            </w:pPr>
+          </w:p>
+        </w:tc>
+        <w:tc>
+          <w:tcPr>
+            <w:tcW w:w="8454" w:type="dxa"/>
+          </w:tcPr>
+          <w:p>
+            <w:pPr>
+              <w:rPr>
+                <w:rFonts w:ascii="Courier New" w:hAnsi="Courier New" w:cs="Courier New"/>
+                <w:lang w:val="sv-SE"/>
+              </w:rPr>
+            </w:pPr>
+            <w:r>
+              <w:rPr>
+                <w:rFonts w:ascii="Courier New" w:hAnsi="Courier New" w:cs="Courier New"/>
+                <w:lang w:val="sv-SE"/>
+              </w:rPr>
+              <w:t xml:space="preserve">    for(int i = 0; i &lt; n; i++) {</w:t>
+            </w:r>
+          </w:p>
+        </w:tc>
+      </w:tr>
+      <w:tr>
+        <w:tc>
+          <w:tcPr>
+            <w:tcW w:w="562" w:type="dxa"/>
+          </w:tcPr>
+          <w:p>
+            <w:pPr>
+              <w:pStyle w:val="ListParagraph"/>
+              <w:numPr>
+                <w:ilvl w:val="0"/>
+                <w:numId w:val="25"/>
+              </w:numPr>
+              <w:rPr>
+                <w:rFonts w:ascii="Courier New" w:hAnsi="Courier New" w:cs="Courier New"/>
+                <w:lang w:val="sv-SE"/>
+              </w:rPr>
+            </w:pPr>
+          </w:p>
+        </w:tc>
+        <w:tc>
+          <w:tcPr>
+            <w:tcW w:w="8454" w:type="dxa"/>
+          </w:tcPr>
+          <w:p>
+            <w:pPr>
+              <w:rPr>
+                <w:rFonts w:ascii="Courier New" w:hAnsi="Courier New" w:cs="Courier New"/>
+              </w:rPr>
+            </w:pPr>
+            <w:r>
+              <w:rPr>
+                <w:rFonts w:ascii="Courier New" w:hAnsi="Courier New" w:cs="Courier New"/>
+                <w:lang w:val="sv-SE"/>
+              </w:rPr>
+              <w:t xml:space="preserve">        </w:t>
+            </w:r>
+            <w:proofErr w:type="spellStart"/>
+            <w:r>
+              <w:rPr>
+                <w:rFonts w:ascii="Courier New" w:hAnsi="Courier New" w:cs="Courier New"/>
+              </w:rPr>
+              <w:t>cout</w:t>
+            </w:r>
+            <w:proofErr w:type="spellEnd"/>
+            <w:r>
+              <w:rPr>
+                <w:rFonts w:ascii="Courier New" w:hAnsi="Courier New" w:cs="Courier New"/>
+              </w:rPr>
+              <w:t xml:space="preserve"> &lt;&lt; </w:t>
+            </w:r>
+            <w:proofErr w:type="spellStart"/>
+            <w:r>
+              <w:rPr>
+                <w:rFonts w:ascii="Courier New" w:hAnsi="Courier New" w:cs="Courier New"/>
+              </w:rPr>
+              <w:t>arr</w:t>
+            </w:r>
+            <w:proofErr w:type="spellEnd"/>
+            <w:r>
+              <w:rPr>
+                <w:rFonts w:ascii="Courier New" w:hAnsi="Courier New" w:cs="Courier New"/>
+              </w:rPr>
+              <w:t>[</w:t>
+            </w:r>
+            <w:proofErr w:type="spellStart"/>
+            <w:r>
+              <w:rPr>
+                <w:rFonts w:ascii="Courier New" w:hAnsi="Courier New" w:cs="Courier New"/>
+              </w:rPr>
+              <w:t>i</w:t>
+            </w:r>
+            <w:proofErr w:type="spellEnd"/>
+            <w:r>
+              <w:rPr>
+                <w:rFonts w:ascii="Courier New" w:hAnsi="Courier New" w:cs="Courier New"/>
+              </w:rPr>
+              <w:t>] &lt;&lt; " ";</w:t>
+            </w:r>
+          </w:p>
+        </w:tc>
+      </w:tr>
+      <w:tr>
+        <w:tc>
+          <w:tcPr>
+            <w:tcW w:w="562" w:type="dxa"/>
+          </w:tcPr>
+          <w:p>
+            <w:pPr>
+              <w:pStyle w:val="ListParagraph"/>
+              <w:numPr>
+                <w:ilvl w:val="0"/>
+                <w:numId w:val="25"/>
+              </w:numPr>
+              <w:rPr>
+                <w:rFonts w:ascii="Courier New" w:hAnsi="Courier New" w:cs="Courier New"/>
+              </w:rPr>
+            </w:pPr>
+          </w:p>
+        </w:tc>
+        <w:tc>
+          <w:tcPr>
+            <w:tcW w:w="8454" w:type="dxa"/>
+          </w:tcPr>
+          <w:p>
+            <w:pPr>
+              <w:rPr>
+                <w:rFonts w:ascii="Courier New" w:hAnsi="Courier New" w:cs="Courier New"/>
+              </w:rPr>
+            </w:pPr>
+            <w:r>
+              <w:rPr>
+                <w:rFonts w:ascii="Courier New" w:hAnsi="Courier New" w:cs="Courier New"/>
+              </w:rPr>
+              <w:t xml:space="preserve">    }</w:t>
+            </w:r>
+          </w:p>
+        </w:tc>
+      </w:tr>
+      <w:tr>
+        <w:tc>
+          <w:tcPr>
+            <w:tcW w:w="562" w:type="dxa"/>
+          </w:tcPr>
+          <w:p>
+            <w:pPr>
+              <w:pStyle w:val="ListParagraph"/>
+              <w:numPr>
+                <w:ilvl w:val="0"/>
+                <w:numId w:val="25"/>
+              </w:numPr>
+              <w:rPr>
+                <w:rFonts w:ascii="Courier New" w:hAnsi="Courier New" w:cs="Courier New"/>
+              </w:rPr>
+            </w:pPr>
+          </w:p>
+        </w:tc>
+        <w:tc>
+          <w:tcPr>
+            <w:tcW w:w="8454" w:type="dxa"/>
+          </w:tcPr>
+          <w:p>
+            <w:pPr>
+              <w:rPr>
+                <w:rFonts w:ascii="Courier New" w:hAnsi="Courier New" w:cs="Courier New"/>
+              </w:rPr>
+            </w:pPr>
+          </w:p>
+        </w:tc>
+      </w:tr>
+      <w:tr>
+        <w:tc>
+          <w:tcPr>
+            <w:tcW w:w="562" w:type="dxa"/>
+          </w:tcPr>
+          <w:p>
+            <w:pPr>
+              <w:pStyle w:val="ListParagraph"/>
+              <w:numPr>
+                <w:ilvl w:val="0"/>
+                <w:numId w:val="25"/>
+              </w:numPr>
+              <w:rPr>
+                <w:rFonts w:ascii="Courier New" w:hAnsi="Courier New" w:cs="Courier New"/>
+              </w:rPr>
+            </w:pPr>
+          </w:p>
+        </w:tc>
+        <w:tc>
+          <w:tcPr>
+            <w:tcW w:w="8454" w:type="dxa"/>
+          </w:tcPr>
+          <w:p>
+            <w:pPr>
+              <w:rPr>
+                <w:rFonts w:ascii="Courier New" w:hAnsi="Courier New" w:cs="Courier New"/>
+              </w:rPr>
+            </w:pPr>
+            <w:r>
+              <w:rPr>
+                <w:rFonts w:ascii="Courier New" w:hAnsi="Courier New" w:cs="Courier New"/>
+              </w:rPr>
+              <w:t xml:space="preserve">    int </w:t>
+            </w:r>
+            <w:proofErr w:type="spellStart"/>
+            <w:r>
+              <w:rPr>
+                <w:rFonts w:ascii="Courier New" w:hAnsi="Courier New" w:cs="Courier New"/>
+              </w:rPr>
+              <w:t>jumlahPasangan</w:t>
+            </w:r>
+            <w:proofErr w:type="spellEnd"/>
+            <w:r>
+              <w:rPr>
+                <w:rFonts w:ascii="Courier New" w:hAnsi="Courier New" w:cs="Courier New"/>
+              </w:rPr>
+              <w:t xml:space="preserve"> = 0;</w:t>
+            </w:r>
+          </w:p>
+        </w:tc>
+      </w:tr>
+      <w:tr>
+        <w:tc>
+          <w:tcPr>
+            <w:tcW w:w="562" w:type="dxa"/>
+          </w:tcPr>
+          <w:p>
+            <w:pPr>
+              <w:pStyle w:val="ListParagraph"/>
+              <w:numPr>
+                <w:ilvl w:val="0"/>
+                <w:numId w:val="25"/>
+              </w:numPr>
+              <w:rPr>
+                <w:rFonts w:ascii="Courier New" w:hAnsi="Courier New" w:cs="Courier New"/>
+              </w:rPr>
+            </w:pPr>
+          </w:p>
+        </w:tc>
+        <w:tc>
+          <w:tcPr>
+            <w:tcW w:w="8454" w:type="dxa"/>
+          </w:tcPr>
+          <w:p>
+            <w:pPr>
+              <w:rPr>
+                <w:rFonts w:ascii="Courier New" w:hAnsi="Courier New" w:cs="Courier New"/>
+                <w:lang w:val="sv-SE"/>
+              </w:rPr>
+            </w:pPr>
+            <w:r>
+              <w:rPr>
+                <w:rFonts w:ascii="Courier New" w:hAnsi="Courier New" w:cs="Courier New"/>
+                <w:lang w:val="sv-SE"/>
+              </w:rPr>
+              <w:t xml:space="preserve">    for(int i = 0; i &lt; n - 1; i++) {</w:t>
+            </w:r>
+          </w:p>
+        </w:tc>
+      </w:tr>
+      <w:tr>
+        <w:tc>
+          <w:tcPr>
+            <w:tcW w:w="562" w:type="dxa"/>
+          </w:tcPr>
+          <w:p>
+            <w:pPr>
+              <w:pStyle w:val="ListParagraph"/>
+              <w:numPr>
+                <w:ilvl w:val="0"/>
+                <w:numId w:val="25"/>
+              </w:numPr>
+              <w:rPr>
+                <w:rFonts w:ascii="Courier New" w:hAnsi="Courier New" w:cs="Courier New"/>
+                <w:lang w:val="sv-SE"/>
+              </w:rPr>
+            </w:pPr>
+          </w:p>
+        </w:tc>
+        <w:tc>
+          <w:tcPr>
+            <w:tcW w:w="8454" w:type="dxa"/>
+          </w:tcPr>
+          <w:p>
+            <w:pPr>
+              <w:rPr>
+                <w:rFonts w:ascii="Courier New" w:hAnsi="Courier New" w:cs="Courier New"/>
+                <w:lang w:val="sv-SE"/>
+              </w:rPr>
+            </w:pPr>
+          </w:p>
+        </w:tc>
+      </w:tr>
+      <w:tr>
+        <w:tc>
+          <w:tcPr>
+            <w:tcW w:w="562" w:type="dxa"/>
+          </w:tcPr>
+          <w:p>
+            <w:pPr>
+              <w:pStyle w:val="ListParagraph"/>
+              <w:numPr>
+                <w:ilvl w:val="0"/>
+                <w:numId w:val="25"/>
+              </w:numPr>
+              <w:rPr>
+                <w:rFonts w:ascii="Courier New" w:hAnsi="Courier New" w:cs="Courier New"/>
+                <w:lang w:val="sv-SE"/>
+              </w:rPr>
+            </w:pPr>
+          </w:p>
+        </w:tc>
+        <w:tc>
+          <w:tcPr>
+            <w:tcW w:w="8454" w:type="dxa"/>
+          </w:tcPr>
+          <w:p>
+            <w:pPr>
+              <w:rPr>
+                <w:rFonts w:ascii="Courier New" w:hAnsi="Courier New" w:cs="Courier New"/>
+                <w:lang w:val="sv-SE"/>
+              </w:rPr>
+            </w:pPr>
+            <w:r>
+              <w:rPr>
+                <w:rFonts w:ascii="Courier New" w:hAnsi="Courier New" w:cs="Courier New"/>
+                <w:lang w:val="sv-SE"/>
+              </w:rPr>
+              <w:t xml:space="preserve">        int target = x - arr[i];</w:t>
+            </w:r>
+          </w:p>
+        </w:tc>
+      </w:tr>
+      <w:tr>
+        <w:tc>
+          <w:tcPr>
+            <w:tcW w:w="562" w:type="dxa"/>
+          </w:tcPr>
+          <w:p>
+            <w:pPr>
+              <w:pStyle w:val="ListParagraph"/>
+              <w:numPr>
+                <w:ilvl w:val="0"/>
+                <w:numId w:val="25"/>
+              </w:numPr>
+              <w:rPr>
+                <w:rFonts w:ascii="Courier New" w:hAnsi="Courier New" w:cs="Courier New"/>
+                <w:lang w:val="sv-SE"/>
+              </w:rPr>
+            </w:pPr>
+          </w:p>
+        </w:tc>
+        <w:tc>
+          <w:tcPr>
+            <w:tcW w:w="8454" w:type="dxa"/>
+          </w:tcPr>
+          <w:p>
+            <w:pPr>
+              <w:rPr>
+                <w:rFonts w:ascii="Courier New" w:hAnsi="Courier New" w:cs="Courier New"/>
+                <w:lang w:val="sv-SE"/>
+              </w:rPr>
+            </w:pPr>
+          </w:p>
+        </w:tc>
+      </w:tr>
+      <w:tr>
+        <w:tc>
+          <w:tcPr>
+            <w:tcW w:w="562" w:type="dxa"/>
+          </w:tcPr>
+          <w:p>
+            <w:pPr>
+              <w:pStyle w:val="ListParagraph"/>
+              <w:numPr>
+                <w:ilvl w:val="0"/>
+                <w:numId w:val="25"/>
+              </w:numPr>
+              <w:rPr>
+                <w:rFonts w:ascii="Courier New" w:hAnsi="Courier New" w:cs="Courier New"/>
+                <w:lang w:val="sv-SE"/>
+              </w:rPr>
+            </w:pPr>
+          </w:p>
+        </w:tc>
+        <w:tc>
+          <w:tcPr>
+            <w:tcW w:w="8454" w:type="dxa"/>
+          </w:tcPr>
+          <w:p>
+            <w:pPr>
+              <w:rPr>
+                <w:rFonts w:ascii="Courier New" w:hAnsi="Courier New" w:cs="Courier New"/>
+              </w:rPr>
+            </w:pPr>
+            <w:r>
+              <w:rPr>
+                <w:rFonts w:ascii="Courier New" w:hAnsi="Courier New" w:cs="Courier New"/>
+                <w:lang w:val="sv-SE"/>
+              </w:rPr>
+              <w:t xml:space="preserve">        </w:t>
+            </w:r>
+            <w:proofErr w:type="spellStart"/>
+            <w:r>
+              <w:rPr>
+                <w:rFonts w:ascii="Courier New" w:hAnsi="Courier New" w:cs="Courier New"/>
+              </w:rPr>
+              <w:t>jumlahPasangan</w:t>
+            </w:r>
+            <w:proofErr w:type="spellEnd"/>
+            <w:r>
+              <w:rPr>
+                <w:rFonts w:ascii="Courier New" w:hAnsi="Courier New" w:cs="Courier New"/>
+              </w:rPr>
+              <w:t xml:space="preserve"> += </w:t>
             </w:r>
             <w:proofErr w:type="spellStart"/>
             <w:proofErr w:type="gramStart"/>
@@ -3503,6 +2714,58 @@
               <w:rPr>
                 <w:rFonts w:ascii="Courier New" w:hAnsi="Courier New" w:cs="Courier New"/>
               </w:rPr>
+              <w:t>binarySearchCount</w:t>
+            </w:r>
+            <w:proofErr w:type="spellEnd"/>
+            <w:r>
+              <w:rPr>
+                <w:rFonts w:ascii="Courier New" w:hAnsi="Courier New" w:cs="Courier New"/>
+              </w:rPr>
+              <w:t>(</w:t>
+            </w:r>
+            <w:proofErr w:type="gramEnd"/>
+          </w:p>
+        </w:tc>
+      </w:tr>
+      <w:tr>
+        <w:tc>
+          <w:tcPr>
+            <w:tcW w:w="562" w:type="dxa"/>
+          </w:tcPr>
+          <w:p>
+            <w:pPr>
+              <w:pStyle w:val="ListParagraph"/>
+              <w:numPr>
+                <w:ilvl w:val="0"/>
+                <w:numId w:val="25"/>
+              </w:numPr>
+              <w:rPr>
+                <w:rFonts w:ascii="Courier New" w:hAnsi="Courier New" w:cs="Courier New"/>
+              </w:rPr>
+            </w:pPr>
+          </w:p>
+        </w:tc>
+        <w:tc>
+          <w:tcPr>
+            <w:tcW w:w="8454" w:type="dxa"/>
+          </w:tcPr>
+          <w:p>
+            <w:pPr>
+              <w:rPr>
+                <w:rFonts w:ascii="Courier New" w:hAnsi="Courier New" w:cs="Courier New"/>
+              </w:rPr>
+            </w:pPr>
+            <w:r>
+              <w:rPr>
+                <w:rFonts w:ascii="Courier New" w:hAnsi="Courier New" w:cs="Courier New"/>
+              </w:rPr>
+              <w:t xml:space="preserve">            </w:t>
+            </w:r>
+            <w:proofErr w:type="spellStart"/>
+            <w:r>
+              <w:rPr>
+                <w:rFonts w:ascii="Courier New" w:hAnsi="Courier New" w:cs="Courier New"/>
+              </w:rPr>
               <w:t>arr</w:t>
             </w:r>
             <w:proofErr w:type="spellEnd"/>
@@ -3510,310 +2773,819 @@
               <w:rPr>
                 <w:rFonts w:ascii="Courier New" w:hAnsi="Courier New" w:cs="Courier New"/>
               </w:rPr>
+              <w:t>,</w:t>
+            </w:r>
+          </w:p>
+        </w:tc>
+      </w:tr>
+      <w:tr>
+        <w:tc>
+          <w:tcPr>
+            <w:tcW w:w="562" w:type="dxa"/>
+          </w:tcPr>
+          <w:p>
+            <w:pPr>
+              <w:pStyle w:val="ListParagraph"/>
+              <w:numPr>
+                <w:ilvl w:val="0"/>
+                <w:numId w:val="25"/>
+              </w:numPr>
+              <w:rPr>
+                <w:rFonts w:ascii="Courier New" w:hAnsi="Courier New" w:cs="Courier New"/>
+              </w:rPr>
+            </w:pPr>
+          </w:p>
+        </w:tc>
+        <w:tc>
+          <w:tcPr>
+            <w:tcW w:w="8454" w:type="dxa"/>
+          </w:tcPr>
+          <w:p>
+            <w:pPr>
+              <w:rPr>
+                <w:rFonts w:ascii="Courier New" w:hAnsi="Courier New" w:cs="Courier New"/>
+              </w:rPr>
+            </w:pPr>
+            <w:r>
+              <w:rPr>
+                <w:rFonts w:ascii="Courier New" w:hAnsi="Courier New" w:cs="Courier New"/>
+              </w:rPr>
+              <w:t xml:space="preserve">            </w:t>
+            </w:r>
+            <w:proofErr w:type="spellStart"/>
+            <w:r>
+              <w:rPr>
+                <w:rFonts w:ascii="Courier New" w:hAnsi="Courier New" w:cs="Courier New"/>
+              </w:rPr>
+              <w:t>i</w:t>
+            </w:r>
+            <w:proofErr w:type="spellEnd"/>
+            <w:r>
+              <w:rPr>
+                <w:rFonts w:ascii="Courier New" w:hAnsi="Courier New" w:cs="Courier New"/>
+              </w:rPr>
+              <w:t xml:space="preserve"> + 1,</w:t>
+            </w:r>
+          </w:p>
+        </w:tc>
+      </w:tr>
+      <w:tr>
+        <w:tc>
+          <w:tcPr>
+            <w:tcW w:w="562" w:type="dxa"/>
+          </w:tcPr>
+          <w:p>
+            <w:pPr>
+              <w:pStyle w:val="ListParagraph"/>
+              <w:numPr>
+                <w:ilvl w:val="0"/>
+                <w:numId w:val="25"/>
+              </w:numPr>
+              <w:rPr>
+                <w:rFonts w:ascii="Courier New" w:hAnsi="Courier New" w:cs="Courier New"/>
+              </w:rPr>
+            </w:pPr>
+          </w:p>
+        </w:tc>
+        <w:tc>
+          <w:tcPr>
+            <w:tcW w:w="8454" w:type="dxa"/>
+          </w:tcPr>
+          <w:p>
+            <w:pPr>
+              <w:rPr>
+                <w:rFonts w:ascii="Courier New" w:hAnsi="Courier New" w:cs="Courier New"/>
+              </w:rPr>
+            </w:pPr>
+            <w:r>
+              <w:rPr>
+                <w:rFonts w:ascii="Courier New" w:hAnsi="Courier New" w:cs="Courier New"/>
+              </w:rPr>
+              <w:t xml:space="preserve">            n - 1,</w:t>
+            </w:r>
+          </w:p>
+        </w:tc>
+      </w:tr>
+      <w:tr>
+        <w:tc>
+          <w:tcPr>
+            <w:tcW w:w="562" w:type="dxa"/>
+          </w:tcPr>
+          <w:p>
+            <w:pPr>
+              <w:pStyle w:val="ListParagraph"/>
+              <w:numPr>
+                <w:ilvl w:val="0"/>
+                <w:numId w:val="25"/>
+              </w:numPr>
+              <w:rPr>
+                <w:rFonts w:ascii="Courier New" w:hAnsi="Courier New" w:cs="Courier New"/>
+              </w:rPr>
+            </w:pPr>
+          </w:p>
+        </w:tc>
+        <w:tc>
+          <w:tcPr>
+            <w:tcW w:w="8454" w:type="dxa"/>
+          </w:tcPr>
+          <w:p>
+            <w:pPr>
+              <w:rPr>
+                <w:rFonts w:ascii="Courier New" w:hAnsi="Courier New" w:cs="Courier New"/>
+              </w:rPr>
+            </w:pPr>
+            <w:r>
+              <w:rPr>
+                <w:rFonts w:ascii="Courier New" w:hAnsi="Courier New" w:cs="Courier New"/>
+              </w:rPr>
+              <w:t xml:space="preserve">            target</w:t>
+            </w:r>
+          </w:p>
+        </w:tc>
+      </w:tr>
+      <w:tr>
+        <w:tc>
+          <w:tcPr>
+            <w:tcW w:w="562" w:type="dxa"/>
+          </w:tcPr>
+          <w:p>
+            <w:pPr>
+              <w:pStyle w:val="ListParagraph"/>
+              <w:numPr>
+                <w:ilvl w:val="0"/>
+                <w:numId w:val="25"/>
+              </w:numPr>
+              <w:rPr>
+                <w:rFonts w:ascii="Courier New" w:hAnsi="Courier New" w:cs="Courier New"/>
+              </w:rPr>
+            </w:pPr>
+          </w:p>
+        </w:tc>
+        <w:tc>
+          <w:tcPr>
+            <w:tcW w:w="8454" w:type="dxa"/>
+          </w:tcPr>
+          <w:p>
+            <w:pPr>
+              <w:rPr>
+                <w:rFonts w:ascii="Courier New" w:hAnsi="Courier New" w:cs="Courier New"/>
+              </w:rPr>
+            </w:pPr>
+            <w:r>
+              <w:rPr>
+                <w:rFonts w:ascii="Courier New" w:hAnsi="Courier New" w:cs="Courier New"/>
+              </w:rPr>
+              <w:t xml:space="preserve">        );</w:t>
+            </w:r>
+          </w:p>
+        </w:tc>
+      </w:tr>
+      <w:tr>
+        <w:tc>
+          <w:tcPr>
+            <w:tcW w:w="562" w:type="dxa"/>
+          </w:tcPr>
+          <w:p>
+            <w:pPr>
+              <w:pStyle w:val="ListParagraph"/>
+              <w:numPr>
+                <w:ilvl w:val="0"/>
+                <w:numId w:val="25"/>
+              </w:numPr>
+              <w:rPr>
+                <w:rFonts w:ascii="Courier New" w:hAnsi="Courier New" w:cs="Courier New"/>
+              </w:rPr>
+            </w:pPr>
+          </w:p>
+        </w:tc>
+        <w:tc>
+          <w:tcPr>
+            <w:tcW w:w="8454" w:type="dxa"/>
+          </w:tcPr>
+          <w:p>
+            <w:pPr>
+              <w:rPr>
+                <w:rFonts w:ascii="Courier New" w:hAnsi="Courier New" w:cs="Courier New"/>
+              </w:rPr>
+            </w:pPr>
+            <w:r>
+              <w:rPr>
+                <w:rFonts w:ascii="Courier New" w:hAnsi="Courier New" w:cs="Courier New"/>
+              </w:rPr>
+              <w:t xml:space="preserve">    }</w:t>
+            </w:r>
+          </w:p>
+        </w:tc>
+      </w:tr>
+      <w:tr>
+        <w:tc>
+          <w:tcPr>
+            <w:tcW w:w="562" w:type="dxa"/>
+          </w:tcPr>
+          <w:p>
+            <w:pPr>
+              <w:pStyle w:val="ListParagraph"/>
+              <w:numPr>
+                <w:ilvl w:val="0"/>
+                <w:numId w:val="25"/>
+              </w:numPr>
+              <w:rPr>
+                <w:rFonts w:ascii="Courier New" w:hAnsi="Courier New" w:cs="Courier New"/>
+              </w:rPr>
+            </w:pPr>
+          </w:p>
+        </w:tc>
+        <w:tc>
+          <w:tcPr>
+            <w:tcW w:w="8454" w:type="dxa"/>
+          </w:tcPr>
+          <w:p>
+            <w:pPr>
+              <w:rPr>
+                <w:rFonts w:ascii="Courier New" w:hAnsi="Courier New" w:cs="Courier New"/>
+              </w:rPr>
+            </w:pPr>
+          </w:p>
+        </w:tc>
+      </w:tr>
+      <w:tr>
+        <w:tc>
+          <w:tcPr>
+            <w:tcW w:w="562" w:type="dxa"/>
+          </w:tcPr>
+          <w:p>
+            <w:pPr>
+              <w:pStyle w:val="ListParagraph"/>
+              <w:numPr>
+                <w:ilvl w:val="0"/>
+                <w:numId w:val="25"/>
+              </w:numPr>
+              <w:rPr>
+                <w:rFonts w:ascii="Courier New" w:hAnsi="Courier New" w:cs="Courier New"/>
+              </w:rPr>
+            </w:pPr>
+          </w:p>
+        </w:tc>
+        <w:tc>
+          <w:tcPr>
+            <w:tcW w:w="8454" w:type="dxa"/>
+          </w:tcPr>
+          <w:p>
+            <w:pPr>
+              <w:rPr>
+                <w:rFonts w:ascii="Courier New" w:hAnsi="Courier New" w:cs="Courier New"/>
+              </w:rPr>
+            </w:pPr>
+            <w:r>
+              <w:rPr>
+                <w:rFonts w:ascii="Courier New" w:hAnsi="Courier New" w:cs="Courier New"/>
+              </w:rPr>
+              <w:t xml:space="preserve">    </w:t>
+            </w:r>
+            <w:proofErr w:type="spellStart"/>
+            <w:r>
+              <w:rPr>
+                <w:rFonts w:ascii="Courier New" w:hAnsi="Courier New" w:cs="Courier New"/>
+              </w:rPr>
+              <w:t>cout</w:t>
+            </w:r>
+            <w:proofErr w:type="spellEnd"/>
+            <w:r>
+              <w:rPr>
+                <w:rFonts w:ascii="Courier New" w:hAnsi="Courier New" w:cs="Courier New"/>
+              </w:rPr>
+              <w:t xml:space="preserve"> &lt;&lt; "\n\</w:t>
+            </w:r>
+            <w:proofErr w:type="spellStart"/>
+            <w:r>
+              <w:rPr>
+                <w:rFonts w:ascii="Courier New" w:hAnsi="Courier New" w:cs="Courier New"/>
+              </w:rPr>
+              <w:t>nJumlah</w:t>
+            </w:r>
+            <w:proofErr w:type="spellEnd"/>
+            <w:r>
+              <w:rPr>
+                <w:rFonts w:ascii="Courier New" w:hAnsi="Courier New" w:cs="Courier New"/>
+              </w:rPr>
+              <w:t xml:space="preserve"> </w:t>
+            </w:r>
+            <w:proofErr w:type="spellStart"/>
+            <w:r>
+              <w:rPr>
+                <w:rFonts w:ascii="Courier New" w:hAnsi="Courier New" w:cs="Courier New"/>
+              </w:rPr>
+              <w:t>pasangan</w:t>
+            </w:r>
+            <w:proofErr w:type="spellEnd"/>
+            <w:r>
+              <w:rPr>
+                <w:rFonts w:ascii="Courier New" w:hAnsi="Courier New" w:cs="Courier New"/>
+              </w:rPr>
+              <w:t xml:space="preserve"> = "</w:t>
+            </w:r>
+          </w:p>
+        </w:tc>
+      </w:tr>
+      <w:tr>
+        <w:tc>
+          <w:tcPr>
+            <w:tcW w:w="562" w:type="dxa"/>
+          </w:tcPr>
+          <w:p>
+            <w:pPr>
+              <w:pStyle w:val="ListParagraph"/>
+              <w:numPr>
+                <w:ilvl w:val="0"/>
+                <w:numId w:val="25"/>
+              </w:numPr>
+              <w:rPr>
+                <w:rFonts w:ascii="Courier New" w:hAnsi="Courier New" w:cs="Courier New"/>
+              </w:rPr>
+            </w:pPr>
+          </w:p>
+        </w:tc>
+        <w:tc>
+          <w:tcPr>
+            <w:tcW w:w="8454" w:type="dxa"/>
+          </w:tcPr>
+          <w:p>
+            <w:pPr>
+              <w:rPr>
+                <w:rFonts w:ascii="Courier New" w:hAnsi="Courier New" w:cs="Courier New"/>
+              </w:rPr>
+            </w:pPr>
+            <w:r>
+              <w:rPr>
+                <w:rFonts w:ascii="Courier New" w:hAnsi="Courier New" w:cs="Courier New"/>
+              </w:rPr>
+              <w:t xml:space="preserve">         &lt;&lt; </w:t>
+            </w:r>
+            <w:proofErr w:type="spellStart"/>
+            <w:r>
+              <w:rPr>
+                <w:rFonts w:ascii="Courier New" w:hAnsi="Courier New" w:cs="Courier New"/>
+              </w:rPr>
+              <w:t>jumlahPasangan</w:t>
+            </w:r>
+            <w:proofErr w:type="spellEnd"/>
+            <w:r>
+              <w:rPr>
+                <w:rFonts w:ascii="Courier New" w:hAnsi="Courier New" w:cs="Courier New"/>
+              </w:rPr>
+              <w:t xml:space="preserve"> &lt;&lt; </w:t>
+            </w:r>
+            <w:proofErr w:type="spellStart"/>
+            <w:r>
+              <w:rPr>
+                <w:rFonts w:ascii="Courier New" w:hAnsi="Courier New" w:cs="Courier New"/>
+              </w:rPr>
+              <w:t>endl</w:t>
+            </w:r>
+            <w:proofErr w:type="spellEnd"/>
+            <w:r>
+              <w:rPr>
+                <w:rFonts w:ascii="Courier New" w:hAnsi="Courier New" w:cs="Courier New"/>
+              </w:rPr>
+              <w:t>;</w:t>
+            </w:r>
+          </w:p>
+        </w:tc>
+      </w:tr>
+      <w:tr>
+        <w:tc>
+          <w:tcPr>
+            <w:tcW w:w="562" w:type="dxa"/>
+          </w:tcPr>
+          <w:p>
+            <w:pPr>
+              <w:pStyle w:val="ListParagraph"/>
+              <w:numPr>
+                <w:ilvl w:val="0"/>
+                <w:numId w:val="25"/>
+              </w:numPr>
+              <w:rPr>
+                <w:rFonts w:ascii="Courier New" w:hAnsi="Courier New" w:cs="Courier New"/>
+              </w:rPr>
+            </w:pPr>
+          </w:p>
+        </w:tc>
+        <w:tc>
+          <w:tcPr>
+            <w:tcW w:w="8454" w:type="dxa"/>
+          </w:tcPr>
+          <w:p>
+            <w:pPr>
+              <w:rPr>
+                <w:rFonts w:ascii="Courier New" w:hAnsi="Courier New" w:cs="Courier New"/>
+              </w:rPr>
+            </w:pPr>
+          </w:p>
+        </w:tc>
+      </w:tr>
+      <w:tr>
+        <w:tc>
+          <w:tcPr>
+            <w:tcW w:w="562" w:type="dxa"/>
+          </w:tcPr>
+          <w:p>
+            <w:pPr>
+              <w:pStyle w:val="ListParagraph"/>
+              <w:numPr>
+                <w:ilvl w:val="0"/>
+                <w:numId w:val="25"/>
+              </w:numPr>
+              <w:rPr>
+                <w:rFonts w:ascii="Courier New" w:hAnsi="Courier New" w:cs="Courier New"/>
+              </w:rPr>
+            </w:pPr>
+          </w:p>
+        </w:tc>
+        <w:tc>
+          <w:tcPr>
+            <w:tcW w:w="8454" w:type="dxa"/>
+          </w:tcPr>
+          <w:p>
+            <w:pPr>
+              <w:rPr>
+                <w:rFonts w:ascii="Courier New" w:hAnsi="Courier New" w:cs="Courier New"/>
+              </w:rPr>
+            </w:pPr>
+            <w:r>
+              <w:rPr>
+                <w:rFonts w:ascii="Courier New" w:hAnsi="Courier New" w:cs="Courier New"/>
+              </w:rPr>
+              <w:t xml:space="preserve">    return 0;</w:t>
+            </w:r>
+          </w:p>
+        </w:tc>
+      </w:tr>
+      <w:tr>
+        <w:tc>
+          <w:tcPr>
+            <w:tcW w:w="562" w:type="dxa"/>
+          </w:tcPr>
+          <w:p>
+            <w:pPr>
+              <w:pStyle w:val="ListParagraph"/>
+              <w:numPr>
+                <w:ilvl w:val="0"/>
+                <w:numId w:val="25"/>
+              </w:numPr>
+              <w:rPr>
+                <w:rFonts w:ascii="Courier New" w:hAnsi="Courier New" w:cs="Courier New"/>
+              </w:rPr>
+            </w:pPr>
+          </w:p>
+        </w:tc>
+        <w:tc>
+          <w:tcPr>
+            <w:tcW w:w="8454" w:type="dxa"/>
+          </w:tcPr>
+          <w:p>
+            <w:pPr>
+              <w:rPr>
+                <w:rFonts w:ascii="Courier New" w:hAnsi="Courier New" w:cs="Courier New"/>
+              </w:rPr>
+            </w:pPr>
+            <w:r>
+              <w:rPr>
+                <w:rFonts w:ascii="Courier New" w:hAnsi="Courier New" w:cs="Courier New"/>
+              </w:rPr>
+              <w:t>}</w:t>
+            </w:r>
+          </w:p>
+        </w:tc>
+      </w:tr>
+      <w:tr>
+        <w:tc>
+          <w:tcPr>
+            <w:tcW w:w="562" w:type="dxa"/>
+          </w:tcPr>
+          <w:p>
+            <w:pPr>
+              <w:pStyle w:val="ListParagraph"/>
+              <w:numPr>
+                <w:ilvl w:val="0"/>
+                <w:numId w:val="25"/>
+              </w:numPr>
+              <w:rPr>
+                <w:rFonts w:ascii="Courier New" w:hAnsi="Courier New" w:cs="Courier New"/>
+              </w:rPr>
+            </w:pPr>
+          </w:p>
+        </w:tc>
+        <w:tc>
+          <w:tcPr>
+            <w:tcW w:w="8454" w:type="dxa"/>
+          </w:tcPr>
+          <w:p>
+            <w:pPr>
+              <w:rPr>
+                <w:rFonts w:ascii="Courier New" w:hAnsi="Courier New" w:cs="Courier New"/>
+              </w:rPr>
+            </w:pPr>
+          </w:p>
+        </w:tc>
+      </w:tr>
+      <w:tr>
+        <w:tc>
+          <w:tcPr>
+            <w:tcW w:w="562" w:type="dxa"/>
+          </w:tcPr>
+          <w:p>
+            <w:pPr>
+              <w:pStyle w:val="ListParagraph"/>
+              <w:numPr>
+                <w:ilvl w:val="0"/>
+                <w:numId w:val="25"/>
+              </w:numPr>
+              <w:rPr>
+                <w:rFonts w:ascii="Courier New" w:hAnsi="Courier New" w:cs="Courier New"/>
+              </w:rPr>
+            </w:pPr>
+          </w:p>
+        </w:tc>
+        <w:tc>
+          <w:tcPr>
+            <w:tcW w:w="8454" w:type="dxa"/>
+          </w:tcPr>
+          <w:p>
+            <w:pPr>
+              <w:rPr>
+                <w:rFonts w:ascii="Courier New" w:hAnsi="Courier New" w:cs="Courier New"/>
+                <w:lang w:val="sv-SE"/>
+              </w:rPr>
+            </w:pPr>
+            <w:r>
+              <w:rPr>
+                <w:rFonts w:ascii="Courier New" w:hAnsi="Courier New" w:cs="Courier New"/>
+                <w:lang w:val="sv-SE"/>
+              </w:rPr>
+              <w:t>void generateRandom(int arr[], int n) {</w:t>
+            </w:r>
+          </w:p>
+        </w:tc>
+      </w:tr>
+      <w:tr>
+        <w:tc>
+          <w:tcPr>
+            <w:tcW w:w="562" w:type="dxa"/>
+          </w:tcPr>
+          <w:p>
+            <w:pPr>
+              <w:pStyle w:val="ListParagraph"/>
+              <w:numPr>
+                <w:ilvl w:val="0"/>
+                <w:numId w:val="25"/>
+              </w:numPr>
+              <w:rPr>
+                <w:rFonts w:ascii="Courier New" w:hAnsi="Courier New" w:cs="Courier New"/>
+                <w:lang w:val="sv-SE"/>
+              </w:rPr>
+            </w:pPr>
+          </w:p>
+        </w:tc>
+        <w:tc>
+          <w:tcPr>
+            <w:tcW w:w="8454" w:type="dxa"/>
+          </w:tcPr>
+          <w:p>
+            <w:pPr>
+              <w:rPr>
+                <w:rFonts w:ascii="Courier New" w:hAnsi="Courier New" w:cs="Courier New"/>
+                <w:lang w:val="sv-SE"/>
+              </w:rPr>
+            </w:pPr>
+            <w:r>
+              <w:rPr>
+                <w:rFonts w:ascii="Courier New" w:hAnsi="Courier New" w:cs="Courier New"/>
+                <w:lang w:val="sv-SE"/>
+              </w:rPr>
+              <w:t xml:space="preserve">    for(int i = 0; i &lt; n; i++) {</w:t>
+            </w:r>
+          </w:p>
+        </w:tc>
+      </w:tr>
+      <w:tr>
+        <w:tc>
+          <w:tcPr>
+            <w:tcW w:w="562" w:type="dxa"/>
+          </w:tcPr>
+          <w:p>
+            <w:pPr>
+              <w:pStyle w:val="ListParagraph"/>
+              <w:numPr>
+                <w:ilvl w:val="0"/>
+                <w:numId w:val="25"/>
+              </w:numPr>
+              <w:rPr>
+                <w:rFonts w:ascii="Courier New" w:hAnsi="Courier New" w:cs="Courier New"/>
+                <w:lang w:val="sv-SE"/>
+              </w:rPr>
+            </w:pPr>
+          </w:p>
+        </w:tc>
+        <w:tc>
+          <w:tcPr>
+            <w:tcW w:w="8454" w:type="dxa"/>
+          </w:tcPr>
+          <w:p>
+            <w:pPr>
+              <w:rPr>
+                <w:rFonts w:ascii="Courier New" w:hAnsi="Courier New" w:cs="Courier New"/>
+              </w:rPr>
+            </w:pPr>
+            <w:r>
+              <w:rPr>
+                <w:rFonts w:ascii="Courier New" w:hAnsi="Courier New" w:cs="Courier New"/>
+                <w:lang w:val="sv-SE"/>
+              </w:rPr>
+              <w:t xml:space="preserve">        </w:t>
+            </w:r>
+            <w:proofErr w:type="spellStart"/>
+            <w:r>
+              <w:rPr>
+                <w:rFonts w:ascii="Courier New" w:hAnsi="Courier New" w:cs="Courier New"/>
+              </w:rPr>
+              <w:t>arr</w:t>
+            </w:r>
+            <w:proofErr w:type="spellEnd"/>
+            <w:r>
+              <w:rPr>
+                <w:rFonts w:ascii="Courier New" w:hAnsi="Courier New" w:cs="Courier New"/>
+              </w:rPr>
               <w:t>[</w:t>
             </w:r>
+            <w:proofErr w:type="spellStart"/>
+            <w:r>
+              <w:rPr>
+                <w:rFonts w:ascii="Courier New" w:hAnsi="Courier New" w:cs="Courier New"/>
+              </w:rPr>
+              <w:t>i</w:t>
+            </w:r>
+            <w:proofErr w:type="spellEnd"/>
+            <w:r>
+              <w:rPr>
+                <w:rFonts w:ascii="Courier New" w:hAnsi="Courier New" w:cs="Courier New"/>
+              </w:rPr>
+              <w:t xml:space="preserve">] = </w:t>
+            </w:r>
+            <w:proofErr w:type="gramStart"/>
+            <w:r>
+              <w:rPr>
+                <w:rFonts w:ascii="Courier New" w:hAnsi="Courier New" w:cs="Courier New"/>
+              </w:rPr>
+              <w:t>rand(</w:t>
+            </w:r>
             <w:proofErr w:type="gramEnd"/>
             <w:r>
               <w:rPr>
                 <w:rFonts w:ascii="Courier New" w:hAnsi="Courier New" w:cs="Courier New"/>
               </w:rPr>
-              <w:t>], int n) {</w:t>
-            </w:r>
-          </w:p>
-        </w:tc>
-      </w:tr>
-      <w:tr>
-        <w:tc>
-          <w:tcPr>
-            <w:tcW w:w="562" w:type="dxa"/>
-          </w:tcPr>
-          <w:p>
-            <w:pPr>
-              <w:pStyle w:val="ListParagraph"/>
-              <w:numPr>
-                <w:ilvl w:val="0"/>
-                <w:numId w:val="24"/>
-              </w:numPr>
-              <w:rPr>
-                <w:rFonts w:ascii="Courier New" w:hAnsi="Courier New" w:cs="Courier New"/>
-              </w:rPr>
-            </w:pPr>
-          </w:p>
-        </w:tc>
-        <w:tc>
-          <w:tcPr>
-            <w:tcW w:w="8454" w:type="dxa"/>
-          </w:tcPr>
-          <w:p>
-            <w:pPr>
-              <w:rPr>
-                <w:rFonts w:ascii="Courier New" w:hAnsi="Courier New" w:cs="Courier New"/>
-                <w:lang w:val="sv-SE"/>
-              </w:rPr>
-            </w:pPr>
-            <w:r>
-              <w:rPr>
-                <w:rFonts w:ascii="Courier New" w:hAnsi="Courier New" w:cs="Courier New"/>
-                <w:lang w:val="sv-SE"/>
-              </w:rPr>
-              <w:t xml:space="preserve">    for(int i = 1; i &lt; n; i++) {</w:t>
-            </w:r>
-          </w:p>
-        </w:tc>
-      </w:tr>
-      <w:tr>
-        <w:tc>
-          <w:tcPr>
-            <w:tcW w:w="562" w:type="dxa"/>
-          </w:tcPr>
-          <w:p>
-            <w:pPr>
-              <w:pStyle w:val="ListParagraph"/>
-              <w:numPr>
-                <w:ilvl w:val="0"/>
-                <w:numId w:val="24"/>
-              </w:numPr>
-              <w:rPr>
-                <w:rFonts w:ascii="Courier New" w:hAnsi="Courier New" w:cs="Courier New"/>
-                <w:lang w:val="sv-SE"/>
-              </w:rPr>
-            </w:pPr>
-          </w:p>
-        </w:tc>
-        <w:tc>
-          <w:tcPr>
-            <w:tcW w:w="8454" w:type="dxa"/>
-          </w:tcPr>
-          <w:p>
-            <w:pPr>
-              <w:rPr>
-                <w:rFonts w:ascii="Courier New" w:hAnsi="Courier New" w:cs="Courier New"/>
-              </w:rPr>
-            </w:pPr>
-            <w:r>
-              <w:rPr>
-                <w:rFonts w:ascii="Courier New" w:hAnsi="Courier New" w:cs="Courier New"/>
-                <w:lang w:val="sv-SE"/>
-              </w:rPr>
-              <w:t xml:space="preserve">        </w:t>
-            </w:r>
-            <w:r>
-              <w:rPr>
-                <w:rFonts w:ascii="Courier New" w:hAnsi="Courier New" w:cs="Courier New"/>
-              </w:rPr>
-              <w:t xml:space="preserve">int key = </w:t>
-            </w:r>
-            <w:proofErr w:type="spellStart"/>
-            <w:r>
-              <w:rPr>
-                <w:rFonts w:ascii="Courier New" w:hAnsi="Courier New" w:cs="Courier New"/>
-              </w:rPr>
-              <w:t>arr</w:t>
-            </w:r>
-            <w:proofErr w:type="spellEnd"/>
-            <w:r>
-              <w:rPr>
-                <w:rFonts w:ascii="Courier New" w:hAnsi="Courier New" w:cs="Courier New"/>
-              </w:rPr>
-              <w:t>[</w:t>
-            </w:r>
-            <w:proofErr w:type="spellStart"/>
-            <w:r>
-              <w:rPr>
-                <w:rFonts w:ascii="Courier New" w:hAnsi="Courier New" w:cs="Courier New"/>
-              </w:rPr>
-              <w:t>i</w:t>
-            </w:r>
-            <w:proofErr w:type="spellEnd"/>
-            <w:r>
-              <w:rPr>
-                <w:rFonts w:ascii="Courier New" w:hAnsi="Courier New" w:cs="Courier New"/>
-              </w:rPr>
-              <w:t>];</w:t>
-            </w:r>
-          </w:p>
-        </w:tc>
-      </w:tr>
-      <w:tr>
-        <w:tc>
-          <w:tcPr>
-            <w:tcW w:w="562" w:type="dxa"/>
-          </w:tcPr>
-          <w:p>
-            <w:pPr>
-              <w:pStyle w:val="ListParagraph"/>
-              <w:numPr>
-                <w:ilvl w:val="0"/>
-                <w:numId w:val="24"/>
-              </w:numPr>
-              <w:rPr>
-                <w:rFonts w:ascii="Courier New" w:hAnsi="Courier New" w:cs="Courier New"/>
-              </w:rPr>
-            </w:pPr>
-          </w:p>
-        </w:tc>
-        <w:tc>
-          <w:tcPr>
-            <w:tcW w:w="8454" w:type="dxa"/>
-          </w:tcPr>
-          <w:p>
-            <w:pPr>
-              <w:rPr>
-                <w:rFonts w:ascii="Courier New" w:hAnsi="Courier New" w:cs="Courier New"/>
-              </w:rPr>
-            </w:pPr>
-            <w:r>
-              <w:rPr>
-                <w:rFonts w:ascii="Courier New" w:hAnsi="Courier New" w:cs="Courier New"/>
-              </w:rPr>
-              <w:t xml:space="preserve">        int j = </w:t>
-            </w:r>
-            <w:proofErr w:type="spellStart"/>
-            <w:r>
-              <w:rPr>
-                <w:rFonts w:ascii="Courier New" w:hAnsi="Courier New" w:cs="Courier New"/>
-              </w:rPr>
-              <w:t>i</w:t>
-            </w:r>
-            <w:proofErr w:type="spellEnd"/>
-            <w:r>
-              <w:rPr>
-                <w:rFonts w:ascii="Courier New" w:hAnsi="Courier New" w:cs="Courier New"/>
-              </w:rPr>
-              <w:t xml:space="preserve"> - 1;</w:t>
-            </w:r>
-          </w:p>
-        </w:tc>
-      </w:tr>
-      <w:tr>
-        <w:tc>
-          <w:tcPr>
-            <w:tcW w:w="562" w:type="dxa"/>
-          </w:tcPr>
-          <w:p>
-            <w:pPr>
-              <w:pStyle w:val="ListParagraph"/>
-              <w:numPr>
-                <w:ilvl w:val="0"/>
-                <w:numId w:val="24"/>
-              </w:numPr>
-              <w:rPr>
-                <w:rFonts w:ascii="Courier New" w:hAnsi="Courier New" w:cs="Courier New"/>
-              </w:rPr>
-            </w:pPr>
-          </w:p>
-        </w:tc>
-        <w:tc>
-          <w:tcPr>
-            <w:tcW w:w="8454" w:type="dxa"/>
-          </w:tcPr>
-          <w:p>
-            <w:pPr>
-              <w:rPr>
-                <w:rFonts w:ascii="Courier New" w:hAnsi="Courier New" w:cs="Courier New"/>
-              </w:rPr>
-            </w:pPr>
-          </w:p>
-        </w:tc>
-      </w:tr>
-      <w:tr>
-        <w:tc>
-          <w:tcPr>
-            <w:tcW w:w="562" w:type="dxa"/>
-          </w:tcPr>
-          <w:p>
-            <w:pPr>
-              <w:pStyle w:val="ListParagraph"/>
-              <w:numPr>
-                <w:ilvl w:val="0"/>
-                <w:numId w:val="24"/>
-              </w:numPr>
-              <w:rPr>
-                <w:rFonts w:ascii="Courier New" w:hAnsi="Courier New" w:cs="Courier New"/>
-              </w:rPr>
-            </w:pPr>
-          </w:p>
-        </w:tc>
-        <w:tc>
-          <w:tcPr>
-            <w:tcW w:w="8454" w:type="dxa"/>
-          </w:tcPr>
-          <w:p>
-            <w:pPr>
-              <w:rPr>
-                <w:rFonts w:ascii="Courier New" w:hAnsi="Courier New" w:cs="Courier New"/>
-              </w:rPr>
-            </w:pPr>
-            <w:r>
-              <w:rPr>
-                <w:rFonts w:ascii="Courier New" w:hAnsi="Courier New" w:cs="Courier New"/>
-              </w:rPr>
-              <w:t xml:space="preserve">        </w:t>
-            </w:r>
-            <w:proofErr w:type="gramStart"/>
-            <w:r>
-              <w:rPr>
-                <w:rFonts w:ascii="Courier New" w:hAnsi="Courier New" w:cs="Courier New"/>
-              </w:rPr>
-              <w:t>while(</w:t>
-            </w:r>
-            <w:proofErr w:type="gramEnd"/>
-            <w:r>
-              <w:rPr>
-                <w:rFonts w:ascii="Courier New" w:hAnsi="Courier New" w:cs="Courier New"/>
-              </w:rPr>
-              <w:t xml:space="preserve">j &gt;= 0 &amp;&amp; </w:t>
-            </w:r>
-            <w:proofErr w:type="spellStart"/>
-            <w:r>
-              <w:rPr>
-                <w:rFonts w:ascii="Courier New" w:hAnsi="Courier New" w:cs="Courier New"/>
-              </w:rPr>
-              <w:t>arr</w:t>
-            </w:r>
-            <w:proofErr w:type="spellEnd"/>
-            <w:r>
-              <w:rPr>
-                <w:rFonts w:ascii="Courier New" w:hAnsi="Courier New" w:cs="Courier New"/>
-              </w:rPr>
-              <w:t>[j] &gt; key) {</w:t>
-            </w:r>
-          </w:p>
-        </w:tc>
-      </w:tr>
-      <w:tr>
-        <w:tc>
-          <w:tcPr>
-            <w:tcW w:w="562" w:type="dxa"/>
-          </w:tcPr>
-          <w:p>
-            <w:pPr>
-              <w:pStyle w:val="ListParagraph"/>
-              <w:numPr>
-                <w:ilvl w:val="0"/>
-                <w:numId w:val="24"/>
-              </w:numPr>
-              <w:rPr>
-                <w:rFonts w:ascii="Courier New" w:hAnsi="Courier New" w:cs="Courier New"/>
-              </w:rPr>
-            </w:pPr>
-          </w:p>
-        </w:tc>
-        <w:tc>
-          <w:tcPr>
-            <w:tcW w:w="8454" w:type="dxa"/>
-          </w:tcPr>
-          <w:p>
-            <w:pPr>
-              <w:rPr>
-                <w:rFonts w:ascii="Courier New" w:hAnsi="Courier New" w:cs="Courier New"/>
-              </w:rPr>
-            </w:pPr>
-            <w:r>
-              <w:rPr>
-                <w:rFonts w:ascii="Courier New" w:hAnsi="Courier New" w:cs="Courier New"/>
-              </w:rPr>
-              <w:t xml:space="preserve">            </w:t>
+              <w:t>) % 25 + 1;</w:t>
+            </w:r>
+          </w:p>
+        </w:tc>
+      </w:tr>
+      <w:tr>
+        <w:tc>
+          <w:tcPr>
+            <w:tcW w:w="562" w:type="dxa"/>
+          </w:tcPr>
+          <w:p>
+            <w:pPr>
+              <w:pStyle w:val="ListParagraph"/>
+              <w:numPr>
+                <w:ilvl w:val="0"/>
+                <w:numId w:val="25"/>
+              </w:numPr>
+              <w:rPr>
+                <w:rFonts w:ascii="Courier New" w:hAnsi="Courier New" w:cs="Courier New"/>
+              </w:rPr>
+            </w:pPr>
+          </w:p>
+        </w:tc>
+        <w:tc>
+          <w:tcPr>
+            <w:tcW w:w="8454" w:type="dxa"/>
+          </w:tcPr>
+          <w:p>
+            <w:pPr>
+              <w:rPr>
+                <w:rFonts w:ascii="Courier New" w:hAnsi="Courier New" w:cs="Courier New"/>
+              </w:rPr>
+            </w:pPr>
+            <w:r>
+              <w:rPr>
+                <w:rFonts w:ascii="Courier New" w:hAnsi="Courier New" w:cs="Courier New"/>
+              </w:rPr>
+              <w:t xml:space="preserve">    }</w:t>
+            </w:r>
+          </w:p>
+        </w:tc>
+      </w:tr>
+      <w:tr>
+        <w:tc>
+          <w:tcPr>
+            <w:tcW w:w="562" w:type="dxa"/>
+          </w:tcPr>
+          <w:p>
+            <w:pPr>
+              <w:pStyle w:val="ListParagraph"/>
+              <w:numPr>
+                <w:ilvl w:val="0"/>
+                <w:numId w:val="25"/>
+              </w:numPr>
+              <w:rPr>
+                <w:rFonts w:ascii="Courier New" w:hAnsi="Courier New" w:cs="Courier New"/>
+              </w:rPr>
+            </w:pPr>
+          </w:p>
+        </w:tc>
+        <w:tc>
+          <w:tcPr>
+            <w:tcW w:w="8454" w:type="dxa"/>
+          </w:tcPr>
+          <w:p>
+            <w:pPr>
+              <w:rPr>
+                <w:rFonts w:ascii="Courier New" w:hAnsi="Courier New" w:cs="Courier New"/>
+              </w:rPr>
+            </w:pPr>
+            <w:r>
+              <w:rPr>
+                <w:rFonts w:ascii="Courier New" w:hAnsi="Courier New" w:cs="Courier New"/>
+              </w:rPr>
+              <w:t>}</w:t>
+            </w:r>
+          </w:p>
+        </w:tc>
+      </w:tr>
+      <w:tr>
+        <w:tc>
+          <w:tcPr>
+            <w:tcW w:w="562" w:type="dxa"/>
+          </w:tcPr>
+          <w:p>
+            <w:pPr>
+              <w:pStyle w:val="ListParagraph"/>
+              <w:numPr>
+                <w:ilvl w:val="0"/>
+                <w:numId w:val="25"/>
+              </w:numPr>
+              <w:rPr>
+                <w:rFonts w:ascii="Courier New" w:hAnsi="Courier New" w:cs="Courier New"/>
+              </w:rPr>
+            </w:pPr>
+          </w:p>
+        </w:tc>
+        <w:tc>
+          <w:tcPr>
+            <w:tcW w:w="8454" w:type="dxa"/>
+          </w:tcPr>
+          <w:p>
+            <w:pPr>
+              <w:rPr>
+                <w:rFonts w:ascii="Courier New" w:hAnsi="Courier New" w:cs="Courier New"/>
+              </w:rPr>
+            </w:pPr>
+          </w:p>
+        </w:tc>
+      </w:tr>
+      <w:tr>
+        <w:tc>
+          <w:tcPr>
+            <w:tcW w:w="562" w:type="dxa"/>
+          </w:tcPr>
+          <w:p>
+            <w:pPr>
+              <w:pStyle w:val="ListParagraph"/>
+              <w:numPr>
+                <w:ilvl w:val="0"/>
+                <w:numId w:val="25"/>
+              </w:numPr>
+              <w:rPr>
+                <w:rFonts w:ascii="Courier New" w:hAnsi="Courier New" w:cs="Courier New"/>
+              </w:rPr>
+            </w:pPr>
+          </w:p>
+        </w:tc>
+        <w:tc>
+          <w:tcPr>
+            <w:tcW w:w="8454" w:type="dxa"/>
+          </w:tcPr>
+          <w:p>
+            <w:pPr>
+              <w:rPr>
+                <w:rFonts w:ascii="Courier New" w:hAnsi="Courier New" w:cs="Courier New"/>
+              </w:rPr>
+            </w:pPr>
+            <w:r>
+              <w:rPr>
+                <w:rFonts w:ascii="Courier New" w:hAnsi="Courier New" w:cs="Courier New"/>
+              </w:rPr>
+              <w:t xml:space="preserve">void </w:t>
             </w:r>
             <w:proofErr w:type="spellStart"/>
             <w:proofErr w:type="gramStart"/>
@@ -3821,146 +3593,21 @@
               <w:rPr>
                 <w:rFonts w:ascii="Courier New" w:hAnsi="Courier New" w:cs="Courier New"/>
               </w:rPr>
-              <w:t>arr</w:t>
+              <w:t>insertionSort</w:t>
             </w:r>
             <w:proofErr w:type="spellEnd"/>
             <w:r>
               <w:rPr>
                 <w:rFonts w:ascii="Courier New" w:hAnsi="Courier New" w:cs="Courier New"/>
               </w:rPr>
-              <w:t>[</w:t>
+              <w:t>(</w:t>
             </w:r>
             <w:proofErr w:type="gramEnd"/>
             <w:r>
               <w:rPr>
                 <w:rFonts w:ascii="Courier New" w:hAnsi="Courier New" w:cs="Courier New"/>
               </w:rPr>
-              <w:t xml:space="preserve">j + 1] = </w:t>
-            </w:r>
-            <w:proofErr w:type="spellStart"/>
-            <w:r>
-              <w:rPr>
-                <w:rFonts w:ascii="Courier New" w:hAnsi="Courier New" w:cs="Courier New"/>
-              </w:rPr>
-              <w:t>arr</w:t>
-            </w:r>
-            <w:proofErr w:type="spellEnd"/>
-            <w:r>
-              <w:rPr>
-                <w:rFonts w:ascii="Courier New" w:hAnsi="Courier New" w:cs="Courier New"/>
-              </w:rPr>
-              <w:t>[j];</w:t>
-            </w:r>
-          </w:p>
-        </w:tc>
-      </w:tr>
-      <w:tr>
-        <w:tc>
-          <w:tcPr>
-            <w:tcW w:w="562" w:type="dxa"/>
-          </w:tcPr>
-          <w:p>
-            <w:pPr>
-              <w:pStyle w:val="ListParagraph"/>
-              <w:numPr>
-                <w:ilvl w:val="0"/>
-                <w:numId w:val="24"/>
-              </w:numPr>
-              <w:rPr>
-                <w:rFonts w:ascii="Courier New" w:hAnsi="Courier New" w:cs="Courier New"/>
-              </w:rPr>
-            </w:pPr>
-          </w:p>
-        </w:tc>
-        <w:tc>
-          <w:tcPr>
-            <w:tcW w:w="8454" w:type="dxa"/>
-          </w:tcPr>
-          <w:p>
-            <w:pPr>
-              <w:rPr>
-                <w:rFonts w:ascii="Courier New" w:hAnsi="Courier New" w:cs="Courier New"/>
-              </w:rPr>
-            </w:pPr>
-            <w:r>
-              <w:rPr>
-                <w:rFonts w:ascii="Courier New" w:hAnsi="Courier New" w:cs="Courier New"/>
-              </w:rPr>
-              <w:t xml:space="preserve">            j--;</w:t>
-            </w:r>
-          </w:p>
-        </w:tc>
-      </w:tr>
-      <w:tr>
-        <w:tc>
-          <w:tcPr>
-            <w:tcW w:w="562" w:type="dxa"/>
-          </w:tcPr>
-          <w:p>
-            <w:pPr>
-              <w:pStyle w:val="ListParagraph"/>
-              <w:numPr>
-                <w:ilvl w:val="0"/>
-                <w:numId w:val="24"/>
-              </w:numPr>
-              <w:rPr>
-                <w:rFonts w:ascii="Courier New" w:hAnsi="Courier New" w:cs="Courier New"/>
-              </w:rPr>
-            </w:pPr>
-          </w:p>
-        </w:tc>
-        <w:tc>
-          <w:tcPr>
-            <w:tcW w:w="8454" w:type="dxa"/>
-          </w:tcPr>
-          <w:p>
-            <w:pPr>
-              <w:rPr>
-                <w:rFonts w:ascii="Courier New" w:hAnsi="Courier New" w:cs="Courier New"/>
-              </w:rPr>
-            </w:pPr>
-            <w:r>
-              <w:rPr>
-                <w:rFonts w:ascii="Courier New" w:hAnsi="Courier New" w:cs="Courier New"/>
-              </w:rPr>
-              <w:t xml:space="preserve">        }</w:t>
-            </w:r>
-          </w:p>
-        </w:tc>
-      </w:tr>
-      <w:tr>
-        <w:tc>
-          <w:tcPr>
-            <w:tcW w:w="562" w:type="dxa"/>
-          </w:tcPr>
-          <w:p>
-            <w:pPr>
-              <w:pStyle w:val="ListParagraph"/>
-              <w:numPr>
-                <w:ilvl w:val="0"/>
-                <w:numId w:val="24"/>
-              </w:numPr>
-              <w:rPr>
-                <w:rFonts w:ascii="Courier New" w:hAnsi="Courier New" w:cs="Courier New"/>
-              </w:rPr>
-            </w:pPr>
-          </w:p>
-        </w:tc>
-        <w:tc>
-          <w:tcPr>
-            <w:tcW w:w="8454" w:type="dxa"/>
-          </w:tcPr>
-          <w:p>
-            <w:pPr>
-              <w:rPr>
-                <w:rFonts w:ascii="Courier New" w:hAnsi="Courier New" w:cs="Courier New"/>
-              </w:rPr>
-            </w:pPr>
-            <w:r>
-              <w:rPr>
-                <w:rFonts w:ascii="Courier New" w:hAnsi="Courier New" w:cs="Courier New"/>
-              </w:rPr>
-              <w:t xml:space="preserve">        </w:t>
+              <w:t xml:space="preserve">int </w:t>
             </w:r>
             <w:proofErr w:type="spellStart"/>
             <w:proofErr w:type="gramStart"/>
@@ -3982,6 +3629,473 @@
               <w:rPr>
                 <w:rFonts w:ascii="Courier New" w:hAnsi="Courier New" w:cs="Courier New"/>
               </w:rPr>
+              <w:t>], int n) {</w:t>
+            </w:r>
+          </w:p>
+        </w:tc>
+      </w:tr>
+      <w:tr>
+        <w:tc>
+          <w:tcPr>
+            <w:tcW w:w="562" w:type="dxa"/>
+          </w:tcPr>
+          <w:p>
+            <w:pPr>
+              <w:pStyle w:val="ListParagraph"/>
+              <w:numPr>
+                <w:ilvl w:val="0"/>
+                <w:numId w:val="25"/>
+              </w:numPr>
+              <w:rPr>
+                <w:rFonts w:ascii="Courier New" w:hAnsi="Courier New" w:cs="Courier New"/>
+              </w:rPr>
+            </w:pPr>
+          </w:p>
+        </w:tc>
+        <w:tc>
+          <w:tcPr>
+            <w:tcW w:w="8454" w:type="dxa"/>
+          </w:tcPr>
+          <w:p>
+            <w:pPr>
+              <w:rPr>
+                <w:rFonts w:ascii="Courier New" w:hAnsi="Courier New" w:cs="Courier New"/>
+                <w:lang w:val="sv-SE"/>
+              </w:rPr>
+            </w:pPr>
+            <w:r>
+              <w:rPr>
+                <w:rFonts w:ascii="Courier New" w:hAnsi="Courier New" w:cs="Courier New"/>
+                <w:lang w:val="sv-SE"/>
+              </w:rPr>
+              <w:t xml:space="preserve">    for(int i = 1; i &lt; n; i++) {</w:t>
+            </w:r>
+          </w:p>
+        </w:tc>
+      </w:tr>
+      <w:tr>
+        <w:tc>
+          <w:tcPr>
+            <w:tcW w:w="562" w:type="dxa"/>
+          </w:tcPr>
+          <w:p>
+            <w:pPr>
+              <w:pStyle w:val="ListParagraph"/>
+              <w:numPr>
+                <w:ilvl w:val="0"/>
+                <w:numId w:val="25"/>
+              </w:numPr>
+              <w:rPr>
+                <w:rFonts w:ascii="Courier New" w:hAnsi="Courier New" w:cs="Courier New"/>
+                <w:lang w:val="sv-SE"/>
+              </w:rPr>
+            </w:pPr>
+          </w:p>
+        </w:tc>
+        <w:tc>
+          <w:tcPr>
+            <w:tcW w:w="8454" w:type="dxa"/>
+          </w:tcPr>
+          <w:p>
+            <w:pPr>
+              <w:rPr>
+                <w:rFonts w:ascii="Courier New" w:hAnsi="Courier New" w:cs="Courier New"/>
+                <w:lang w:val="sv-SE"/>
+              </w:rPr>
+            </w:pPr>
+          </w:p>
+        </w:tc>
+      </w:tr>
+      <w:tr>
+        <w:tc>
+          <w:tcPr>
+            <w:tcW w:w="562" w:type="dxa"/>
+          </w:tcPr>
+          <w:p>
+            <w:pPr>
+              <w:pStyle w:val="ListParagraph"/>
+              <w:numPr>
+                <w:ilvl w:val="0"/>
+                <w:numId w:val="25"/>
+              </w:numPr>
+              <w:rPr>
+                <w:rFonts w:ascii="Courier New" w:hAnsi="Courier New" w:cs="Courier New"/>
+                <w:lang w:val="sv-SE"/>
+              </w:rPr>
+            </w:pPr>
+          </w:p>
+        </w:tc>
+        <w:tc>
+          <w:tcPr>
+            <w:tcW w:w="8454" w:type="dxa"/>
+          </w:tcPr>
+          <w:p>
+            <w:pPr>
+              <w:rPr>
+                <w:rFonts w:ascii="Courier New" w:hAnsi="Courier New" w:cs="Courier New"/>
+              </w:rPr>
+            </w:pPr>
+            <w:r>
+              <w:rPr>
+                <w:rFonts w:ascii="Courier New" w:hAnsi="Courier New" w:cs="Courier New"/>
+                <w:lang w:val="sv-SE"/>
+              </w:rPr>
+              <w:t xml:space="preserve">        </w:t>
+            </w:r>
+            <w:r>
+              <w:rPr>
+                <w:rFonts w:ascii="Courier New" w:hAnsi="Courier New" w:cs="Courier New"/>
+              </w:rPr>
+              <w:t xml:space="preserve">int key = </w:t>
+            </w:r>
+            <w:proofErr w:type="spellStart"/>
+            <w:r>
+              <w:rPr>
+                <w:rFonts w:ascii="Courier New" w:hAnsi="Courier New" w:cs="Courier New"/>
+              </w:rPr>
+              <w:t>arr</w:t>
+            </w:r>
+            <w:proofErr w:type="spellEnd"/>
+            <w:r>
+              <w:rPr>
+                <w:rFonts w:ascii="Courier New" w:hAnsi="Courier New" w:cs="Courier New"/>
+              </w:rPr>
+              <w:t>[</w:t>
+            </w:r>
+            <w:proofErr w:type="spellStart"/>
+            <w:r>
+              <w:rPr>
+                <w:rFonts w:ascii="Courier New" w:hAnsi="Courier New" w:cs="Courier New"/>
+              </w:rPr>
+              <w:t>i</w:t>
+            </w:r>
+            <w:proofErr w:type="spellEnd"/>
+            <w:r>
+              <w:rPr>
+                <w:rFonts w:ascii="Courier New" w:hAnsi="Courier New" w:cs="Courier New"/>
+              </w:rPr>
+              <w:t>];</w:t>
+            </w:r>
+          </w:p>
+        </w:tc>
+      </w:tr>
+      <w:tr>
+        <w:tc>
+          <w:tcPr>
+            <w:tcW w:w="562" w:type="dxa"/>
+          </w:tcPr>
+          <w:p>
+            <w:pPr>
+              <w:pStyle w:val="ListParagraph"/>
+              <w:numPr>
+                <w:ilvl w:val="0"/>
+                <w:numId w:val="25"/>
+              </w:numPr>
+              <w:rPr>
+                <w:rFonts w:ascii="Courier New" w:hAnsi="Courier New" w:cs="Courier New"/>
+              </w:rPr>
+            </w:pPr>
+          </w:p>
+        </w:tc>
+        <w:tc>
+          <w:tcPr>
+            <w:tcW w:w="8454" w:type="dxa"/>
+          </w:tcPr>
+          <w:p>
+            <w:pPr>
+              <w:rPr>
+                <w:rFonts w:ascii="Courier New" w:hAnsi="Courier New" w:cs="Courier New"/>
+              </w:rPr>
+            </w:pPr>
+            <w:r>
+              <w:rPr>
+                <w:rFonts w:ascii="Courier New" w:hAnsi="Courier New" w:cs="Courier New"/>
+              </w:rPr>
+              <w:t xml:space="preserve">        int j = </w:t>
+            </w:r>
+            <w:proofErr w:type="spellStart"/>
+            <w:r>
+              <w:rPr>
+                <w:rFonts w:ascii="Courier New" w:hAnsi="Courier New" w:cs="Courier New"/>
+              </w:rPr>
+              <w:t>i</w:t>
+            </w:r>
+            <w:proofErr w:type="spellEnd"/>
+            <w:r>
+              <w:rPr>
+                <w:rFonts w:ascii="Courier New" w:hAnsi="Courier New" w:cs="Courier New"/>
+              </w:rPr>
+              <w:t xml:space="preserve"> - 1;</w:t>
+            </w:r>
+          </w:p>
+        </w:tc>
+      </w:tr>
+      <w:tr>
+        <w:tc>
+          <w:tcPr>
+            <w:tcW w:w="562" w:type="dxa"/>
+          </w:tcPr>
+          <w:p>
+            <w:pPr>
+              <w:pStyle w:val="ListParagraph"/>
+              <w:numPr>
+                <w:ilvl w:val="0"/>
+                <w:numId w:val="25"/>
+              </w:numPr>
+              <w:rPr>
+                <w:rFonts w:ascii="Courier New" w:hAnsi="Courier New" w:cs="Courier New"/>
+              </w:rPr>
+            </w:pPr>
+          </w:p>
+        </w:tc>
+        <w:tc>
+          <w:tcPr>
+            <w:tcW w:w="8454" w:type="dxa"/>
+          </w:tcPr>
+          <w:p>
+            <w:pPr>
+              <w:rPr>
+                <w:rFonts w:ascii="Courier New" w:hAnsi="Courier New" w:cs="Courier New"/>
+              </w:rPr>
+            </w:pPr>
+            <w:r>
+              <w:rPr>
+                <w:rFonts w:ascii="Courier New" w:hAnsi="Courier New" w:cs="Courier New"/>
+              </w:rPr>
+              <w:t xml:space="preserve">        </w:t>
+            </w:r>
+            <w:proofErr w:type="gramStart"/>
+            <w:r>
+              <w:rPr>
+                <w:rFonts w:ascii="Courier New" w:hAnsi="Courier New" w:cs="Courier New"/>
+              </w:rPr>
+              <w:t>while(</w:t>
+            </w:r>
+            <w:proofErr w:type="gramEnd"/>
+            <w:r>
+              <w:rPr>
+                <w:rFonts w:ascii="Courier New" w:hAnsi="Courier New" w:cs="Courier New"/>
+              </w:rPr>
+              <w:t xml:space="preserve">j &gt;= 0 &amp;&amp; </w:t>
+            </w:r>
+            <w:proofErr w:type="spellStart"/>
+            <w:r>
+              <w:rPr>
+                <w:rFonts w:ascii="Courier New" w:hAnsi="Courier New" w:cs="Courier New"/>
+              </w:rPr>
+              <w:t>arr</w:t>
+            </w:r>
+            <w:proofErr w:type="spellEnd"/>
+            <w:r>
+              <w:rPr>
+                <w:rFonts w:ascii="Courier New" w:hAnsi="Courier New" w:cs="Courier New"/>
+              </w:rPr>
+              <w:t>[j] &gt; key) {</w:t>
+            </w:r>
+          </w:p>
+        </w:tc>
+      </w:tr>
+      <w:tr>
+        <w:tc>
+          <w:tcPr>
+            <w:tcW w:w="562" w:type="dxa"/>
+          </w:tcPr>
+          <w:p>
+            <w:pPr>
+              <w:pStyle w:val="ListParagraph"/>
+              <w:numPr>
+                <w:ilvl w:val="0"/>
+                <w:numId w:val="25"/>
+              </w:numPr>
+              <w:rPr>
+                <w:rFonts w:ascii="Courier New" w:hAnsi="Courier New" w:cs="Courier New"/>
+              </w:rPr>
+            </w:pPr>
+          </w:p>
+        </w:tc>
+        <w:tc>
+          <w:tcPr>
+            <w:tcW w:w="8454" w:type="dxa"/>
+          </w:tcPr>
+          <w:p>
+            <w:pPr>
+              <w:rPr>
+                <w:rFonts w:ascii="Courier New" w:hAnsi="Courier New" w:cs="Courier New"/>
+              </w:rPr>
+            </w:pPr>
+            <w:r>
+              <w:rPr>
+                <w:rFonts w:ascii="Courier New" w:hAnsi="Courier New" w:cs="Courier New"/>
+              </w:rPr>
+              <w:t xml:space="preserve">            </w:t>
+            </w:r>
+            <w:proofErr w:type="spellStart"/>
+            <w:proofErr w:type="gramStart"/>
+            <w:r>
+              <w:rPr>
+                <w:rFonts w:ascii="Courier New" w:hAnsi="Courier New" w:cs="Courier New"/>
+              </w:rPr>
+              <w:t>arr</w:t>
+            </w:r>
+            <w:proofErr w:type="spellEnd"/>
+            <w:r>
+              <w:rPr>
+                <w:rFonts w:ascii="Courier New" w:hAnsi="Courier New" w:cs="Courier New"/>
+              </w:rPr>
+              <w:t>[</w:t>
+            </w:r>
+            <w:proofErr w:type="gramEnd"/>
+            <w:r>
+              <w:rPr>
+                <w:rFonts w:ascii="Courier New" w:hAnsi="Courier New" w:cs="Courier New"/>
+              </w:rPr>
+              <w:t xml:space="preserve">j + 1] = </w:t>
+            </w:r>
+            <w:proofErr w:type="spellStart"/>
+            <w:r>
+              <w:rPr>
+                <w:rFonts w:ascii="Courier New" w:hAnsi="Courier New" w:cs="Courier New"/>
+              </w:rPr>
+              <w:t>arr</w:t>
+            </w:r>
+            <w:proofErr w:type="spellEnd"/>
+            <w:r>
+              <w:rPr>
+                <w:rFonts w:ascii="Courier New" w:hAnsi="Courier New" w:cs="Courier New"/>
+              </w:rPr>
+              <w:t>[j];</w:t>
+            </w:r>
+          </w:p>
+        </w:tc>
+      </w:tr>
+      <w:tr>
+        <w:tc>
+          <w:tcPr>
+            <w:tcW w:w="562" w:type="dxa"/>
+          </w:tcPr>
+          <w:p>
+            <w:pPr>
+              <w:pStyle w:val="ListParagraph"/>
+              <w:numPr>
+                <w:ilvl w:val="0"/>
+                <w:numId w:val="25"/>
+              </w:numPr>
+              <w:rPr>
+                <w:rFonts w:ascii="Courier New" w:hAnsi="Courier New" w:cs="Courier New"/>
+              </w:rPr>
+            </w:pPr>
+          </w:p>
+        </w:tc>
+        <w:tc>
+          <w:tcPr>
+            <w:tcW w:w="8454" w:type="dxa"/>
+          </w:tcPr>
+          <w:p>
+            <w:pPr>
+              <w:rPr>
+                <w:rFonts w:ascii="Courier New" w:hAnsi="Courier New" w:cs="Courier New"/>
+              </w:rPr>
+            </w:pPr>
+            <w:r>
+              <w:rPr>
+                <w:rFonts w:ascii="Courier New" w:hAnsi="Courier New" w:cs="Courier New"/>
+              </w:rPr>
+              <w:t xml:space="preserve">            j--;</w:t>
+            </w:r>
+          </w:p>
+        </w:tc>
+      </w:tr>
+      <w:tr>
+        <w:tc>
+          <w:tcPr>
+            <w:tcW w:w="562" w:type="dxa"/>
+          </w:tcPr>
+          <w:p>
+            <w:pPr>
+              <w:pStyle w:val="ListParagraph"/>
+              <w:numPr>
+                <w:ilvl w:val="0"/>
+                <w:numId w:val="25"/>
+              </w:numPr>
+              <w:rPr>
+                <w:rFonts w:ascii="Courier New" w:hAnsi="Courier New" w:cs="Courier New"/>
+              </w:rPr>
+            </w:pPr>
+          </w:p>
+        </w:tc>
+        <w:tc>
+          <w:tcPr>
+            <w:tcW w:w="8454" w:type="dxa"/>
+          </w:tcPr>
+          <w:p>
+            <w:pPr>
+              <w:rPr>
+                <w:rFonts w:ascii="Courier New" w:hAnsi="Courier New" w:cs="Courier New"/>
+              </w:rPr>
+            </w:pPr>
+            <w:r>
+              <w:rPr>
+                <w:rFonts w:ascii="Courier New" w:hAnsi="Courier New" w:cs="Courier New"/>
+              </w:rPr>
+              <w:t xml:space="preserve">        }</w:t>
+            </w:r>
+          </w:p>
+        </w:tc>
+      </w:tr>
+      <w:tr>
+        <w:tc>
+          <w:tcPr>
+            <w:tcW w:w="562" w:type="dxa"/>
+          </w:tcPr>
+          <w:p>
+            <w:pPr>
+              <w:pStyle w:val="ListParagraph"/>
+              <w:numPr>
+                <w:ilvl w:val="0"/>
+                <w:numId w:val="25"/>
+              </w:numPr>
+              <w:rPr>
+                <w:rFonts w:ascii="Courier New" w:hAnsi="Courier New" w:cs="Courier New"/>
+              </w:rPr>
+            </w:pPr>
+          </w:p>
+        </w:tc>
+        <w:tc>
+          <w:tcPr>
+            <w:tcW w:w="8454" w:type="dxa"/>
+          </w:tcPr>
+          <w:p>
+            <w:pPr>
+              <w:rPr>
+                <w:rFonts w:ascii="Courier New" w:hAnsi="Courier New" w:cs="Courier New"/>
+              </w:rPr>
+            </w:pPr>
+            <w:r>
+              <w:rPr>
+                <w:rFonts w:ascii="Courier New" w:hAnsi="Courier New" w:cs="Courier New"/>
+              </w:rPr>
+              <w:t xml:space="preserve">        </w:t>
+            </w:r>
+            <w:proofErr w:type="spellStart"/>
+            <w:proofErr w:type="gramStart"/>
+            <w:r>
+              <w:rPr>
+                <w:rFonts w:ascii="Courier New" w:hAnsi="Courier New" w:cs="Courier New"/>
+              </w:rPr>
+              <w:t>arr</w:t>
+            </w:r>
+            <w:proofErr w:type="spellEnd"/>
+            <w:r>
+              <w:rPr>
+                <w:rFonts w:ascii="Courier New" w:hAnsi="Courier New" w:cs="Courier New"/>
+              </w:rPr>
+              <w:t>[</w:t>
+            </w:r>
+            <w:proofErr w:type="gramEnd"/>
+            <w:r>
+              <w:rPr>
+                <w:rFonts w:ascii="Courier New" w:hAnsi="Courier New" w:cs="Courier New"/>
+              </w:rPr>
               <w:t>j + 1] = key;</w:t>
             </w:r>
           </w:p>
@@ -3997,832 +4111,1711 @@
               <w:pStyle w:val="ListParagraph"/>
               <w:numPr>
                 <w:ilvl w:val="0"/>
-                <w:numId w:val="24"/>
-              </w:numPr>
-              <w:rPr>
-                <w:rFonts w:ascii="Courier New" w:hAnsi="Courier New" w:cs="Courier New"/>
-              </w:rPr>
-            </w:pPr>
-          </w:p>
-        </w:tc>
-        <w:tc>
-          <w:tcPr>
-            <w:tcW w:w="8454" w:type="dxa"/>
-          </w:tcPr>
-          <w:p>
-            <w:pPr>
+                <w:numId w:val="25"/>
+              </w:numPr>
+              <w:rPr>
+                <w:rFonts w:ascii="Courier New" w:hAnsi="Courier New" w:cs="Courier New"/>
+              </w:rPr>
+            </w:pPr>
+          </w:p>
+        </w:tc>
+        <w:tc>
+          <w:tcPr>
+            <w:tcW w:w="8454" w:type="dxa"/>
+          </w:tcPr>
+          <w:p>
+            <w:pPr>
+              <w:rPr>
+                <w:rFonts w:ascii="Courier New" w:hAnsi="Courier New" w:cs="Courier New"/>
+              </w:rPr>
+            </w:pPr>
+            <w:r>
+              <w:rPr>
+                <w:rFonts w:ascii="Courier New" w:hAnsi="Courier New" w:cs="Courier New"/>
+              </w:rPr>
+              <w:t xml:space="preserve">    }</w:t>
+            </w:r>
+          </w:p>
+        </w:tc>
+      </w:tr>
+      <w:tr>
+        <w:tc>
+          <w:tcPr>
+            <w:tcW w:w="562" w:type="dxa"/>
+          </w:tcPr>
+          <w:p>
+            <w:pPr>
+              <w:pStyle w:val="ListParagraph"/>
+              <w:numPr>
+                <w:ilvl w:val="0"/>
+                <w:numId w:val="25"/>
+              </w:numPr>
+              <w:rPr>
+                <w:rFonts w:ascii="Courier New" w:hAnsi="Courier New" w:cs="Courier New"/>
+              </w:rPr>
+            </w:pPr>
+          </w:p>
+        </w:tc>
+        <w:tc>
+          <w:tcPr>
+            <w:tcW w:w="8454" w:type="dxa"/>
+          </w:tcPr>
+          <w:p>
+            <w:pPr>
+              <w:rPr>
+                <w:rFonts w:ascii="Courier New" w:hAnsi="Courier New" w:cs="Courier New"/>
+              </w:rPr>
+            </w:pPr>
+            <w:r>
+              <w:rPr>
+                <w:rFonts w:ascii="Courier New" w:hAnsi="Courier New" w:cs="Courier New"/>
+              </w:rPr>
+              <w:t>}</w:t>
+            </w:r>
+          </w:p>
+        </w:tc>
+      </w:tr>
+      <w:tr>
+        <w:tc>
+          <w:tcPr>
+            <w:tcW w:w="562" w:type="dxa"/>
+          </w:tcPr>
+          <w:p>
+            <w:pPr>
+              <w:pStyle w:val="ListParagraph"/>
+              <w:numPr>
+                <w:ilvl w:val="0"/>
+                <w:numId w:val="25"/>
+              </w:numPr>
+              <w:rPr>
+                <w:rFonts w:ascii="Courier New" w:hAnsi="Courier New" w:cs="Courier New"/>
+              </w:rPr>
+            </w:pPr>
+          </w:p>
+        </w:tc>
+        <w:tc>
+          <w:tcPr>
+            <w:tcW w:w="8454" w:type="dxa"/>
+          </w:tcPr>
+          <w:p>
+            <w:pPr>
+              <w:rPr>
+                <w:rFonts w:ascii="Courier New" w:hAnsi="Courier New" w:cs="Courier New"/>
+              </w:rPr>
+            </w:pPr>
+          </w:p>
+        </w:tc>
+      </w:tr>
+      <w:tr>
+        <w:tc>
+          <w:tcPr>
+            <w:tcW w:w="562" w:type="dxa"/>
+          </w:tcPr>
+          <w:p>
+            <w:pPr>
+              <w:pStyle w:val="ListParagraph"/>
+              <w:numPr>
+                <w:ilvl w:val="0"/>
+                <w:numId w:val="25"/>
+              </w:numPr>
               <w:rPr>
                 <w:rFonts w:ascii="Courier New" w:hAnsi="Courier New" w:cs="Courier New"/>
                 <w:lang w:val="sv-SE"/>
               </w:rPr>
             </w:pPr>
-            <w:r>
-              <w:rPr>
-                <w:rFonts w:ascii="Courier New" w:hAnsi="Courier New" w:cs="Courier New"/>
+          </w:p>
+        </w:tc>
+        <w:tc>
+          <w:tcPr>
+            <w:tcW w:w="8454" w:type="dxa"/>
+          </w:tcPr>
+          <w:p>
+            <w:pPr>
+              <w:rPr>
+                <w:rFonts w:ascii="Courier New" w:hAnsi="Courier New" w:cs="Courier New"/>
+                <w:lang w:val="sv-SE"/>
+              </w:rPr>
+            </w:pPr>
+            <w:r>
+              <w:rPr>
+                <w:rFonts w:ascii="Courier New" w:hAnsi="Courier New" w:cs="Courier New"/>
+                <w:lang w:val="sv-SE"/>
+              </w:rPr>
+              <w:t>int binarySearchCount(int arr[], int kiri, int kanan, int target) {</w:t>
+            </w:r>
+          </w:p>
+        </w:tc>
+      </w:tr>
+      <w:tr>
+        <w:tc>
+          <w:tcPr>
+            <w:tcW w:w="562" w:type="dxa"/>
+          </w:tcPr>
+          <w:p>
+            <w:pPr>
+              <w:pStyle w:val="ListParagraph"/>
+              <w:numPr>
+                <w:ilvl w:val="0"/>
+                <w:numId w:val="25"/>
+              </w:numPr>
+              <w:rPr>
+                <w:rFonts w:ascii="Courier New" w:hAnsi="Courier New" w:cs="Courier New"/>
+                <w:lang w:val="sv-SE"/>
+              </w:rPr>
+            </w:pPr>
+          </w:p>
+        </w:tc>
+        <w:tc>
+          <w:tcPr>
+            <w:tcW w:w="8454" w:type="dxa"/>
+          </w:tcPr>
+          <w:p>
+            <w:pPr>
+              <w:rPr>
+                <w:rFonts w:ascii="Courier New" w:hAnsi="Courier New" w:cs="Courier New"/>
+              </w:rPr>
+            </w:pPr>
+            <w:r>
+              <w:rPr>
+                <w:rFonts w:ascii="Courier New" w:hAnsi="Courier New" w:cs="Courier New"/>
+                <w:lang w:val="sv-SE"/>
               </w:rPr>
               <w:t xml:space="preserve">    </w:t>
             </w:r>
             <w:r>
               <w:rPr>
                 <w:rFonts w:ascii="Courier New" w:hAnsi="Courier New" w:cs="Courier New"/>
+              </w:rPr>
+              <w:t xml:space="preserve">int </w:t>
+            </w:r>
+            <w:proofErr w:type="spellStart"/>
+            <w:r>
+              <w:rPr>
+                <w:rFonts w:ascii="Courier New" w:hAnsi="Courier New" w:cs="Courier New"/>
+              </w:rPr>
+              <w:t>posisi</w:t>
+            </w:r>
+            <w:proofErr w:type="spellEnd"/>
+            <w:r>
+              <w:rPr>
+                <w:rFonts w:ascii="Courier New" w:hAnsi="Courier New" w:cs="Courier New"/>
+              </w:rPr>
+              <w:t xml:space="preserve"> = -1;</w:t>
+            </w:r>
+          </w:p>
+        </w:tc>
+      </w:tr>
+      <w:tr>
+        <w:tc>
+          <w:tcPr>
+            <w:tcW w:w="562" w:type="dxa"/>
+          </w:tcPr>
+          <w:p>
+            <w:pPr>
+              <w:pStyle w:val="ListParagraph"/>
+              <w:numPr>
+                <w:ilvl w:val="0"/>
+                <w:numId w:val="25"/>
+              </w:numPr>
+              <w:rPr>
+                <w:rFonts w:ascii="Courier New" w:hAnsi="Courier New" w:cs="Courier New"/>
+              </w:rPr>
+            </w:pPr>
+          </w:p>
+        </w:tc>
+        <w:tc>
+          <w:tcPr>
+            <w:tcW w:w="8454" w:type="dxa"/>
+          </w:tcPr>
+          <w:p>
+            <w:pPr>
+              <w:rPr>
+                <w:rFonts w:ascii="Courier New" w:hAnsi="Courier New" w:cs="Courier New"/>
+              </w:rPr>
+            </w:pPr>
+            <w:r>
+              <w:rPr>
+                <w:rFonts w:ascii="Courier New" w:hAnsi="Courier New" w:cs="Courier New"/>
+              </w:rPr>
+              <w:t xml:space="preserve">    </w:t>
+            </w:r>
+            <w:proofErr w:type="gramStart"/>
+            <w:r>
+              <w:rPr>
+                <w:rFonts w:ascii="Courier New" w:hAnsi="Courier New" w:cs="Courier New"/>
+              </w:rPr>
+              <w:t>while(</w:t>
+            </w:r>
+            <w:proofErr w:type="gramEnd"/>
+            <w:r>
+              <w:rPr>
+                <w:rFonts w:ascii="Courier New" w:hAnsi="Courier New" w:cs="Courier New"/>
+              </w:rPr>
+              <w:t xml:space="preserve">kiri &lt;= </w:t>
+            </w:r>
+            <w:proofErr w:type="spellStart"/>
+            <w:r>
+              <w:rPr>
+                <w:rFonts w:ascii="Courier New" w:hAnsi="Courier New" w:cs="Courier New"/>
+              </w:rPr>
+              <w:t>kanan</w:t>
+            </w:r>
+            <w:proofErr w:type="spellEnd"/>
+            <w:r>
+              <w:rPr>
+                <w:rFonts w:ascii="Courier New" w:hAnsi="Courier New" w:cs="Courier New"/>
+              </w:rPr>
+              <w:t>) {</w:t>
+            </w:r>
+          </w:p>
+        </w:tc>
+      </w:tr>
+      <w:tr>
+        <w:tc>
+          <w:tcPr>
+            <w:tcW w:w="562" w:type="dxa"/>
+          </w:tcPr>
+          <w:p>
+            <w:pPr>
+              <w:pStyle w:val="ListParagraph"/>
+              <w:numPr>
+                <w:ilvl w:val="0"/>
+                <w:numId w:val="25"/>
+              </w:numPr>
+              <w:rPr>
+                <w:rFonts w:ascii="Courier New" w:hAnsi="Courier New" w:cs="Courier New"/>
+              </w:rPr>
+            </w:pPr>
+          </w:p>
+        </w:tc>
+        <w:tc>
+          <w:tcPr>
+            <w:tcW w:w="8454" w:type="dxa"/>
+          </w:tcPr>
+          <w:p>
+            <w:pPr>
+              <w:rPr>
+                <w:rFonts w:ascii="Courier New" w:hAnsi="Courier New" w:cs="Courier New"/>
+              </w:rPr>
+            </w:pPr>
+            <w:r>
+              <w:rPr>
+                <w:rFonts w:ascii="Courier New" w:hAnsi="Courier New" w:cs="Courier New"/>
+              </w:rPr>
+              <w:t xml:space="preserve">        int </w:t>
+            </w:r>
+            <w:proofErr w:type="spellStart"/>
+            <w:r>
+              <w:rPr>
+                <w:rFonts w:ascii="Courier New" w:hAnsi="Courier New" w:cs="Courier New"/>
+              </w:rPr>
+              <w:t>tengah</w:t>
+            </w:r>
+            <w:proofErr w:type="spellEnd"/>
+            <w:r>
+              <w:rPr>
+                <w:rFonts w:ascii="Courier New" w:hAnsi="Courier New" w:cs="Courier New"/>
+              </w:rPr>
+              <w:t xml:space="preserve"> = (kiri + </w:t>
+            </w:r>
+            <w:proofErr w:type="spellStart"/>
+            <w:r>
+              <w:rPr>
+                <w:rFonts w:ascii="Courier New" w:hAnsi="Courier New" w:cs="Courier New"/>
+              </w:rPr>
+              <w:t>kanan</w:t>
+            </w:r>
+            <w:proofErr w:type="spellEnd"/>
+            <w:r>
+              <w:rPr>
+                <w:rFonts w:ascii="Courier New" w:hAnsi="Courier New" w:cs="Courier New"/>
+              </w:rPr>
+              <w:t>) / 2;</w:t>
+            </w:r>
+          </w:p>
+        </w:tc>
+      </w:tr>
+      <w:tr>
+        <w:tc>
+          <w:tcPr>
+            <w:tcW w:w="562" w:type="dxa"/>
+          </w:tcPr>
+          <w:p>
+            <w:pPr>
+              <w:pStyle w:val="ListParagraph"/>
+              <w:numPr>
+                <w:ilvl w:val="0"/>
+                <w:numId w:val="25"/>
+              </w:numPr>
+              <w:rPr>
+                <w:rFonts w:ascii="Courier New" w:hAnsi="Courier New" w:cs="Courier New"/>
+              </w:rPr>
+            </w:pPr>
+          </w:p>
+        </w:tc>
+        <w:tc>
+          <w:tcPr>
+            <w:tcW w:w="8454" w:type="dxa"/>
+          </w:tcPr>
+          <w:p>
+            <w:pPr>
+              <w:rPr>
+                <w:rFonts w:ascii="Courier New" w:hAnsi="Courier New" w:cs="Courier New"/>
+              </w:rPr>
+            </w:pPr>
+          </w:p>
+        </w:tc>
+      </w:tr>
+      <w:tr>
+        <w:tc>
+          <w:tcPr>
+            <w:tcW w:w="562" w:type="dxa"/>
+          </w:tcPr>
+          <w:p>
+            <w:pPr>
+              <w:pStyle w:val="ListParagraph"/>
+              <w:numPr>
+                <w:ilvl w:val="0"/>
+                <w:numId w:val="25"/>
+              </w:numPr>
+              <w:rPr>
+                <w:rFonts w:ascii="Courier New" w:hAnsi="Courier New" w:cs="Courier New"/>
+              </w:rPr>
+            </w:pPr>
+          </w:p>
+        </w:tc>
+        <w:tc>
+          <w:tcPr>
+            <w:tcW w:w="8454" w:type="dxa"/>
+          </w:tcPr>
+          <w:p>
+            <w:pPr>
+              <w:rPr>
+                <w:rFonts w:ascii="Courier New" w:hAnsi="Courier New" w:cs="Courier New"/>
+              </w:rPr>
+            </w:pPr>
+            <w:r>
+              <w:rPr>
+                <w:rFonts w:ascii="Courier New" w:hAnsi="Courier New" w:cs="Courier New"/>
+              </w:rPr>
+              <w:t xml:space="preserve">        if(</w:t>
+            </w:r>
+            <w:proofErr w:type="spellStart"/>
+            <w:r>
+              <w:rPr>
+                <w:rFonts w:ascii="Courier New" w:hAnsi="Courier New" w:cs="Courier New"/>
+              </w:rPr>
+              <w:t>arr</w:t>
+            </w:r>
+            <w:proofErr w:type="spellEnd"/>
+            <w:r>
+              <w:rPr>
+                <w:rFonts w:ascii="Courier New" w:hAnsi="Courier New" w:cs="Courier New"/>
+              </w:rPr>
+              <w:t>[</w:t>
+            </w:r>
+            <w:proofErr w:type="spellStart"/>
+            <w:r>
+              <w:rPr>
+                <w:rFonts w:ascii="Courier New" w:hAnsi="Courier New" w:cs="Courier New"/>
+              </w:rPr>
+              <w:t>tengah</w:t>
+            </w:r>
+            <w:proofErr w:type="spellEnd"/>
+            <w:r>
+              <w:rPr>
+                <w:rFonts w:ascii="Courier New" w:hAnsi="Courier New" w:cs="Courier New"/>
+              </w:rPr>
+              <w:t>] == target) {</w:t>
+            </w:r>
+          </w:p>
+        </w:tc>
+      </w:tr>
+      <w:tr>
+        <w:tc>
+          <w:tcPr>
+            <w:tcW w:w="562" w:type="dxa"/>
+          </w:tcPr>
+          <w:p>
+            <w:pPr>
+              <w:pStyle w:val="ListParagraph"/>
+              <w:numPr>
+                <w:ilvl w:val="0"/>
+                <w:numId w:val="25"/>
+              </w:numPr>
+              <w:rPr>
+                <w:rFonts w:ascii="Courier New" w:hAnsi="Courier New" w:cs="Courier New"/>
+              </w:rPr>
+            </w:pPr>
+          </w:p>
+        </w:tc>
+        <w:tc>
+          <w:tcPr>
+            <w:tcW w:w="8454" w:type="dxa"/>
+          </w:tcPr>
+          <w:p>
+            <w:pPr>
+              <w:rPr>
+                <w:rFonts w:ascii="Courier New" w:hAnsi="Courier New" w:cs="Courier New"/>
+              </w:rPr>
+            </w:pPr>
+            <w:r>
+              <w:rPr>
+                <w:rFonts w:ascii="Courier New" w:hAnsi="Courier New" w:cs="Courier New"/>
+              </w:rPr>
+              <w:t xml:space="preserve">            </w:t>
+            </w:r>
+            <w:proofErr w:type="spellStart"/>
+            <w:r>
+              <w:rPr>
+                <w:rFonts w:ascii="Courier New" w:hAnsi="Courier New" w:cs="Courier New"/>
+              </w:rPr>
+              <w:t>posisi</w:t>
+            </w:r>
+            <w:proofErr w:type="spellEnd"/>
+            <w:r>
+              <w:rPr>
+                <w:rFonts w:ascii="Courier New" w:hAnsi="Courier New" w:cs="Courier New"/>
+              </w:rPr>
+              <w:t xml:space="preserve"> = </w:t>
+            </w:r>
+            <w:proofErr w:type="spellStart"/>
+            <w:r>
+              <w:rPr>
+                <w:rFonts w:ascii="Courier New" w:hAnsi="Courier New" w:cs="Courier New"/>
+              </w:rPr>
+              <w:t>tengah</w:t>
+            </w:r>
+            <w:proofErr w:type="spellEnd"/>
+            <w:r>
+              <w:rPr>
+                <w:rFonts w:ascii="Courier New" w:hAnsi="Courier New" w:cs="Courier New"/>
+              </w:rPr>
+              <w:t>;</w:t>
+            </w:r>
+          </w:p>
+        </w:tc>
+      </w:tr>
+      <w:tr>
+        <w:tc>
+          <w:tcPr>
+            <w:tcW w:w="562" w:type="dxa"/>
+          </w:tcPr>
+          <w:p>
+            <w:pPr>
+              <w:pStyle w:val="ListParagraph"/>
+              <w:numPr>
+                <w:ilvl w:val="0"/>
+                <w:numId w:val="25"/>
+              </w:numPr>
+              <w:rPr>
+                <w:rFonts w:ascii="Courier New" w:hAnsi="Courier New" w:cs="Courier New"/>
+              </w:rPr>
+            </w:pPr>
+          </w:p>
+        </w:tc>
+        <w:tc>
+          <w:tcPr>
+            <w:tcW w:w="8454" w:type="dxa"/>
+          </w:tcPr>
+          <w:p>
+            <w:pPr>
+              <w:rPr>
+                <w:rFonts w:ascii="Courier New" w:hAnsi="Courier New" w:cs="Courier New"/>
+              </w:rPr>
+            </w:pPr>
+            <w:r>
+              <w:rPr>
+                <w:rFonts w:ascii="Courier New" w:hAnsi="Courier New" w:cs="Courier New"/>
+              </w:rPr>
+              <w:t xml:space="preserve">            break;</w:t>
+            </w:r>
+          </w:p>
+        </w:tc>
+      </w:tr>
+      <w:tr>
+        <w:tc>
+          <w:tcPr>
+            <w:tcW w:w="562" w:type="dxa"/>
+          </w:tcPr>
+          <w:p>
+            <w:pPr>
+              <w:pStyle w:val="ListParagraph"/>
+              <w:numPr>
+                <w:ilvl w:val="0"/>
+                <w:numId w:val="25"/>
+              </w:numPr>
+              <w:rPr>
+                <w:rFonts w:ascii="Courier New" w:hAnsi="Courier New" w:cs="Courier New"/>
+              </w:rPr>
+            </w:pPr>
+          </w:p>
+        </w:tc>
+        <w:tc>
+          <w:tcPr>
+            <w:tcW w:w="8454" w:type="dxa"/>
+          </w:tcPr>
+          <w:p>
+            <w:pPr>
+              <w:rPr>
+                <w:rFonts w:ascii="Courier New" w:hAnsi="Courier New" w:cs="Courier New"/>
+              </w:rPr>
+            </w:pPr>
+            <w:r>
+              <w:rPr>
+                <w:rFonts w:ascii="Courier New" w:hAnsi="Courier New" w:cs="Courier New"/>
+              </w:rPr>
+              <w:t xml:space="preserve">        }</w:t>
+            </w:r>
+          </w:p>
+        </w:tc>
+      </w:tr>
+      <w:tr>
+        <w:tc>
+          <w:tcPr>
+            <w:tcW w:w="562" w:type="dxa"/>
+          </w:tcPr>
+          <w:p>
+            <w:pPr>
+              <w:pStyle w:val="ListParagraph"/>
+              <w:numPr>
+                <w:ilvl w:val="0"/>
+                <w:numId w:val="25"/>
+              </w:numPr>
+              <w:rPr>
+                <w:rFonts w:ascii="Courier New" w:hAnsi="Courier New" w:cs="Courier New"/>
+              </w:rPr>
+            </w:pPr>
+          </w:p>
+        </w:tc>
+        <w:tc>
+          <w:tcPr>
+            <w:tcW w:w="8454" w:type="dxa"/>
+          </w:tcPr>
+          <w:p>
+            <w:pPr>
+              <w:rPr>
+                <w:rFonts w:ascii="Courier New" w:hAnsi="Courier New" w:cs="Courier New"/>
+              </w:rPr>
+            </w:pPr>
+            <w:r>
+              <w:rPr>
+                <w:rFonts w:ascii="Courier New" w:hAnsi="Courier New" w:cs="Courier New"/>
+              </w:rPr>
+              <w:t xml:space="preserve">        else </w:t>
+            </w:r>
+            <w:proofErr w:type="gramStart"/>
+            <w:r>
+              <w:rPr>
+                <w:rFonts w:ascii="Courier New" w:hAnsi="Courier New" w:cs="Courier New"/>
+              </w:rPr>
+              <w:t>if(</w:t>
+            </w:r>
+            <w:proofErr w:type="gramEnd"/>
+            <w:r>
+              <w:rPr>
+                <w:rFonts w:ascii="Courier New" w:hAnsi="Courier New" w:cs="Courier New"/>
+              </w:rPr>
+              <w:t xml:space="preserve">target &lt; </w:t>
+            </w:r>
+            <w:proofErr w:type="spellStart"/>
+            <w:r>
+              <w:rPr>
+                <w:rFonts w:ascii="Courier New" w:hAnsi="Courier New" w:cs="Courier New"/>
+              </w:rPr>
+              <w:t>arr</w:t>
+            </w:r>
+            <w:proofErr w:type="spellEnd"/>
+            <w:r>
+              <w:rPr>
+                <w:rFonts w:ascii="Courier New" w:hAnsi="Courier New" w:cs="Courier New"/>
+              </w:rPr>
+              <w:t>[</w:t>
+            </w:r>
+            <w:proofErr w:type="spellStart"/>
+            <w:r>
+              <w:rPr>
+                <w:rFonts w:ascii="Courier New" w:hAnsi="Courier New" w:cs="Courier New"/>
+              </w:rPr>
+              <w:t>tengah</w:t>
+            </w:r>
+            <w:proofErr w:type="spellEnd"/>
+            <w:r>
+              <w:rPr>
+                <w:rFonts w:ascii="Courier New" w:hAnsi="Courier New" w:cs="Courier New"/>
+              </w:rPr>
+              <w:t>]) {</w:t>
+            </w:r>
+          </w:p>
+        </w:tc>
+      </w:tr>
+      <w:tr>
+        <w:tc>
+          <w:tcPr>
+            <w:tcW w:w="562" w:type="dxa"/>
+          </w:tcPr>
+          <w:p>
+            <w:pPr>
+              <w:pStyle w:val="ListParagraph"/>
+              <w:numPr>
+                <w:ilvl w:val="0"/>
+                <w:numId w:val="25"/>
+              </w:numPr>
+              <w:rPr>
+                <w:rFonts w:ascii="Courier New" w:hAnsi="Courier New" w:cs="Courier New"/>
+              </w:rPr>
+            </w:pPr>
+          </w:p>
+        </w:tc>
+        <w:tc>
+          <w:tcPr>
+            <w:tcW w:w="8454" w:type="dxa"/>
+          </w:tcPr>
+          <w:p>
+            <w:pPr>
+              <w:rPr>
+                <w:rFonts w:ascii="Courier New" w:hAnsi="Courier New" w:cs="Courier New"/>
+              </w:rPr>
+            </w:pPr>
+            <w:r>
+              <w:rPr>
+                <w:rFonts w:ascii="Courier New" w:hAnsi="Courier New" w:cs="Courier New"/>
+              </w:rPr>
+              <w:t xml:space="preserve">            </w:t>
+            </w:r>
+            <w:proofErr w:type="spellStart"/>
+            <w:r>
+              <w:rPr>
+                <w:rFonts w:ascii="Courier New" w:hAnsi="Courier New" w:cs="Courier New"/>
+              </w:rPr>
+              <w:t>kanan</w:t>
+            </w:r>
+            <w:proofErr w:type="spellEnd"/>
+            <w:r>
+              <w:rPr>
+                <w:rFonts w:ascii="Courier New" w:hAnsi="Courier New" w:cs="Courier New"/>
+              </w:rPr>
+              <w:t xml:space="preserve"> = </w:t>
+            </w:r>
+            <w:proofErr w:type="spellStart"/>
+            <w:r>
+              <w:rPr>
+                <w:rFonts w:ascii="Courier New" w:hAnsi="Courier New" w:cs="Courier New"/>
+              </w:rPr>
+              <w:t>tengah</w:t>
+            </w:r>
+            <w:proofErr w:type="spellEnd"/>
+            <w:r>
+              <w:rPr>
+                <w:rFonts w:ascii="Courier New" w:hAnsi="Courier New" w:cs="Courier New"/>
+              </w:rPr>
+              <w:t xml:space="preserve"> - 1;</w:t>
+            </w:r>
+          </w:p>
+        </w:tc>
+      </w:tr>
+      <w:tr>
+        <w:tc>
+          <w:tcPr>
+            <w:tcW w:w="562" w:type="dxa"/>
+          </w:tcPr>
+          <w:p>
+            <w:pPr>
+              <w:pStyle w:val="ListParagraph"/>
+              <w:numPr>
+                <w:ilvl w:val="0"/>
+                <w:numId w:val="25"/>
+              </w:numPr>
+              <w:rPr>
+                <w:rFonts w:ascii="Courier New" w:hAnsi="Courier New" w:cs="Courier New"/>
+              </w:rPr>
+            </w:pPr>
+          </w:p>
+        </w:tc>
+        <w:tc>
+          <w:tcPr>
+            <w:tcW w:w="8454" w:type="dxa"/>
+          </w:tcPr>
+          <w:p>
+            <w:pPr>
+              <w:rPr>
+                <w:rFonts w:ascii="Courier New" w:hAnsi="Courier New" w:cs="Courier New"/>
+              </w:rPr>
+            </w:pPr>
+            <w:r>
+              <w:rPr>
+                <w:rFonts w:ascii="Courier New" w:hAnsi="Courier New" w:cs="Courier New"/>
+              </w:rPr>
+              <w:t xml:space="preserve">        }</w:t>
+            </w:r>
+          </w:p>
+        </w:tc>
+      </w:tr>
+      <w:tr>
+        <w:tc>
+          <w:tcPr>
+            <w:tcW w:w="562" w:type="dxa"/>
+          </w:tcPr>
+          <w:p>
+            <w:pPr>
+              <w:pStyle w:val="ListParagraph"/>
+              <w:numPr>
+                <w:ilvl w:val="0"/>
+                <w:numId w:val="25"/>
+              </w:numPr>
+              <w:rPr>
+                <w:rFonts w:ascii="Courier New" w:hAnsi="Courier New" w:cs="Courier New"/>
+              </w:rPr>
+            </w:pPr>
+          </w:p>
+        </w:tc>
+        <w:tc>
+          <w:tcPr>
+            <w:tcW w:w="8454" w:type="dxa"/>
+          </w:tcPr>
+          <w:p>
+            <w:pPr>
+              <w:rPr>
+                <w:rFonts w:ascii="Courier New" w:hAnsi="Courier New" w:cs="Courier New"/>
+              </w:rPr>
+            </w:pPr>
+            <w:r>
+              <w:rPr>
+                <w:rFonts w:ascii="Courier New" w:hAnsi="Courier New" w:cs="Courier New"/>
+              </w:rPr>
+              <w:t xml:space="preserve">        else {</w:t>
+            </w:r>
+          </w:p>
+        </w:tc>
+      </w:tr>
+      <w:tr>
+        <w:tc>
+          <w:tcPr>
+            <w:tcW w:w="562" w:type="dxa"/>
+          </w:tcPr>
+          <w:p>
+            <w:pPr>
+              <w:pStyle w:val="ListParagraph"/>
+              <w:numPr>
+                <w:ilvl w:val="0"/>
+                <w:numId w:val="25"/>
+              </w:numPr>
+              <w:rPr>
+                <w:rFonts w:ascii="Courier New" w:hAnsi="Courier New" w:cs="Courier New"/>
+              </w:rPr>
+            </w:pPr>
+          </w:p>
+        </w:tc>
+        <w:tc>
+          <w:tcPr>
+            <w:tcW w:w="8454" w:type="dxa"/>
+          </w:tcPr>
+          <w:p>
+            <w:pPr>
+              <w:rPr>
+                <w:rFonts w:ascii="Courier New" w:hAnsi="Courier New" w:cs="Courier New"/>
+              </w:rPr>
+            </w:pPr>
+            <w:r>
+              <w:rPr>
+                <w:rFonts w:ascii="Courier New" w:hAnsi="Courier New" w:cs="Courier New"/>
+              </w:rPr>
+              <w:t xml:space="preserve">            kiri = </w:t>
+            </w:r>
+            <w:proofErr w:type="spellStart"/>
+            <w:r>
+              <w:rPr>
+                <w:rFonts w:ascii="Courier New" w:hAnsi="Courier New" w:cs="Courier New"/>
+              </w:rPr>
+              <w:t>tengah</w:t>
+            </w:r>
+            <w:proofErr w:type="spellEnd"/>
+            <w:r>
+              <w:rPr>
+                <w:rFonts w:ascii="Courier New" w:hAnsi="Courier New" w:cs="Courier New"/>
+              </w:rPr>
+              <w:t xml:space="preserve"> + 1;</w:t>
+            </w:r>
+          </w:p>
+        </w:tc>
+      </w:tr>
+      <w:tr>
+        <w:tc>
+          <w:tcPr>
+            <w:tcW w:w="562" w:type="dxa"/>
+          </w:tcPr>
+          <w:p>
+            <w:pPr>
+              <w:pStyle w:val="ListParagraph"/>
+              <w:numPr>
+                <w:ilvl w:val="0"/>
+                <w:numId w:val="25"/>
+              </w:numPr>
+              <w:rPr>
+                <w:rFonts w:ascii="Courier New" w:hAnsi="Courier New" w:cs="Courier New"/>
+              </w:rPr>
+            </w:pPr>
+          </w:p>
+        </w:tc>
+        <w:tc>
+          <w:tcPr>
+            <w:tcW w:w="8454" w:type="dxa"/>
+          </w:tcPr>
+          <w:p>
+            <w:pPr>
+              <w:rPr>
+                <w:rFonts w:ascii="Courier New" w:hAnsi="Courier New" w:cs="Courier New"/>
+              </w:rPr>
+            </w:pPr>
+            <w:r>
+              <w:rPr>
+                <w:rFonts w:ascii="Courier New" w:hAnsi="Courier New" w:cs="Courier New"/>
+              </w:rPr>
+              <w:t xml:space="preserve">        }</w:t>
+            </w:r>
+          </w:p>
+        </w:tc>
+      </w:tr>
+      <w:tr>
+        <w:tc>
+          <w:tcPr>
+            <w:tcW w:w="562" w:type="dxa"/>
+          </w:tcPr>
+          <w:p>
+            <w:pPr>
+              <w:pStyle w:val="ListParagraph"/>
+              <w:numPr>
+                <w:ilvl w:val="0"/>
+                <w:numId w:val="25"/>
+              </w:numPr>
+              <w:rPr>
+                <w:rFonts w:ascii="Courier New" w:hAnsi="Courier New" w:cs="Courier New"/>
+              </w:rPr>
+            </w:pPr>
+          </w:p>
+        </w:tc>
+        <w:tc>
+          <w:tcPr>
+            <w:tcW w:w="8454" w:type="dxa"/>
+          </w:tcPr>
+          <w:p>
+            <w:pPr>
+              <w:rPr>
+                <w:rFonts w:ascii="Courier New" w:hAnsi="Courier New" w:cs="Courier New"/>
+              </w:rPr>
+            </w:pPr>
+            <w:r>
+              <w:rPr>
+                <w:rFonts w:ascii="Courier New" w:hAnsi="Courier New" w:cs="Courier New"/>
+              </w:rPr>
+              <w:t xml:space="preserve">    }</w:t>
+            </w:r>
+          </w:p>
+        </w:tc>
+      </w:tr>
+      <w:tr>
+        <w:tc>
+          <w:tcPr>
+            <w:tcW w:w="562" w:type="dxa"/>
+          </w:tcPr>
+          <w:p>
+            <w:pPr>
+              <w:pStyle w:val="ListParagraph"/>
+              <w:numPr>
+                <w:ilvl w:val="0"/>
+                <w:numId w:val="25"/>
+              </w:numPr>
+              <w:rPr>
+                <w:rFonts w:ascii="Courier New" w:hAnsi="Courier New" w:cs="Courier New"/>
+              </w:rPr>
+            </w:pPr>
+          </w:p>
+        </w:tc>
+        <w:tc>
+          <w:tcPr>
+            <w:tcW w:w="8454" w:type="dxa"/>
+          </w:tcPr>
+          <w:p>
+            <w:pPr>
+              <w:rPr>
+                <w:rFonts w:ascii="Courier New" w:hAnsi="Courier New" w:cs="Courier New"/>
+              </w:rPr>
+            </w:pPr>
+            <w:r>
+              <w:rPr>
+                <w:rFonts w:ascii="Courier New" w:hAnsi="Courier New" w:cs="Courier New"/>
+              </w:rPr>
+              <w:t xml:space="preserve">    </w:t>
+            </w:r>
+            <w:proofErr w:type="gramStart"/>
+            <w:r>
+              <w:rPr>
+                <w:rFonts w:ascii="Courier New" w:hAnsi="Courier New" w:cs="Courier New"/>
+              </w:rPr>
+              <w:t>if(</w:t>
+            </w:r>
+            <w:proofErr w:type="spellStart"/>
+            <w:proofErr w:type="gramEnd"/>
+            <w:r>
+              <w:rPr>
+                <w:rFonts w:ascii="Courier New" w:hAnsi="Courier New" w:cs="Courier New"/>
+              </w:rPr>
+              <w:t>posisi</w:t>
+            </w:r>
+            <w:proofErr w:type="spellEnd"/>
+            <w:r>
+              <w:rPr>
+                <w:rFonts w:ascii="Courier New" w:hAnsi="Courier New" w:cs="Courier New"/>
+              </w:rPr>
+              <w:t xml:space="preserve"> == -1) {</w:t>
+            </w:r>
+          </w:p>
+        </w:tc>
+      </w:tr>
+      <w:tr>
+        <w:tc>
+          <w:tcPr>
+            <w:tcW w:w="562" w:type="dxa"/>
+          </w:tcPr>
+          <w:p>
+            <w:pPr>
+              <w:pStyle w:val="ListParagraph"/>
+              <w:numPr>
+                <w:ilvl w:val="0"/>
+                <w:numId w:val="25"/>
+              </w:numPr>
+              <w:rPr>
+                <w:rFonts w:ascii="Courier New" w:hAnsi="Courier New" w:cs="Courier New"/>
+              </w:rPr>
+            </w:pPr>
+          </w:p>
+        </w:tc>
+        <w:tc>
+          <w:tcPr>
+            <w:tcW w:w="8454" w:type="dxa"/>
+          </w:tcPr>
+          <w:p>
+            <w:pPr>
+              <w:rPr>
+                <w:rFonts w:ascii="Courier New" w:hAnsi="Courier New" w:cs="Courier New"/>
+              </w:rPr>
+            </w:pPr>
+            <w:r>
+              <w:rPr>
+                <w:rFonts w:ascii="Courier New" w:hAnsi="Courier New" w:cs="Courier New"/>
+              </w:rPr>
+              <w:t xml:space="preserve">        return 0;</w:t>
+            </w:r>
+          </w:p>
+        </w:tc>
+      </w:tr>
+      <w:tr>
+        <w:tc>
+          <w:tcPr>
+            <w:tcW w:w="562" w:type="dxa"/>
+          </w:tcPr>
+          <w:p>
+            <w:pPr>
+              <w:pStyle w:val="ListParagraph"/>
+              <w:numPr>
+                <w:ilvl w:val="0"/>
+                <w:numId w:val="25"/>
+              </w:numPr>
+              <w:rPr>
+                <w:rFonts w:ascii="Courier New" w:hAnsi="Courier New" w:cs="Courier New"/>
+              </w:rPr>
+            </w:pPr>
+          </w:p>
+        </w:tc>
+        <w:tc>
+          <w:tcPr>
+            <w:tcW w:w="8454" w:type="dxa"/>
+          </w:tcPr>
+          <w:p>
+            <w:pPr>
+              <w:rPr>
+                <w:rFonts w:ascii="Courier New" w:hAnsi="Courier New" w:cs="Courier New"/>
+              </w:rPr>
+            </w:pPr>
+            <w:r>
+              <w:rPr>
+                <w:rFonts w:ascii="Courier New" w:hAnsi="Courier New" w:cs="Courier New"/>
+              </w:rPr>
+              <w:t xml:space="preserve">    }</w:t>
+            </w:r>
+          </w:p>
+        </w:tc>
+      </w:tr>
+      <w:tr>
+        <w:tc>
+          <w:tcPr>
+            <w:tcW w:w="562" w:type="dxa"/>
+          </w:tcPr>
+          <w:p>
+            <w:pPr>
+              <w:pStyle w:val="ListParagraph"/>
+              <w:numPr>
+                <w:ilvl w:val="0"/>
+                <w:numId w:val="25"/>
+              </w:numPr>
+              <w:rPr>
+                <w:rFonts w:ascii="Courier New" w:hAnsi="Courier New" w:cs="Courier New"/>
+              </w:rPr>
+            </w:pPr>
+          </w:p>
+        </w:tc>
+        <w:tc>
+          <w:tcPr>
+            <w:tcW w:w="8454" w:type="dxa"/>
+          </w:tcPr>
+          <w:p>
+            <w:pPr>
+              <w:rPr>
+                <w:rFonts w:ascii="Courier New" w:hAnsi="Courier New" w:cs="Courier New"/>
+              </w:rPr>
+            </w:pPr>
+          </w:p>
+        </w:tc>
+      </w:tr>
+      <w:tr>
+        <w:tc>
+          <w:tcPr>
+            <w:tcW w:w="562" w:type="dxa"/>
+          </w:tcPr>
+          <w:p>
+            <w:pPr>
+              <w:pStyle w:val="ListParagraph"/>
+              <w:numPr>
+                <w:ilvl w:val="0"/>
+                <w:numId w:val="25"/>
+              </w:numPr>
+              <w:rPr>
+                <w:rFonts w:ascii="Courier New" w:hAnsi="Courier New" w:cs="Courier New"/>
+              </w:rPr>
+            </w:pPr>
+          </w:p>
+        </w:tc>
+        <w:tc>
+          <w:tcPr>
+            <w:tcW w:w="8454" w:type="dxa"/>
+          </w:tcPr>
+          <w:p>
+            <w:pPr>
+              <w:rPr>
+                <w:rFonts w:ascii="Courier New" w:hAnsi="Courier New" w:cs="Courier New"/>
+              </w:rPr>
+            </w:pPr>
+            <w:r>
+              <w:rPr>
+                <w:rFonts w:ascii="Courier New" w:hAnsi="Courier New" w:cs="Courier New"/>
+              </w:rPr>
+              <w:t xml:space="preserve">    int </w:t>
+            </w:r>
+            <w:proofErr w:type="spellStart"/>
+            <w:r>
+              <w:rPr>
+                <w:rFonts w:ascii="Courier New" w:hAnsi="Courier New" w:cs="Courier New"/>
+              </w:rPr>
+              <w:t>jumlah</w:t>
+            </w:r>
+            <w:proofErr w:type="spellEnd"/>
+            <w:r>
+              <w:rPr>
+                <w:rFonts w:ascii="Courier New" w:hAnsi="Courier New" w:cs="Courier New"/>
+              </w:rPr>
+              <w:t xml:space="preserve"> = 1;</w:t>
+            </w:r>
+          </w:p>
+        </w:tc>
+      </w:tr>
+      <w:tr>
+        <w:tc>
+          <w:tcPr>
+            <w:tcW w:w="562" w:type="dxa"/>
+          </w:tcPr>
+          <w:p>
+            <w:pPr>
+              <w:pStyle w:val="ListParagraph"/>
+              <w:numPr>
+                <w:ilvl w:val="0"/>
+                <w:numId w:val="25"/>
+              </w:numPr>
+              <w:rPr>
+                <w:rFonts w:ascii="Courier New" w:hAnsi="Courier New" w:cs="Courier New"/>
+              </w:rPr>
+            </w:pPr>
+          </w:p>
+        </w:tc>
+        <w:tc>
+          <w:tcPr>
+            <w:tcW w:w="8454" w:type="dxa"/>
+          </w:tcPr>
+          <w:p>
+            <w:pPr>
+              <w:rPr>
+                <w:rFonts w:ascii="Courier New" w:hAnsi="Courier New" w:cs="Courier New"/>
+              </w:rPr>
+            </w:pPr>
+            <w:r>
+              <w:rPr>
+                <w:rFonts w:ascii="Courier New" w:hAnsi="Courier New" w:cs="Courier New"/>
+              </w:rPr>
+              <w:t xml:space="preserve">    int </w:t>
+            </w:r>
+            <w:proofErr w:type="spellStart"/>
+            <w:r>
+              <w:rPr>
+                <w:rFonts w:ascii="Courier New" w:hAnsi="Courier New" w:cs="Courier New"/>
+              </w:rPr>
+              <w:t>i</w:t>
+            </w:r>
+            <w:proofErr w:type="spellEnd"/>
+            <w:r>
+              <w:rPr>
+                <w:rFonts w:ascii="Courier New" w:hAnsi="Courier New" w:cs="Courier New"/>
+              </w:rPr>
+              <w:t xml:space="preserve"> = </w:t>
+            </w:r>
+            <w:proofErr w:type="spellStart"/>
+            <w:r>
+              <w:rPr>
+                <w:rFonts w:ascii="Courier New" w:hAnsi="Courier New" w:cs="Courier New"/>
+              </w:rPr>
+              <w:t>posisi</w:t>
+            </w:r>
+            <w:proofErr w:type="spellEnd"/>
+            <w:r>
+              <w:rPr>
+                <w:rFonts w:ascii="Courier New" w:hAnsi="Courier New" w:cs="Courier New"/>
+              </w:rPr>
+              <w:t xml:space="preserve"> - 1;</w:t>
+            </w:r>
+          </w:p>
+        </w:tc>
+      </w:tr>
+      <w:tr>
+        <w:tc>
+          <w:tcPr>
+            <w:tcW w:w="562" w:type="dxa"/>
+          </w:tcPr>
+          <w:p>
+            <w:pPr>
+              <w:pStyle w:val="ListParagraph"/>
+              <w:numPr>
+                <w:ilvl w:val="0"/>
+                <w:numId w:val="25"/>
+              </w:numPr>
+              <w:rPr>
+                <w:rFonts w:ascii="Courier New" w:hAnsi="Courier New" w:cs="Courier New"/>
+              </w:rPr>
+            </w:pPr>
+          </w:p>
+        </w:tc>
+        <w:tc>
+          <w:tcPr>
+            <w:tcW w:w="8454" w:type="dxa"/>
+          </w:tcPr>
+          <w:p>
+            <w:pPr>
+              <w:rPr>
+                <w:rFonts w:ascii="Courier New" w:hAnsi="Courier New" w:cs="Courier New"/>
                 <w:lang w:val="sv-SE"/>
               </w:rPr>
+            </w:pPr>
+            <w:r>
+              <w:rPr>
+                <w:rFonts w:ascii="Courier New" w:hAnsi="Courier New" w:cs="Courier New"/>
+                <w:lang w:val="sv-SE"/>
+              </w:rPr>
+              <w:t xml:space="preserve">    while(i &gt;= kiri &amp;&amp; arr[i] == target) {</w:t>
+            </w:r>
+          </w:p>
+        </w:tc>
+      </w:tr>
+      <w:tr>
+        <w:tc>
+          <w:tcPr>
+            <w:tcW w:w="562" w:type="dxa"/>
+          </w:tcPr>
+          <w:p>
+            <w:pPr>
+              <w:pStyle w:val="ListParagraph"/>
+              <w:numPr>
+                <w:ilvl w:val="0"/>
+                <w:numId w:val="25"/>
+              </w:numPr>
+              <w:rPr>
+                <w:rFonts w:ascii="Courier New" w:hAnsi="Courier New" w:cs="Courier New"/>
+                <w:lang w:val="sv-SE"/>
+              </w:rPr>
+            </w:pPr>
+          </w:p>
+        </w:tc>
+        <w:tc>
+          <w:tcPr>
+            <w:tcW w:w="8454" w:type="dxa"/>
+          </w:tcPr>
+          <w:p>
+            <w:pPr>
+              <w:rPr>
+                <w:rFonts w:ascii="Courier New" w:hAnsi="Courier New" w:cs="Courier New"/>
+              </w:rPr>
+            </w:pPr>
+            <w:r>
+              <w:rPr>
+                <w:rFonts w:ascii="Courier New" w:hAnsi="Courier New" w:cs="Courier New"/>
+                <w:lang w:val="sv-SE"/>
+              </w:rPr>
+              <w:t xml:space="preserve">        </w:t>
+            </w:r>
+            <w:proofErr w:type="spellStart"/>
+            <w:r>
+              <w:rPr>
+                <w:rFonts w:ascii="Courier New" w:hAnsi="Courier New" w:cs="Courier New"/>
+              </w:rPr>
+              <w:t>jumlah</w:t>
+            </w:r>
+            <w:proofErr w:type="spellEnd"/>
+            <w:r>
+              <w:rPr>
+                <w:rFonts w:ascii="Courier New" w:hAnsi="Courier New" w:cs="Courier New"/>
+              </w:rPr>
+              <w:t>++;</w:t>
+            </w:r>
+          </w:p>
+        </w:tc>
+      </w:tr>
+      <w:tr>
+        <w:tc>
+          <w:tcPr>
+            <w:tcW w:w="562" w:type="dxa"/>
+          </w:tcPr>
+          <w:p>
+            <w:pPr>
+              <w:pStyle w:val="ListParagraph"/>
+              <w:numPr>
+                <w:ilvl w:val="0"/>
+                <w:numId w:val="25"/>
+              </w:numPr>
+              <w:rPr>
+                <w:rFonts w:ascii="Courier New" w:hAnsi="Courier New" w:cs="Courier New"/>
+              </w:rPr>
+            </w:pPr>
+          </w:p>
+        </w:tc>
+        <w:tc>
+          <w:tcPr>
+            <w:tcW w:w="8454" w:type="dxa"/>
+          </w:tcPr>
+          <w:p>
+            <w:pPr>
+              <w:rPr>
+                <w:rFonts w:ascii="Courier New" w:hAnsi="Courier New" w:cs="Courier New"/>
+              </w:rPr>
+            </w:pPr>
+            <w:r>
+              <w:rPr>
+                <w:rFonts w:ascii="Courier New" w:hAnsi="Courier New" w:cs="Courier New"/>
+              </w:rPr>
+              <w:t xml:space="preserve">        </w:t>
+            </w:r>
+            <w:proofErr w:type="spellStart"/>
+            <w:r>
+              <w:rPr>
+                <w:rFonts w:ascii="Courier New" w:hAnsi="Courier New" w:cs="Courier New"/>
+              </w:rPr>
+              <w:t>i</w:t>
+            </w:r>
+            <w:proofErr w:type="spellEnd"/>
+            <w:r>
+              <w:rPr>
+                <w:rFonts w:ascii="Courier New" w:hAnsi="Courier New" w:cs="Courier New"/>
+              </w:rPr>
+              <w:t>--;</w:t>
+            </w:r>
+          </w:p>
+        </w:tc>
+      </w:tr>
+      <w:tr>
+        <w:tc>
+          <w:tcPr>
+            <w:tcW w:w="562" w:type="dxa"/>
+          </w:tcPr>
+          <w:p>
+            <w:pPr>
+              <w:pStyle w:val="ListParagraph"/>
+              <w:numPr>
+                <w:ilvl w:val="0"/>
+                <w:numId w:val="25"/>
+              </w:numPr>
+              <w:rPr>
+                <w:rFonts w:ascii="Courier New" w:hAnsi="Courier New" w:cs="Courier New"/>
+              </w:rPr>
+            </w:pPr>
+          </w:p>
+        </w:tc>
+        <w:tc>
+          <w:tcPr>
+            <w:tcW w:w="8454" w:type="dxa"/>
+          </w:tcPr>
+          <w:p>
+            <w:pPr>
+              <w:rPr>
+                <w:rFonts w:ascii="Courier New" w:hAnsi="Courier New" w:cs="Courier New"/>
+              </w:rPr>
+            </w:pPr>
+            <w:r>
+              <w:rPr>
+                <w:rFonts w:ascii="Courier New" w:hAnsi="Courier New" w:cs="Courier New"/>
+              </w:rPr>
+              <w:t xml:space="preserve">    }</w:t>
+            </w:r>
+          </w:p>
+        </w:tc>
+      </w:tr>
+      <w:tr>
+        <w:tc>
+          <w:tcPr>
+            <w:tcW w:w="562" w:type="dxa"/>
+          </w:tcPr>
+          <w:p>
+            <w:pPr>
+              <w:pStyle w:val="ListParagraph"/>
+              <w:numPr>
+                <w:ilvl w:val="0"/>
+                <w:numId w:val="25"/>
+              </w:numPr>
+              <w:rPr>
+                <w:rFonts w:ascii="Courier New" w:hAnsi="Courier New" w:cs="Courier New"/>
+              </w:rPr>
+            </w:pPr>
+          </w:p>
+        </w:tc>
+        <w:tc>
+          <w:tcPr>
+            <w:tcW w:w="8454" w:type="dxa"/>
+          </w:tcPr>
+          <w:p>
+            <w:pPr>
+              <w:rPr>
+                <w:rFonts w:ascii="Courier New" w:hAnsi="Courier New" w:cs="Courier New"/>
+              </w:rPr>
+            </w:pPr>
+            <w:r>
+              <w:rPr>
+                <w:rFonts w:ascii="Courier New" w:hAnsi="Courier New" w:cs="Courier New"/>
+              </w:rPr>
+              <w:t xml:space="preserve">    </w:t>
+            </w:r>
+            <w:proofErr w:type="spellStart"/>
+            <w:r>
+              <w:rPr>
+                <w:rFonts w:ascii="Courier New" w:hAnsi="Courier New" w:cs="Courier New"/>
+              </w:rPr>
+              <w:t>i</w:t>
+            </w:r>
+            <w:proofErr w:type="spellEnd"/>
+            <w:r>
+              <w:rPr>
+                <w:rFonts w:ascii="Courier New" w:hAnsi="Courier New" w:cs="Courier New"/>
+              </w:rPr>
+              <w:t xml:space="preserve"> = </w:t>
+            </w:r>
+            <w:proofErr w:type="spellStart"/>
+            <w:r>
+              <w:rPr>
+                <w:rFonts w:ascii="Courier New" w:hAnsi="Courier New" w:cs="Courier New"/>
+              </w:rPr>
+              <w:t>posisi</w:t>
+            </w:r>
+            <w:proofErr w:type="spellEnd"/>
+            <w:r>
+              <w:rPr>
+                <w:rFonts w:ascii="Courier New" w:hAnsi="Courier New" w:cs="Courier New"/>
+              </w:rPr>
+              <w:t xml:space="preserve"> + 1;</w:t>
+            </w:r>
+          </w:p>
+        </w:tc>
+      </w:tr>
+      <w:tr>
+        <w:tc>
+          <w:tcPr>
+            <w:tcW w:w="562" w:type="dxa"/>
+          </w:tcPr>
+          <w:p>
+            <w:pPr>
+              <w:pStyle w:val="ListParagraph"/>
+              <w:numPr>
+                <w:ilvl w:val="0"/>
+                <w:numId w:val="25"/>
+              </w:numPr>
+              <w:rPr>
+                <w:rFonts w:ascii="Courier New" w:hAnsi="Courier New" w:cs="Courier New"/>
+              </w:rPr>
+            </w:pPr>
+          </w:p>
+        </w:tc>
+        <w:tc>
+          <w:tcPr>
+            <w:tcW w:w="8454" w:type="dxa"/>
+          </w:tcPr>
+          <w:p>
+            <w:pPr>
+              <w:rPr>
+                <w:rFonts w:ascii="Courier New" w:hAnsi="Courier New" w:cs="Courier New"/>
+                <w:lang w:val="sv-SE"/>
+              </w:rPr>
+            </w:pPr>
+            <w:r>
+              <w:rPr>
+                <w:rFonts w:ascii="Courier New" w:hAnsi="Courier New" w:cs="Courier New"/>
+                <w:lang w:val="sv-SE"/>
+              </w:rPr>
+              <w:t xml:space="preserve">    while(i &lt;= kanan &amp;&amp; arr[i] == target) {</w:t>
+            </w:r>
+          </w:p>
+        </w:tc>
+      </w:tr>
+      <w:tr>
+        <w:tc>
+          <w:tcPr>
+            <w:tcW w:w="562" w:type="dxa"/>
+          </w:tcPr>
+          <w:p>
+            <w:pPr>
+              <w:pStyle w:val="ListParagraph"/>
+              <w:numPr>
+                <w:ilvl w:val="0"/>
+                <w:numId w:val="25"/>
+              </w:numPr>
+              <w:rPr>
+                <w:rFonts w:ascii="Courier New" w:hAnsi="Courier New" w:cs="Courier New"/>
+                <w:lang w:val="sv-SE"/>
+              </w:rPr>
+            </w:pPr>
+          </w:p>
+        </w:tc>
+        <w:tc>
+          <w:tcPr>
+            <w:tcW w:w="8454" w:type="dxa"/>
+          </w:tcPr>
+          <w:p>
+            <w:pPr>
+              <w:rPr>
+                <w:rFonts w:ascii="Courier New" w:hAnsi="Courier New" w:cs="Courier New"/>
+              </w:rPr>
+            </w:pPr>
+            <w:r>
+              <w:rPr>
+                <w:rFonts w:ascii="Courier New" w:hAnsi="Courier New" w:cs="Courier New"/>
+                <w:lang w:val="sv-SE"/>
+              </w:rPr>
+              <w:t xml:space="preserve">        </w:t>
+            </w:r>
+            <w:proofErr w:type="spellStart"/>
+            <w:r>
+              <w:rPr>
+                <w:rFonts w:ascii="Courier New" w:hAnsi="Courier New" w:cs="Courier New"/>
+              </w:rPr>
+              <w:t>jumlah</w:t>
+            </w:r>
+            <w:proofErr w:type="spellEnd"/>
+            <w:r>
+              <w:rPr>
+                <w:rFonts w:ascii="Courier New" w:hAnsi="Courier New" w:cs="Courier New"/>
+              </w:rPr>
+              <w:t>++;</w:t>
+            </w:r>
+          </w:p>
+        </w:tc>
+      </w:tr>
+      <w:tr>
+        <w:tc>
+          <w:tcPr>
+            <w:tcW w:w="562" w:type="dxa"/>
+          </w:tcPr>
+          <w:p>
+            <w:pPr>
+              <w:pStyle w:val="ListParagraph"/>
+              <w:numPr>
+                <w:ilvl w:val="0"/>
+                <w:numId w:val="25"/>
+              </w:numPr>
+              <w:rPr>
+                <w:rFonts w:ascii="Courier New" w:hAnsi="Courier New" w:cs="Courier New"/>
+              </w:rPr>
+            </w:pPr>
+          </w:p>
+        </w:tc>
+        <w:tc>
+          <w:tcPr>
+            <w:tcW w:w="8454" w:type="dxa"/>
+          </w:tcPr>
+          <w:p>
+            <w:pPr>
+              <w:rPr>
+                <w:rFonts w:ascii="Courier New" w:hAnsi="Courier New" w:cs="Courier New"/>
+              </w:rPr>
+            </w:pPr>
+            <w:r>
+              <w:rPr>
+                <w:rFonts w:ascii="Courier New" w:hAnsi="Courier New" w:cs="Courier New"/>
+              </w:rPr>
+              <w:t xml:space="preserve">        </w:t>
+            </w:r>
+            <w:proofErr w:type="spellStart"/>
+            <w:r>
+              <w:rPr>
+                <w:rFonts w:ascii="Courier New" w:hAnsi="Courier New" w:cs="Courier New"/>
+              </w:rPr>
+              <w:t>i</w:t>
+            </w:r>
+            <w:proofErr w:type="spellEnd"/>
+            <w:r>
+              <w:rPr>
+                <w:rFonts w:ascii="Courier New" w:hAnsi="Courier New" w:cs="Courier New"/>
+              </w:rPr>
+              <w:t>++;</w:t>
+            </w:r>
+          </w:p>
+        </w:tc>
+      </w:tr>
+      <w:tr>
+        <w:tc>
+          <w:tcPr>
+            <w:tcW w:w="562" w:type="dxa"/>
+          </w:tcPr>
+          <w:p>
+            <w:pPr>
+              <w:pStyle w:val="ListParagraph"/>
+              <w:numPr>
+                <w:ilvl w:val="0"/>
+                <w:numId w:val="25"/>
+              </w:numPr>
+              <w:rPr>
+                <w:rFonts w:ascii="Courier New" w:hAnsi="Courier New" w:cs="Courier New"/>
+              </w:rPr>
+            </w:pPr>
+          </w:p>
+        </w:tc>
+        <w:tc>
+          <w:tcPr>
+            <w:tcW w:w="8454" w:type="dxa"/>
+          </w:tcPr>
+          <w:p>
+            <w:pPr>
+              <w:rPr>
+                <w:rFonts w:ascii="Courier New" w:hAnsi="Courier New" w:cs="Courier New"/>
+              </w:rPr>
+            </w:pPr>
+            <w:r>
+              <w:rPr>
+                <w:rFonts w:ascii="Courier New" w:hAnsi="Courier New" w:cs="Courier New"/>
+              </w:rPr>
+              <w:t xml:space="preserve">    }</w:t>
+            </w:r>
+          </w:p>
+        </w:tc>
+      </w:tr>
+      <w:tr>
+        <w:tc>
+          <w:tcPr>
+            <w:tcW w:w="562" w:type="dxa"/>
+          </w:tcPr>
+          <w:p>
+            <w:pPr>
+              <w:pStyle w:val="ListParagraph"/>
+              <w:numPr>
+                <w:ilvl w:val="0"/>
+                <w:numId w:val="25"/>
+              </w:numPr>
+              <w:rPr>
+                <w:rFonts w:ascii="Courier New" w:hAnsi="Courier New" w:cs="Courier New"/>
+              </w:rPr>
+            </w:pPr>
+          </w:p>
+        </w:tc>
+        <w:tc>
+          <w:tcPr>
+            <w:tcW w:w="8454" w:type="dxa"/>
+          </w:tcPr>
+          <w:p>
+            <w:pPr>
+              <w:rPr>
+                <w:rFonts w:ascii="Courier New" w:hAnsi="Courier New" w:cs="Courier New"/>
+              </w:rPr>
+            </w:pPr>
+            <w:r>
+              <w:rPr>
+                <w:rFonts w:ascii="Courier New" w:hAnsi="Courier New" w:cs="Courier New"/>
+              </w:rPr>
+              <w:t xml:space="preserve">    return </w:t>
+            </w:r>
+            <w:proofErr w:type="spellStart"/>
+            <w:r>
+              <w:rPr>
+                <w:rFonts w:ascii="Courier New" w:hAnsi="Courier New" w:cs="Courier New"/>
+              </w:rPr>
+              <w:t>jumlah</w:t>
+            </w:r>
+            <w:proofErr w:type="spellEnd"/>
+            <w:r>
+              <w:rPr>
+                <w:rFonts w:ascii="Courier New" w:hAnsi="Courier New" w:cs="Courier New"/>
+              </w:rPr>
+              <w:t>;</w:t>
+            </w:r>
+          </w:p>
+        </w:tc>
+      </w:tr>
+      <w:tr>
+        <w:tc>
+          <w:tcPr>
+            <w:tcW w:w="562" w:type="dxa"/>
+          </w:tcPr>
+          <w:p>
+            <w:pPr>
+              <w:pStyle w:val="ListParagraph"/>
+              <w:numPr>
+                <w:ilvl w:val="0"/>
+                <w:numId w:val="25"/>
+              </w:numPr>
+              <w:rPr>
+                <w:rFonts w:ascii="Courier New" w:hAnsi="Courier New" w:cs="Courier New"/>
+              </w:rPr>
+            </w:pPr>
+          </w:p>
+        </w:tc>
+        <w:tc>
+          <w:tcPr>
+            <w:tcW w:w="8454" w:type="dxa"/>
+          </w:tcPr>
+          <w:p>
+            <w:pPr>
+              <w:rPr>
+                <w:rFonts w:ascii="Courier New" w:hAnsi="Courier New" w:cs="Courier New"/>
+              </w:rPr>
+            </w:pPr>
+            <w:r>
+              <w:rPr>
+                <w:rFonts w:ascii="Courier New" w:hAnsi="Courier New" w:cs="Courier New"/>
+              </w:rPr>
               <w:t>}</w:t>
             </w:r>
           </w:p>
         </w:tc>
       </w:tr>
-      <w:tr>
-        <w:tc>
-          <w:tcPr>
-            <w:tcW w:w="562" w:type="dxa"/>
-          </w:tcPr>
-          <w:p>
-            <w:pPr>
-              <w:pStyle w:val="ListParagraph"/>
-              <w:numPr>
-                <w:ilvl w:val="0"/>
-                <w:numId w:val="24"/>
-              </w:numPr>
-              <w:rPr>
-                <w:rFonts w:ascii="Courier New" w:hAnsi="Courier New" w:cs="Courier New"/>
-                <w:lang w:val="sv-SE"/>
-              </w:rPr>
-            </w:pPr>
-          </w:p>
-        </w:tc>
-        <w:tc>
-          <w:tcPr>
-            <w:tcW w:w="8454" w:type="dxa"/>
-          </w:tcPr>
-          <w:p>
-            <w:pPr>
-              <w:rPr>
-                <w:rFonts w:ascii="Courier New" w:hAnsi="Courier New" w:cs="Courier New"/>
-                <w:lang w:val="sv-SE"/>
-              </w:rPr>
-            </w:pPr>
-            <w:r>
-              <w:rPr>
-                <w:rFonts w:ascii="Courier New" w:hAnsi="Courier New" w:cs="Courier New"/>
-                <w:lang w:val="sv-SE"/>
-              </w:rPr>
-              <w:t>}</w:t>
-            </w:r>
-          </w:p>
-        </w:tc>
-      </w:tr>
-      <w:tr>
-        <w:tc>
-          <w:tcPr>
-            <w:tcW w:w="562" w:type="dxa"/>
-          </w:tcPr>
-          <w:p>
-            <w:pPr>
-              <w:pStyle w:val="ListParagraph"/>
-              <w:numPr>
-                <w:ilvl w:val="0"/>
-                <w:numId w:val="24"/>
-              </w:numPr>
-              <w:rPr>
-                <w:rFonts w:ascii="Courier New" w:hAnsi="Courier New" w:cs="Courier New"/>
-                <w:lang w:val="sv-SE"/>
-              </w:rPr>
-            </w:pPr>
-          </w:p>
-        </w:tc>
-        <w:tc>
-          <w:tcPr>
-            <w:tcW w:w="8454" w:type="dxa"/>
-          </w:tcPr>
-          <w:p>
-            <w:pPr>
-              <w:rPr>
-                <w:rFonts w:ascii="Courier New" w:hAnsi="Courier New" w:cs="Courier New"/>
-                <w:lang w:val="sv-SE"/>
-              </w:rPr>
-            </w:pPr>
-          </w:p>
-        </w:tc>
-      </w:tr>
-      <w:tr>
-        <w:tc>
-          <w:tcPr>
-            <w:tcW w:w="562" w:type="dxa"/>
-          </w:tcPr>
-          <w:p>
-            <w:pPr>
-              <w:pStyle w:val="ListParagraph"/>
-              <w:numPr>
-                <w:ilvl w:val="0"/>
-                <w:numId w:val="24"/>
-              </w:numPr>
-              <w:rPr>
-                <w:rFonts w:ascii="Courier New" w:hAnsi="Courier New" w:cs="Courier New"/>
-                <w:lang w:val="sv-SE"/>
-              </w:rPr>
-            </w:pPr>
-          </w:p>
-        </w:tc>
-        <w:tc>
-          <w:tcPr>
-            <w:tcW w:w="8454" w:type="dxa"/>
-          </w:tcPr>
-          <w:p>
-            <w:pPr>
-              <w:rPr>
-                <w:rFonts w:ascii="Courier New" w:hAnsi="Courier New" w:cs="Courier New"/>
-                <w:lang w:val="sv-SE"/>
-              </w:rPr>
-            </w:pPr>
-            <w:r>
-              <w:rPr>
-                <w:rFonts w:ascii="Courier New" w:hAnsi="Courier New" w:cs="Courier New"/>
-                <w:lang w:val="sv-SE"/>
-              </w:rPr>
-              <w:t>bool binarySearch(int arr[], int kiri, int kanan, int target) {</w:t>
-            </w:r>
-          </w:p>
-        </w:tc>
-      </w:tr>
-      <w:tr>
-        <w:tc>
-          <w:tcPr>
-            <w:tcW w:w="562" w:type="dxa"/>
-          </w:tcPr>
-          <w:p>
-            <w:pPr>
-              <w:pStyle w:val="ListParagraph"/>
-              <w:numPr>
-                <w:ilvl w:val="0"/>
-                <w:numId w:val="24"/>
-              </w:numPr>
-              <w:rPr>
-                <w:rFonts w:ascii="Courier New" w:hAnsi="Courier New" w:cs="Courier New"/>
-                <w:lang w:val="sv-SE"/>
-              </w:rPr>
-            </w:pPr>
-          </w:p>
-        </w:tc>
-        <w:tc>
-          <w:tcPr>
-            <w:tcW w:w="8454" w:type="dxa"/>
-          </w:tcPr>
-          <w:p>
-            <w:pPr>
-              <w:rPr>
-                <w:rFonts w:ascii="Courier New" w:hAnsi="Courier New" w:cs="Courier New"/>
-                <w:lang w:val="sv-SE"/>
-              </w:rPr>
-            </w:pPr>
-            <w:r>
-              <w:rPr>
-                <w:rFonts w:ascii="Courier New" w:hAnsi="Courier New" w:cs="Courier New"/>
-                <w:lang w:val="sv-SE"/>
-              </w:rPr>
-              <w:t xml:space="preserve">    while(kiri &lt;= kanan) {</w:t>
-            </w:r>
-          </w:p>
-        </w:tc>
-      </w:tr>
-      <w:tr>
-        <w:tc>
-          <w:tcPr>
-            <w:tcW w:w="562" w:type="dxa"/>
-          </w:tcPr>
-          <w:p>
-            <w:pPr>
-              <w:pStyle w:val="ListParagraph"/>
-              <w:numPr>
-                <w:ilvl w:val="0"/>
-                <w:numId w:val="24"/>
-              </w:numPr>
-              <w:rPr>
-                <w:rFonts w:ascii="Courier New" w:hAnsi="Courier New" w:cs="Courier New"/>
-                <w:lang w:val="sv-SE"/>
-              </w:rPr>
-            </w:pPr>
-          </w:p>
-        </w:tc>
-        <w:tc>
-          <w:tcPr>
-            <w:tcW w:w="8454" w:type="dxa"/>
-          </w:tcPr>
-          <w:p>
-            <w:pPr>
-              <w:rPr>
-                <w:rFonts w:ascii="Courier New" w:hAnsi="Courier New" w:cs="Courier New"/>
-                <w:lang w:val="sv-SE"/>
-              </w:rPr>
-            </w:pPr>
-            <w:r>
-              <w:rPr>
-                <w:rFonts w:ascii="Courier New" w:hAnsi="Courier New" w:cs="Courier New"/>
-                <w:lang w:val="sv-SE"/>
-              </w:rPr>
-              <w:t xml:space="preserve">        int tengah = (kiri + kanan) / 2;</w:t>
-            </w:r>
-          </w:p>
-        </w:tc>
-      </w:tr>
-      <w:tr>
-        <w:tc>
-          <w:tcPr>
-            <w:tcW w:w="562" w:type="dxa"/>
-          </w:tcPr>
-          <w:p>
-            <w:pPr>
-              <w:pStyle w:val="ListParagraph"/>
-              <w:numPr>
-                <w:ilvl w:val="0"/>
-                <w:numId w:val="24"/>
-              </w:numPr>
-              <w:rPr>
-                <w:rFonts w:ascii="Courier New" w:hAnsi="Courier New" w:cs="Courier New"/>
-                <w:lang w:val="sv-SE"/>
-              </w:rPr>
-            </w:pPr>
-          </w:p>
-        </w:tc>
-        <w:tc>
-          <w:tcPr>
-            <w:tcW w:w="8454" w:type="dxa"/>
-          </w:tcPr>
-          <w:p>
-            <w:pPr>
-              <w:rPr>
-                <w:rFonts w:ascii="Courier New" w:hAnsi="Courier New" w:cs="Courier New"/>
-                <w:lang w:val="sv-SE"/>
-              </w:rPr>
-            </w:pPr>
-          </w:p>
-        </w:tc>
-      </w:tr>
-      <w:tr>
-        <w:tc>
-          <w:tcPr>
-            <w:tcW w:w="562" w:type="dxa"/>
-          </w:tcPr>
-          <w:p>
-            <w:pPr>
-              <w:pStyle w:val="ListParagraph"/>
-              <w:numPr>
-                <w:ilvl w:val="0"/>
-                <w:numId w:val="24"/>
-              </w:numPr>
-              <w:rPr>
-                <w:rFonts w:ascii="Courier New" w:hAnsi="Courier New" w:cs="Courier New"/>
-                <w:lang w:val="sv-SE"/>
-              </w:rPr>
-            </w:pPr>
-          </w:p>
-        </w:tc>
-        <w:tc>
-          <w:tcPr>
-            <w:tcW w:w="8454" w:type="dxa"/>
-          </w:tcPr>
-          <w:p>
-            <w:pPr>
-              <w:rPr>
-                <w:rFonts w:ascii="Courier New" w:hAnsi="Courier New" w:cs="Courier New"/>
-              </w:rPr>
-            </w:pPr>
-            <w:r>
-              <w:rPr>
-                <w:rFonts w:ascii="Courier New" w:hAnsi="Courier New" w:cs="Courier New"/>
-                <w:lang w:val="sv-SE"/>
-              </w:rPr>
-              <w:t xml:space="preserve">        </w:t>
-            </w:r>
-            <w:r>
-              <w:rPr>
-                <w:rFonts w:ascii="Courier New" w:hAnsi="Courier New" w:cs="Courier New"/>
-              </w:rPr>
-              <w:t>if(</w:t>
-            </w:r>
-            <w:proofErr w:type="spellStart"/>
-            <w:r>
-              <w:rPr>
-                <w:rFonts w:ascii="Courier New" w:hAnsi="Courier New" w:cs="Courier New"/>
-              </w:rPr>
-              <w:t>arr</w:t>
-            </w:r>
-            <w:proofErr w:type="spellEnd"/>
-            <w:r>
-              <w:rPr>
-                <w:rFonts w:ascii="Courier New" w:hAnsi="Courier New" w:cs="Courier New"/>
-              </w:rPr>
-              <w:t>[</w:t>
-            </w:r>
-            <w:proofErr w:type="spellStart"/>
-            <w:r>
-              <w:rPr>
-                <w:rFonts w:ascii="Courier New" w:hAnsi="Courier New" w:cs="Courier New"/>
-              </w:rPr>
-              <w:t>tengah</w:t>
-            </w:r>
-            <w:proofErr w:type="spellEnd"/>
-            <w:r>
-              <w:rPr>
-                <w:rFonts w:ascii="Courier New" w:hAnsi="Courier New" w:cs="Courier New"/>
-              </w:rPr>
-              <w:t>] == target) {</w:t>
-            </w:r>
-          </w:p>
-        </w:tc>
-      </w:tr>
-      <w:tr>
-        <w:tc>
-          <w:tcPr>
-            <w:tcW w:w="562" w:type="dxa"/>
-          </w:tcPr>
-          <w:p>
-            <w:pPr>
-              <w:pStyle w:val="ListParagraph"/>
-              <w:numPr>
-                <w:ilvl w:val="0"/>
-                <w:numId w:val="24"/>
-              </w:numPr>
-              <w:rPr>
-                <w:rFonts w:ascii="Courier New" w:hAnsi="Courier New" w:cs="Courier New"/>
-              </w:rPr>
-            </w:pPr>
-          </w:p>
-        </w:tc>
-        <w:tc>
-          <w:tcPr>
-            <w:tcW w:w="8454" w:type="dxa"/>
-          </w:tcPr>
-          <w:p>
-            <w:pPr>
-              <w:rPr>
-                <w:rFonts w:ascii="Courier New" w:hAnsi="Courier New" w:cs="Courier New"/>
-              </w:rPr>
-            </w:pPr>
-            <w:r>
-              <w:rPr>
-                <w:rFonts w:ascii="Courier New" w:hAnsi="Courier New" w:cs="Courier New"/>
-              </w:rPr>
-              <w:t xml:space="preserve">            return true;</w:t>
-            </w:r>
-          </w:p>
-        </w:tc>
-      </w:tr>
-      <w:tr>
-        <w:tc>
-          <w:tcPr>
-            <w:tcW w:w="562" w:type="dxa"/>
-          </w:tcPr>
-          <w:p>
-            <w:pPr>
-              <w:pStyle w:val="ListParagraph"/>
-              <w:numPr>
-                <w:ilvl w:val="0"/>
-                <w:numId w:val="24"/>
-              </w:numPr>
-              <w:rPr>
-                <w:rFonts w:ascii="Courier New" w:hAnsi="Courier New" w:cs="Courier New"/>
-              </w:rPr>
-            </w:pPr>
-          </w:p>
-        </w:tc>
-        <w:tc>
-          <w:tcPr>
-            <w:tcW w:w="8454" w:type="dxa"/>
-          </w:tcPr>
-          <w:p>
-            <w:pPr>
-              <w:rPr>
-                <w:rFonts w:ascii="Courier New" w:hAnsi="Courier New" w:cs="Courier New"/>
-              </w:rPr>
-            </w:pPr>
-            <w:r>
-              <w:rPr>
-                <w:rFonts w:ascii="Courier New" w:hAnsi="Courier New" w:cs="Courier New"/>
-              </w:rPr>
-              <w:t xml:space="preserve">        }</w:t>
-            </w:r>
-          </w:p>
-        </w:tc>
-      </w:tr>
-      <w:tr>
-        <w:tc>
-          <w:tcPr>
-            <w:tcW w:w="562" w:type="dxa"/>
-          </w:tcPr>
-          <w:p>
-            <w:pPr>
-              <w:pStyle w:val="ListParagraph"/>
-              <w:numPr>
-                <w:ilvl w:val="0"/>
-                <w:numId w:val="24"/>
-              </w:numPr>
-              <w:rPr>
-                <w:rFonts w:ascii="Courier New" w:hAnsi="Courier New" w:cs="Courier New"/>
-              </w:rPr>
-            </w:pPr>
-          </w:p>
-        </w:tc>
-        <w:tc>
-          <w:tcPr>
-            <w:tcW w:w="8454" w:type="dxa"/>
-          </w:tcPr>
-          <w:p>
-            <w:pPr>
-              <w:rPr>
-                <w:rFonts w:ascii="Courier New" w:hAnsi="Courier New" w:cs="Courier New"/>
-              </w:rPr>
-            </w:pPr>
-            <w:r>
-              <w:rPr>
-                <w:rFonts w:ascii="Courier New" w:hAnsi="Courier New" w:cs="Courier New"/>
-              </w:rPr>
-              <w:t xml:space="preserve">        else </w:t>
-            </w:r>
-            <w:proofErr w:type="gramStart"/>
-            <w:r>
-              <w:rPr>
-                <w:rFonts w:ascii="Courier New" w:hAnsi="Courier New" w:cs="Courier New"/>
-              </w:rPr>
-              <w:t>if(</w:t>
-            </w:r>
-            <w:proofErr w:type="gramEnd"/>
-            <w:r>
-              <w:rPr>
-                <w:rFonts w:ascii="Courier New" w:hAnsi="Courier New" w:cs="Courier New"/>
-              </w:rPr>
-              <w:t xml:space="preserve">target &lt; </w:t>
-            </w:r>
-            <w:proofErr w:type="spellStart"/>
-            <w:r>
-              <w:rPr>
-                <w:rFonts w:ascii="Courier New" w:hAnsi="Courier New" w:cs="Courier New"/>
-              </w:rPr>
-              <w:t>arr</w:t>
-            </w:r>
-            <w:proofErr w:type="spellEnd"/>
-            <w:r>
-              <w:rPr>
-                <w:rFonts w:ascii="Courier New" w:hAnsi="Courier New" w:cs="Courier New"/>
-              </w:rPr>
-              <w:t>[</w:t>
-            </w:r>
-            <w:proofErr w:type="spellStart"/>
-            <w:r>
-              <w:rPr>
-                <w:rFonts w:ascii="Courier New" w:hAnsi="Courier New" w:cs="Courier New"/>
-              </w:rPr>
-              <w:t>tengah</w:t>
-            </w:r>
-            <w:proofErr w:type="spellEnd"/>
-            <w:r>
-              <w:rPr>
-                <w:rFonts w:ascii="Courier New" w:hAnsi="Courier New" w:cs="Courier New"/>
-              </w:rPr>
-              <w:t>]) {</w:t>
-            </w:r>
-          </w:p>
-        </w:tc>
-      </w:tr>
-      <w:tr>
-        <w:tc>
-          <w:tcPr>
-            <w:tcW w:w="562" w:type="dxa"/>
-          </w:tcPr>
-          <w:p>
-            <w:pPr>
-              <w:pStyle w:val="ListParagraph"/>
-              <w:numPr>
-                <w:ilvl w:val="0"/>
-                <w:numId w:val="24"/>
-              </w:numPr>
-              <w:rPr>
-                <w:rFonts w:ascii="Courier New" w:hAnsi="Courier New" w:cs="Courier New"/>
-              </w:rPr>
-            </w:pPr>
-          </w:p>
-        </w:tc>
-        <w:tc>
-          <w:tcPr>
-            <w:tcW w:w="8454" w:type="dxa"/>
-          </w:tcPr>
-          <w:p>
-            <w:pPr>
-              <w:rPr>
-                <w:rFonts w:ascii="Courier New" w:hAnsi="Courier New" w:cs="Courier New"/>
-              </w:rPr>
-            </w:pPr>
-            <w:r>
-              <w:rPr>
-                <w:rFonts w:ascii="Courier New" w:hAnsi="Courier New" w:cs="Courier New"/>
-              </w:rPr>
-              <w:t xml:space="preserve">            </w:t>
-            </w:r>
-            <w:proofErr w:type="spellStart"/>
-            <w:r>
-              <w:rPr>
-                <w:rFonts w:ascii="Courier New" w:hAnsi="Courier New" w:cs="Courier New"/>
-              </w:rPr>
-              <w:t>kanan</w:t>
-            </w:r>
-            <w:proofErr w:type="spellEnd"/>
-            <w:r>
-              <w:rPr>
-                <w:rFonts w:ascii="Courier New" w:hAnsi="Courier New" w:cs="Courier New"/>
-              </w:rPr>
-              <w:t xml:space="preserve"> = </w:t>
-            </w:r>
-            <w:proofErr w:type="spellStart"/>
-            <w:r>
-              <w:rPr>
-                <w:rFonts w:ascii="Courier New" w:hAnsi="Courier New" w:cs="Courier New"/>
-              </w:rPr>
-              <w:t>tengah</w:t>
-            </w:r>
-            <w:proofErr w:type="spellEnd"/>
-            <w:r>
-              <w:rPr>
-                <w:rFonts w:ascii="Courier New" w:hAnsi="Courier New" w:cs="Courier New"/>
-              </w:rPr>
-              <w:t xml:space="preserve"> - 1;</w:t>
-            </w:r>
-          </w:p>
-        </w:tc>
-      </w:tr>
-      <w:tr>
-        <w:tc>
-          <w:tcPr>
-            <w:tcW w:w="562" w:type="dxa"/>
-          </w:tcPr>
-          <w:p>
-            <w:pPr>
-              <w:pStyle w:val="ListParagraph"/>
-              <w:numPr>
-                <w:ilvl w:val="0"/>
-                <w:numId w:val="24"/>
-              </w:numPr>
-              <w:rPr>
-                <w:rFonts w:ascii="Courier New" w:hAnsi="Courier New" w:cs="Courier New"/>
-              </w:rPr>
-            </w:pPr>
-          </w:p>
-        </w:tc>
-        <w:tc>
-          <w:tcPr>
-            <w:tcW w:w="8454" w:type="dxa"/>
-          </w:tcPr>
-          <w:p>
-            <w:pPr>
-              <w:rPr>
-                <w:rFonts w:ascii="Courier New" w:hAnsi="Courier New" w:cs="Courier New"/>
-              </w:rPr>
-            </w:pPr>
-            <w:r>
-              <w:rPr>
-                <w:rFonts w:ascii="Courier New" w:hAnsi="Courier New" w:cs="Courier New"/>
-              </w:rPr>
-              <w:t xml:space="preserve">        }</w:t>
-            </w:r>
-          </w:p>
-        </w:tc>
-      </w:tr>
-      <w:tr>
-        <w:tc>
-          <w:tcPr>
-            <w:tcW w:w="562" w:type="dxa"/>
-          </w:tcPr>
-          <w:p>
-            <w:pPr>
-              <w:pStyle w:val="ListParagraph"/>
-              <w:numPr>
-                <w:ilvl w:val="0"/>
-                <w:numId w:val="24"/>
-              </w:numPr>
-              <w:rPr>
-                <w:rFonts w:ascii="Courier New" w:hAnsi="Courier New" w:cs="Courier New"/>
-              </w:rPr>
-            </w:pPr>
-          </w:p>
-        </w:tc>
-        <w:tc>
-          <w:tcPr>
-            <w:tcW w:w="8454" w:type="dxa"/>
-          </w:tcPr>
-          <w:p>
-            <w:pPr>
-              <w:rPr>
-                <w:rFonts w:ascii="Courier New" w:hAnsi="Courier New" w:cs="Courier New"/>
-              </w:rPr>
-            </w:pPr>
-            <w:r>
-              <w:rPr>
-                <w:rFonts w:ascii="Courier New" w:hAnsi="Courier New" w:cs="Courier New"/>
-              </w:rPr>
-              <w:t xml:space="preserve">        else {</w:t>
-            </w:r>
-          </w:p>
-        </w:tc>
-      </w:tr>
-      <w:tr>
-        <w:tc>
-          <w:tcPr>
-            <w:tcW w:w="562" w:type="dxa"/>
-          </w:tcPr>
-          <w:p>
-            <w:pPr>
-              <w:pStyle w:val="ListParagraph"/>
-              <w:numPr>
-                <w:ilvl w:val="0"/>
-                <w:numId w:val="24"/>
-              </w:numPr>
-              <w:rPr>
-                <w:rFonts w:ascii="Courier New" w:hAnsi="Courier New" w:cs="Courier New"/>
-              </w:rPr>
-            </w:pPr>
-          </w:p>
-        </w:tc>
-        <w:tc>
-          <w:tcPr>
-            <w:tcW w:w="8454" w:type="dxa"/>
-          </w:tcPr>
-          <w:p>
-            <w:pPr>
-              <w:rPr>
-                <w:rFonts w:ascii="Courier New" w:hAnsi="Courier New" w:cs="Courier New"/>
-              </w:rPr>
-            </w:pPr>
-            <w:r>
-              <w:rPr>
-                <w:rFonts w:ascii="Courier New" w:hAnsi="Courier New" w:cs="Courier New"/>
-              </w:rPr>
-              <w:t xml:space="preserve">            kiri = </w:t>
-            </w:r>
-            <w:proofErr w:type="spellStart"/>
-            <w:r>
-              <w:rPr>
-                <w:rFonts w:ascii="Courier New" w:hAnsi="Courier New" w:cs="Courier New"/>
-              </w:rPr>
-              <w:t>tengah</w:t>
-            </w:r>
-            <w:proofErr w:type="spellEnd"/>
-            <w:r>
-              <w:rPr>
-                <w:rFonts w:ascii="Courier New" w:hAnsi="Courier New" w:cs="Courier New"/>
-              </w:rPr>
-              <w:t xml:space="preserve"> + 1;</w:t>
-            </w:r>
-          </w:p>
-        </w:tc>
-      </w:tr>
-      <w:tr>
-        <w:tc>
-          <w:tcPr>
-            <w:tcW w:w="562" w:type="dxa"/>
-          </w:tcPr>
-          <w:p>
-            <w:pPr>
-              <w:pStyle w:val="ListParagraph"/>
-              <w:numPr>
-                <w:ilvl w:val="0"/>
-                <w:numId w:val="24"/>
-              </w:numPr>
-              <w:rPr>
-                <w:rFonts w:ascii="Courier New" w:hAnsi="Courier New" w:cs="Courier New"/>
-              </w:rPr>
-            </w:pPr>
-          </w:p>
-        </w:tc>
-        <w:tc>
-          <w:tcPr>
-            <w:tcW w:w="8454" w:type="dxa"/>
-          </w:tcPr>
-          <w:p>
-            <w:pPr>
-              <w:rPr>
-                <w:rFonts w:ascii="Courier New" w:hAnsi="Courier New" w:cs="Courier New"/>
-              </w:rPr>
-            </w:pPr>
-            <w:r>
-              <w:rPr>
-                <w:rFonts w:ascii="Courier New" w:hAnsi="Courier New" w:cs="Courier New"/>
-              </w:rPr>
-              <w:t xml:space="preserve">        }</w:t>
-            </w:r>
-          </w:p>
-        </w:tc>
-      </w:tr>
-      <w:tr>
-        <w:tc>
-          <w:tcPr>
-            <w:tcW w:w="562" w:type="dxa"/>
-          </w:tcPr>
-          <w:p>
-            <w:pPr>
-              <w:pStyle w:val="ListParagraph"/>
-              <w:numPr>
-                <w:ilvl w:val="0"/>
-                <w:numId w:val="24"/>
-              </w:numPr>
-              <w:rPr>
-                <w:rFonts w:ascii="Courier New" w:hAnsi="Courier New" w:cs="Courier New"/>
-              </w:rPr>
-            </w:pPr>
-          </w:p>
-        </w:tc>
-        <w:tc>
-          <w:tcPr>
-            <w:tcW w:w="8454" w:type="dxa"/>
-          </w:tcPr>
-          <w:p>
-            <w:pPr>
-              <w:rPr>
-                <w:rFonts w:ascii="Courier New" w:hAnsi="Courier New" w:cs="Courier New"/>
-              </w:rPr>
-            </w:pPr>
-            <w:r>
-              <w:rPr>
-                <w:rFonts w:ascii="Courier New" w:hAnsi="Courier New" w:cs="Courier New"/>
-              </w:rPr>
-              <w:t xml:space="preserve">    }</w:t>
-            </w:r>
-          </w:p>
-        </w:tc>
-      </w:tr>
-      <w:tr>
-        <w:tc>
-          <w:tcPr>
-            <w:tcW w:w="562" w:type="dxa"/>
-          </w:tcPr>
-          <w:p>
-            <w:pPr>
-              <w:pStyle w:val="ListParagraph"/>
-              <w:numPr>
-                <w:ilvl w:val="0"/>
-                <w:numId w:val="24"/>
-              </w:numPr>
-              <w:rPr>
-                <w:rFonts w:ascii="Courier New" w:hAnsi="Courier New" w:cs="Courier New"/>
-              </w:rPr>
-            </w:pPr>
-          </w:p>
-        </w:tc>
-        <w:tc>
-          <w:tcPr>
-            <w:tcW w:w="8454" w:type="dxa"/>
-          </w:tcPr>
-          <w:p>
-            <w:pPr>
-              <w:rPr>
-                <w:rFonts w:ascii="Courier New" w:hAnsi="Courier New" w:cs="Courier New"/>
-              </w:rPr>
-            </w:pPr>
-            <w:r>
-              <w:rPr>
-                <w:rFonts w:ascii="Courier New" w:hAnsi="Courier New" w:cs="Courier New"/>
-              </w:rPr>
-              <w:t xml:space="preserve">    return false;</w:t>
-            </w:r>
-          </w:p>
-        </w:tc>
-      </w:tr>
-      <w:tr>
-        <w:tc>
-          <w:tcPr>
-            <w:tcW w:w="562" w:type="dxa"/>
-          </w:tcPr>
-          <w:p>
-            <w:pPr>
-              <w:pStyle w:val="ListParagraph"/>
-              <w:numPr>
-                <w:ilvl w:val="0"/>
-                <w:numId w:val="24"/>
-              </w:numPr>
-              <w:rPr>
-                <w:rFonts w:ascii="Courier New" w:hAnsi="Courier New" w:cs="Courier New"/>
-              </w:rPr>
-            </w:pPr>
-          </w:p>
-        </w:tc>
-        <w:tc>
-          <w:tcPr>
-            <w:tcW w:w="8454" w:type="dxa"/>
-          </w:tcPr>
-          <w:p>
-            <w:pPr>
-              <w:rPr>
-                <w:rFonts w:ascii="Courier New" w:hAnsi="Courier New" w:cs="Courier New"/>
-              </w:rPr>
-            </w:pPr>
-            <w:r>
-              <w:rPr>
-                <w:rFonts w:ascii="Courier New" w:hAnsi="Courier New" w:cs="Courier New"/>
-              </w:rPr>
-              <w:t>}</w:t>
-            </w:r>
-          </w:p>
-        </w:tc>
-      </w:tr>
     </w:tbl>
+    <w:p>
+      <w:pPr>
+        <w:rPr>
+          <w:rFonts w:ascii="Times New Roman" w:hAnsi="Times New Roman" w:cs="Times New Roman"/>
+          <w:b/>
+          <w:bCs/>
+        </w:rPr>
+      </w:pPr>
+    </w:p>
     <w:p>
       <w:pPr>
         <w:spacing w:line="360" w:lineRule="auto"/>
@@ -4832,40 +5825,12 @@
           <w:bCs/>
         </w:rPr>
       </w:pPr>
-    </w:p>
-    <w:p>
-      <w:pPr>
-        <w:rPr>
-          <w:rFonts w:ascii="Times New Roman" w:hAnsi="Times New Roman" w:cs="Times New Roman"/>
-          <w:b/>
-          <w:bCs/>
-        </w:rPr>
-      </w:pPr>
       <w:r>
         <w:rPr>
           <w:rFonts w:ascii="Times New Roman" w:hAnsi="Times New Roman" w:cs="Times New Roman"/>
           <w:b/>
           <w:bCs/>
         </w:rPr>
-        <w:br w:type="page"/>
-      </w:r>
-    </w:p>
-    <w:p>
-      <w:pPr>
-        <w:spacing w:line="360" w:lineRule="auto"/>
-        <w:rPr>
-          <w:rFonts w:ascii="Times New Roman" w:hAnsi="Times New Roman" w:cs="Times New Roman"/>
-          <w:b/>
-          <w:bCs/>
-        </w:rPr>
-      </w:pPr>
-      <w:r>
-        <w:rPr>
-          <w:rFonts w:ascii="Times New Roman" w:hAnsi="Times New Roman" w:cs="Times New Roman"/>
-          <w:b/>
-          <w:bCs/>
-        </w:rPr>
-        <w:lastRenderedPageBreak/>
         <w:t>B. Output Program</w:t>
       </w:r>
     </w:p>
@@ -4876,10 +5841,10 @@
       </w:pPr>
       <w:r>
         <w:drawing>
-          <wp:inline distT="0" distB="0" distL="0" distR="0" wp14:anchorId="307930B7" wp14:editId="344EB5F2">
-            <wp:extent cx="5707875" cy="2385267"/>
-            <wp:effectExtent l="0" t="0" r="7620" b="0"/>
-            <wp:docPr id="1732260295" name="Picture 1"/>
+          <wp:inline distT="0" distB="0" distL="0" distR="0" wp14:anchorId="08F93F72" wp14:editId="53B3AA6A">
+            <wp:extent cx="5731510" cy="2318385"/>
+            <wp:effectExtent l="0" t="0" r="2540" b="5715"/>
+            <wp:docPr id="73598105" name="Picture 1"/>
             <wp:cNvGraphicFramePr>
               <a:graphicFrameLocks xmlns:a="http://schemas.openxmlformats.org/drawingml/2006/main" noChangeAspect="1"/>
             </wp:cNvGraphicFramePr>
@@ -4887,7 +5852,7 @@
               <a:graphicData uri="http://schemas.openxmlformats.org/drawingml/2006/picture">
                 <pic:pic xmlns:pic="http://schemas.openxmlformats.org/drawingml/2006/picture">
                   <pic:nvPicPr>
-                    <pic:cNvPr id="1732260295" name=""/>
+                    <pic:cNvPr id="73598105" name=""/>
                     <pic:cNvPicPr/>
                   </pic:nvPicPr>
                   <pic:blipFill>
@@ -4899,7 +5864,7 @@
                   <pic:spPr>
                     <a:xfrm>
                       <a:off x="0" y="0"/>
-                      <a:ext cx="5707875" cy="2385267"/>
+                      <a:ext cx="5731510" cy="2318385"/>
                     </a:xfrm>
                     <a:prstGeom prst="rect">
                       <a:avLst/>
@@ -5009,11 +5974,7 @@
         <w:t xml:space="preserve"> Program Soal 1</w:t>
       </w:r>
     </w:p>
-    <w:p>
-      <w:pPr>
-        <w:jc w:val="center"/>
-      </w:pPr>
-    </w:p>
+    <w:p/>
     <w:p>
       <w:pPr>
         <w:keepNext/>
@@ -5021,10 +5982,10 @@
       </w:pPr>
       <w:r>
         <w:drawing>
-          <wp:inline distT="0" distB="0" distL="0" distR="0" wp14:anchorId="3F992DBE" wp14:editId="24C95C03">
-            <wp:extent cx="5731510" cy="2385060"/>
-            <wp:effectExtent l="0" t="0" r="2540" b="0"/>
-            <wp:docPr id="61933822" name="Picture 1"/>
+          <wp:inline distT="0" distB="0" distL="0" distR="0" wp14:anchorId="0F4DEC5F" wp14:editId="590DB05C">
+            <wp:extent cx="5731510" cy="2201545"/>
+            <wp:effectExtent l="0" t="0" r="2540" b="8255"/>
+            <wp:docPr id="1278693443" name="Picture 1"/>
             <wp:cNvGraphicFramePr>
               <a:graphicFrameLocks xmlns:a="http://schemas.openxmlformats.org/drawingml/2006/main" noChangeAspect="1"/>
             </wp:cNvGraphicFramePr>
@@ -5032,7 +5993,7 @@
               <a:graphicData uri="http://schemas.openxmlformats.org/drawingml/2006/picture">
                 <pic:pic xmlns:pic="http://schemas.openxmlformats.org/drawingml/2006/picture">
                   <pic:nvPicPr>
-                    <pic:cNvPr id="61933822" name=""/>
+                    <pic:cNvPr id="1278693443" name=""/>
                     <pic:cNvPicPr/>
                   </pic:nvPicPr>
                   <pic:blipFill>
@@ -5044,7 +6005,7 @@
                   <pic:spPr>
                     <a:xfrm>
                       <a:off x="0" y="0"/>
-                      <a:ext cx="5731510" cy="2385060"/>
+                      <a:ext cx="5731510" cy="2201545"/>
                     </a:xfrm>
                     <a:prstGeom prst="rect">
                       <a:avLst/>
@@ -5166,10 +6127,10 @@
       <w:r>
         <w:lastRenderedPageBreak/>
         <w:drawing>
-          <wp:inline distT="0" distB="0" distL="0" distR="0" wp14:anchorId="6C3F9D6D" wp14:editId="5A4D1C92">
-            <wp:extent cx="5731510" cy="2572385"/>
+          <wp:inline distT="0" distB="0" distL="0" distR="0" wp14:anchorId="4CCD05F2" wp14:editId="1316ED64">
+            <wp:extent cx="5731510" cy="2598420"/>
             <wp:effectExtent l="0" t="0" r="2540" b="0"/>
-            <wp:docPr id="1939711645" name="Picture 1"/>
+            <wp:docPr id="620862299" name="Picture 1"/>
             <wp:cNvGraphicFramePr>
               <a:graphicFrameLocks xmlns:a="http://schemas.openxmlformats.org/drawingml/2006/main" noChangeAspect="1"/>
             </wp:cNvGraphicFramePr>
@@ -5177,7 +6138,7 @@
               <a:graphicData uri="http://schemas.openxmlformats.org/drawingml/2006/picture">
                 <pic:pic xmlns:pic="http://schemas.openxmlformats.org/drawingml/2006/picture">
                   <pic:nvPicPr>
-                    <pic:cNvPr id="1939711645" name=""/>
+                    <pic:cNvPr id="620862299" name=""/>
                     <pic:cNvPicPr/>
                   </pic:nvPicPr>
                   <pic:blipFill>
@@ -5189,7 +6150,7 @@
                   <pic:spPr>
                     <a:xfrm>
                       <a:off x="0" y="0"/>
-                      <a:ext cx="5731510" cy="2572385"/>
+                      <a:ext cx="5731510" cy="2598420"/>
                     </a:xfrm>
                     <a:prstGeom prst="rect">
                       <a:avLst/>
@@ -5310,10 +6271,10 @@
       </w:pPr>
       <w:r>
         <w:drawing>
-          <wp:inline distT="0" distB="0" distL="0" distR="0" wp14:anchorId="557AD7C4" wp14:editId="01A2FC84">
-            <wp:extent cx="5731510" cy="2835275"/>
-            <wp:effectExtent l="0" t="0" r="2540" b="3175"/>
-            <wp:docPr id="736633990" name="Picture 1"/>
+          <wp:inline distT="0" distB="0" distL="0" distR="0" wp14:anchorId="6901BC20" wp14:editId="787938F6">
+            <wp:extent cx="5731510" cy="2861945"/>
+            <wp:effectExtent l="0" t="0" r="2540" b="0"/>
+            <wp:docPr id="1340696696" name="Picture 1"/>
             <wp:cNvGraphicFramePr>
               <a:graphicFrameLocks xmlns:a="http://schemas.openxmlformats.org/drawingml/2006/main" noChangeAspect="1"/>
             </wp:cNvGraphicFramePr>
@@ -5321,7 +6282,7 @@
               <a:graphicData uri="http://schemas.openxmlformats.org/drawingml/2006/picture">
                 <pic:pic xmlns:pic="http://schemas.openxmlformats.org/drawingml/2006/picture">
                   <pic:nvPicPr>
-                    <pic:cNvPr id="736633990" name=""/>
+                    <pic:cNvPr id="1340696696" name=""/>
                     <pic:cNvPicPr/>
                   </pic:nvPicPr>
                   <pic:blipFill>
@@ -5333,7 +6294,7 @@
                   <pic:spPr>
                     <a:xfrm>
                       <a:off x="0" y="0"/>
-                      <a:ext cx="5731510" cy="2835275"/>
+                      <a:ext cx="5731510" cy="2861945"/>
                     </a:xfrm>
                     <a:prstGeom prst="rect">
                       <a:avLst/>
@@ -5512,7 +6473,7 @@
             <w:b/>
             <w:bCs/>
           </w:rPr>
-          <w:t>https://github.com/Arthur-369/PR</w:t>
+          <w:t>https://github.com/Arthur-369/PRAKTIKUM-Algor</w:t>
         </w:r>
         <w:r>
           <w:rPr>
@@ -5521,7 +6482,7 @@
             <w:b/>
             <w:bCs/>
           </w:rPr>
-          <w:t>A</w:t>
+          <w:t>i</w:t>
         </w:r>
         <w:r>
           <w:rPr>
@@ -5530,7 +6491,7 @@
             <w:b/>
             <w:bCs/>
           </w:rPr>
-          <w:t>KTIKUM-Algoritma-dan-Struktur-Data</w:t>
+          <w:t>tma-dan-Struktur-Data</w:t>
         </w:r>
       </w:hyperlink>
     </w:p>
@@ -6058,6 +7019,92 @@
     </w:lvl>
   </w:abstractNum>
   <w:abstractNum w:abstractNumId="5" w15:restartNumberingAfterBreak="0">
+    <w:nsid w:val="1C552DC8"/>
+    <w:multiLevelType w:val="hybridMultilevel"/>
+    <w:tmpl w:val="316EB44E"/>
+    <w:lvl w:ilvl="0" w:tplc="3809000F">
+      <w:start w:val="1"/>
+      <w:numFmt w:val="decimal"/>
+      <w:lvlText w:val="%1."/>
+      <w:lvlJc w:val="left"/>
+      <w:pPr>
+        <w:ind w:left="360" w:hanging="360"/>
+      </w:pPr>
+    </w:lvl>
+    <w:lvl w:ilvl="1" w:tplc="38090019" w:tentative="1">
+      <w:start w:val="1"/>
+      <w:numFmt w:val="lowerLetter"/>
+      <w:lvlText w:val="%2."/>
+      <w:lvlJc w:val="left"/>
+      <w:pPr>
+        <w:ind w:left="1080" w:hanging="360"/>
+      </w:pPr>
+    </w:lvl>
+    <w:lvl w:ilvl="2" w:tplc="3809001B" w:tentative="1">
+      <w:start w:val="1"/>
+      <w:numFmt w:val="lowerRoman"/>
+      <w:lvlText w:val="%3."/>
+      <w:lvlJc w:val="right"/>
+      <w:pPr>
+        <w:ind w:left="1800" w:hanging="180"/>
+      </w:pPr>
+    </w:lvl>
+    <w:lvl w:ilvl="3" w:tplc="3809000F" w:tentative="1">
+      <w:start w:val="1"/>
+      <w:numFmt w:val="decimal"/>
+      <w:lvlText w:val="%4."/>
+      <w:lvlJc w:val="left"/>
+      <w:pPr>
+        <w:ind w:left="2520" w:hanging="360"/>
+      </w:pPr>
+    </w:lvl>
+    <w:lvl w:ilvl="4" w:tplc="38090019" w:tentative="1">
+      <w:start w:val="1"/>
+      <w:numFmt w:val="lowerLetter"/>
+      <w:lvlText w:val="%5."/>
+      <w:lvlJc w:val="left"/>
+      <w:pPr>
+        <w:ind w:left="3240" w:hanging="360"/>
+      </w:pPr>
+    </w:lvl>
+    <w:lvl w:ilvl="5" w:tplc="3809001B" w:tentative="1">
+      <w:start w:val="1"/>
+      <w:numFmt w:val="lowerRoman"/>
+      <w:lvlText w:val="%6."/>
+      <w:lvlJc w:val="right"/>
+      <w:pPr>
+        <w:ind w:left="3960" w:hanging="180"/>
+      </w:pPr>
+    </w:lvl>
+    <w:lvl w:ilvl="6" w:tplc="3809000F" w:tentative="1">
+      <w:start w:val="1"/>
+      <w:numFmt w:val="decimal"/>
+      <w:lvlText w:val="%7."/>
+      <w:lvlJc w:val="left"/>
+      <w:pPr>
+        <w:ind w:left="4680" w:hanging="360"/>
+      </w:pPr>
+    </w:lvl>
+    <w:lvl w:ilvl="7" w:tplc="38090019" w:tentative="1">
+      <w:start w:val="1"/>
+      <w:numFmt w:val="lowerLetter"/>
+      <w:lvlText w:val="%8."/>
+      <w:lvlJc w:val="left"/>
+      <w:pPr>
+        <w:ind w:left="5400" w:hanging="360"/>
+      </w:pPr>
+    </w:lvl>
+    <w:lvl w:ilvl="8" w:tplc="3809001B" w:tentative="1">
+      <w:start w:val="1"/>
+      <w:numFmt w:val="lowerRoman"/>
+      <w:lvlText w:val="%9."/>
+      <w:lvlJc w:val="right"/>
+      <w:pPr>
+        <w:ind w:left="6120" w:hanging="180"/>
+      </w:pPr>
+    </w:lvl>
+  </w:abstractNum>
+  <w:abstractNum w:abstractNumId="6" w15:restartNumberingAfterBreak="0">
     <w:nsid w:val="1E9A421C"/>
     <w:multiLevelType w:val="hybridMultilevel"/>
     <w:tmpl w:val="C27A3F30"/>
@@ -6170,7 +7217,7 @@
       </w:rPr>
     </w:lvl>
   </w:abstractNum>
-  <w:abstractNum w:abstractNumId="6" w15:restartNumberingAfterBreak="0">
+  <w:abstractNum w:abstractNumId="7" w15:restartNumberingAfterBreak="0">
     <w:nsid w:val="21056C9D"/>
     <w:multiLevelType w:val="hybridMultilevel"/>
     <w:tmpl w:val="CD385378"/>
@@ -6256,7 +7303,7 @@
       </w:pPr>
     </w:lvl>
   </w:abstractNum>
-  <w:abstractNum w:abstractNumId="7" w15:restartNumberingAfterBreak="0">
+  <w:abstractNum w:abstractNumId="8" w15:restartNumberingAfterBreak="0">
     <w:nsid w:val="25641BFE"/>
     <w:multiLevelType w:val="hybridMultilevel"/>
     <w:tmpl w:val="2A5EC28E"/>
@@ -6342,7 +7389,7 @@
       </w:pPr>
     </w:lvl>
   </w:abstractNum>
-  <w:abstractNum w:abstractNumId="8" w15:restartNumberingAfterBreak="0">
+  <w:abstractNum w:abstractNumId="9" w15:restartNumberingAfterBreak="0">
     <w:nsid w:val="2A7D44DC"/>
     <w:multiLevelType w:val="hybridMultilevel"/>
     <w:tmpl w:val="DBEEDE78"/>
@@ -6428,7 +7475,7 @@
       </w:pPr>
     </w:lvl>
   </w:abstractNum>
-  <w:abstractNum w:abstractNumId="9" w15:restartNumberingAfterBreak="0">
+  <w:abstractNum w:abstractNumId="10" w15:restartNumberingAfterBreak="0">
     <w:nsid w:val="2B73094F"/>
     <w:multiLevelType w:val="hybridMultilevel"/>
     <w:tmpl w:val="8146C0CE"/>
@@ -6541,7 +7588,7 @@
       </w:rPr>
     </w:lvl>
   </w:abstractNum>
-  <w:abstractNum w:abstractNumId="10" w15:restartNumberingAfterBreak="0">
+  <w:abstractNum w:abstractNumId="11" w15:restartNumberingAfterBreak="0">
     <w:nsid w:val="36DC62F6"/>
     <w:multiLevelType w:val="hybridMultilevel"/>
     <w:tmpl w:val="6B421CE0"/>
@@ -6627,7 +7674,7 @@
       </w:pPr>
     </w:lvl>
   </w:abstractNum>
-  <w:abstractNum w:abstractNumId="11" w15:restartNumberingAfterBreak="0">
+  <w:abstractNum w:abstractNumId="12" w15:restartNumberingAfterBreak="0">
     <w:nsid w:val="3781135B"/>
     <w:multiLevelType w:val="hybridMultilevel"/>
     <w:tmpl w:val="62408B3A"/>
@@ -6740,7 +7787,7 @@
       </w:rPr>
     </w:lvl>
   </w:abstractNum>
-  <w:abstractNum w:abstractNumId="12" w15:restartNumberingAfterBreak="0">
+  <w:abstractNum w:abstractNumId="13" w15:restartNumberingAfterBreak="0">
     <w:nsid w:val="413F41D4"/>
     <w:multiLevelType w:val="hybridMultilevel"/>
     <w:tmpl w:val="267CD846"/>
@@ -6853,7 +7900,7 @@
       </w:rPr>
     </w:lvl>
   </w:abstractNum>
-  <w:abstractNum w:abstractNumId="13" w15:restartNumberingAfterBreak="0">
+  <w:abstractNum w:abstractNumId="14" w15:restartNumberingAfterBreak="0">
     <w:nsid w:val="50353DAE"/>
     <w:multiLevelType w:val="hybridMultilevel"/>
     <w:tmpl w:val="E3E0BBCC"/>
@@ -6939,7 +7986,7 @@
       </w:pPr>
     </w:lvl>
   </w:abstractNum>
-  <w:abstractNum w:abstractNumId="14" w15:restartNumberingAfterBreak="0">
+  <w:abstractNum w:abstractNumId="15" w15:restartNumberingAfterBreak="0">
     <w:nsid w:val="57285FD9"/>
     <w:multiLevelType w:val="hybridMultilevel"/>
     <w:tmpl w:val="C03E95AA"/>
@@ -7052,7 +8099,7 @@
       </w:rPr>
     </w:lvl>
   </w:abstractNum>
-  <w:abstractNum w:abstractNumId="15" w15:restartNumberingAfterBreak="0">
+  <w:abstractNum w:abstractNumId="16" w15:restartNumberingAfterBreak="0">
     <w:nsid w:val="5D747016"/>
     <w:multiLevelType w:val="hybridMultilevel"/>
     <w:tmpl w:val="9448F548"/>
@@ -7165,7 +8212,7 @@
       </w:rPr>
     </w:lvl>
   </w:abstractNum>
-  <w:abstractNum w:abstractNumId="16" w15:restartNumberingAfterBreak="0">
+  <w:abstractNum w:abstractNumId="17" w15:restartNumberingAfterBreak="0">
     <w:nsid w:val="5E24448B"/>
     <w:multiLevelType w:val="hybridMultilevel"/>
     <w:tmpl w:val="7B32A3CC"/>
@@ -7251,7 +8298,7 @@
       </w:pPr>
     </w:lvl>
   </w:abstractNum>
-  <w:abstractNum w:abstractNumId="17" w15:restartNumberingAfterBreak="0">
+  <w:abstractNum w:abstractNumId="18" w15:restartNumberingAfterBreak="0">
     <w:nsid w:val="66F9348D"/>
     <w:multiLevelType w:val="hybridMultilevel"/>
     <w:tmpl w:val="726861C4"/>
@@ -7364,7 +8411,7 @@
       </w:rPr>
     </w:lvl>
   </w:abstractNum>
-  <w:abstractNum w:abstractNumId="18" w15:restartNumberingAfterBreak="0">
+  <w:abstractNum w:abstractNumId="19" w15:restartNumberingAfterBreak="0">
     <w:nsid w:val="68695CCB"/>
     <w:multiLevelType w:val="hybridMultilevel"/>
     <w:tmpl w:val="43406A3A"/>
@@ -7450,7 +8497,7 @@
       </w:pPr>
     </w:lvl>
   </w:abstractNum>
-  <w:abstractNum w:abstractNumId="19" w15:restartNumberingAfterBreak="0">
+  <w:abstractNum w:abstractNumId="20" w15:restartNumberingAfterBreak="0">
     <w:nsid w:val="6AEF1798"/>
     <w:multiLevelType w:val="hybridMultilevel"/>
     <w:tmpl w:val="CC962D76"/>
@@ -7563,7 +8610,7 @@
       </w:rPr>
     </w:lvl>
   </w:abstractNum>
-  <w:abstractNum w:abstractNumId="20" w15:restartNumberingAfterBreak="0">
+  <w:abstractNum w:abstractNumId="21" w15:restartNumberingAfterBreak="0">
     <w:nsid w:val="6C357D59"/>
     <w:multiLevelType w:val="hybridMultilevel"/>
     <w:tmpl w:val="11FEBB0E"/>
@@ -7649,7 +8696,7 @@
       </w:pPr>
     </w:lvl>
   </w:abstractNum>
-  <w:abstractNum w:abstractNumId="21" w15:restartNumberingAfterBreak="0">
+  <w:abstractNum w:abstractNumId="22" w15:restartNumberingAfterBreak="0">
     <w:nsid w:val="6E092562"/>
     <w:multiLevelType w:val="hybridMultilevel"/>
     <w:tmpl w:val="AE2653FC"/>
@@ -7762,7 +8809,7 @@
       </w:rPr>
     </w:lvl>
   </w:abstractNum>
-  <w:abstractNum w:abstractNumId="22" w15:restartNumberingAfterBreak="0">
+  <w:abstractNum w:abstractNumId="23" w15:restartNumberingAfterBreak="0">
     <w:nsid w:val="7066598C"/>
     <w:multiLevelType w:val="hybridMultilevel"/>
     <w:tmpl w:val="321E316A"/>
@@ -7848,7 +8895,7 @@
       </w:pPr>
     </w:lvl>
   </w:abstractNum>
-  <w:abstractNum w:abstractNumId="23" w15:restartNumberingAfterBreak="0">
+  <w:abstractNum w:abstractNumId="24" w15:restartNumberingAfterBreak="0">
     <w:nsid w:val="72D40F3E"/>
     <w:multiLevelType w:val="hybridMultilevel"/>
     <w:tmpl w:val="F7AE5AA6"/>
@@ -7938,73 +8985,76 @@
     <w:abstractNumId w:val="2"/>
   </w:num>
   <w:num w:numId="2" w16cid:durableId="127357921">
-    <w:abstractNumId w:val="5"/>
+    <w:abstractNumId w:val="6"/>
   </w:num>
   <w:num w:numId="3" w16cid:durableId="117384386">
-    <w:abstractNumId w:val="21"/>
+    <w:abstractNumId w:val="22"/>
   </w:num>
   <w:num w:numId="4" w16cid:durableId="1752771334">
-    <w:abstractNumId w:val="11"/>
+    <w:abstractNumId w:val="12"/>
   </w:num>
   <w:num w:numId="5" w16cid:durableId="216746755">
-    <w:abstractNumId w:val="19"/>
+    <w:abstractNumId w:val="20"/>
   </w:num>
   <w:num w:numId="6" w16cid:durableId="1506555804">
-    <w:abstractNumId w:val="6"/>
+    <w:abstractNumId w:val="7"/>
   </w:num>
   <w:num w:numId="7" w16cid:durableId="20017039">
-    <w:abstractNumId w:val="20"/>
+    <w:abstractNumId w:val="21"/>
   </w:num>
   <w:num w:numId="8" w16cid:durableId="1807576948">
     <w:abstractNumId w:val="1"/>
   </w:num>
   <w:num w:numId="9" w16cid:durableId="834614233">
-    <w:abstractNumId w:val="10"/>
+    <w:abstractNumId w:val="11"/>
   </w:num>
   <w:num w:numId="10" w16cid:durableId="1634795565">
-    <w:abstractNumId w:val="22"/>
+    <w:abstractNumId w:val="23"/>
   </w:num>
   <w:num w:numId="11" w16cid:durableId="1779638900">
     <w:abstractNumId w:val="0"/>
   </w:num>
   <w:num w:numId="12" w16cid:durableId="500856601">
-    <w:abstractNumId w:val="12"/>
+    <w:abstractNumId w:val="13"/>
   </w:num>
   <w:num w:numId="13" w16cid:durableId="992837177">
+    <w:abstractNumId w:val="10"/>
+  </w:num>
+  <w:num w:numId="14" w16cid:durableId="1882353960">
+    <w:abstractNumId w:val="18"/>
+  </w:num>
+  <w:num w:numId="15" w16cid:durableId="1881630982">
+    <w:abstractNumId w:val="16"/>
+  </w:num>
+  <w:num w:numId="16" w16cid:durableId="2039621092">
+    <w:abstractNumId w:val="19"/>
+  </w:num>
+  <w:num w:numId="17" w16cid:durableId="1396272863">
+    <w:abstractNumId w:val="8"/>
+  </w:num>
+  <w:num w:numId="18" w16cid:durableId="785197196">
+    <w:abstractNumId w:val="14"/>
+  </w:num>
+  <w:num w:numId="19" w16cid:durableId="915476518">
     <w:abstractNumId w:val="9"/>
   </w:num>
-  <w:num w:numId="14" w16cid:durableId="1882353960">
-    <w:abstractNumId w:val="17"/>
-  </w:num>
-  <w:num w:numId="15" w16cid:durableId="1881630982">
+  <w:num w:numId="20" w16cid:durableId="1219631287">
     <w:abstractNumId w:val="15"/>
-  </w:num>
-  <w:num w:numId="16" w16cid:durableId="2039621092">
-    <w:abstractNumId w:val="18"/>
-  </w:num>
-  <w:num w:numId="17" w16cid:durableId="1396272863">
-    <w:abstractNumId w:val="7"/>
-  </w:num>
-  <w:num w:numId="18" w16cid:durableId="785197196">
-    <w:abstractNumId w:val="13"/>
-  </w:num>
-  <w:num w:numId="19" w16cid:durableId="915476518">
-    <w:abstractNumId w:val="8"/>
-  </w:num>
-  <w:num w:numId="20" w16cid:durableId="1219631287">
-    <w:abstractNumId w:val="14"/>
   </w:num>
   <w:num w:numId="21" w16cid:durableId="1173684240">
     <w:abstractNumId w:val="4"/>
   </w:num>
   <w:num w:numId="22" w16cid:durableId="389306422">
-    <w:abstractNumId w:val="16"/>
+    <w:abstractNumId w:val="17"/>
   </w:num>
   <w:num w:numId="23" w16cid:durableId="1529103777">
-    <w:abstractNumId w:val="23"/>
+    <w:abstractNumId w:val="24"/>
   </w:num>
   <w:num w:numId="24" w16cid:durableId="1740592303">
     <w:abstractNumId w:val="3"/>
+  </w:num>
+  <w:num w:numId="25" w16cid:durableId="2012368040">
+    <w:abstractNumId w:val="5"/>
   </w:num>
 </w:numbering>
 </file>
